--- a/report/创新实践设计报告.docx
+++ b/report/创新实践设计报告.docx
@@ -11,42 +11,6 @@
       <w:pPr>
         <w:spacing w:after="0" w:line="480" w:lineRule="exact"/>
       </w:pPr>
-      <w:r>
-        <w:fldChar w:fldCharType="begin"/>
-      </w:r>
-      <w:r>
-        <w:instrText xml:space="preserve"> PAGE  \* MERGEFORMAT </w:instrText>
-      </w:r>
-      <w:r>
-        <w:fldChar w:fldCharType="separate"/>
-      </w:r>
-      <w:r>
-        <w:rPr>
-          <w:noProof/>
-        </w:rPr>
-        <w:t>1</w:t>
-      </w:r>
-      <w:r>
-        <w:fldChar w:fldCharType="end"/>
-      </w:r>
-      <w:r>
-        <w:fldChar w:fldCharType="begin"/>
-      </w:r>
-      <w:r>
-        <w:instrText xml:space="preserve"> PAGE  \* MERGEFORMAT </w:instrText>
-      </w:r>
-      <w:r>
-        <w:fldChar w:fldCharType="separate"/>
-      </w:r>
-      <w:r>
-        <w:rPr>
-          <w:noProof/>
-        </w:rPr>
-        <w:t>1</w:t>
-      </w:r>
-      <w:r>
-        <w:fldChar w:fldCharType="end"/>
-      </w:r>
     </w:p>
     <w:p>
       <w:pPr>
@@ -351,64 +315,16 @@
     </w:p>
     <w:p>
       <w:pPr>
+        <w:spacing w:after="0" w:line="480" w:lineRule="exact"/>
+        <w:rPr>
+          <w:lang w:eastAsia="zh-CN"/>
+        </w:rPr>
+      </w:pPr>
+    </w:p>
+    <w:p>
+      <w:pPr>
         <w:spacing w:after="0" w:line="560" w:lineRule="exact"/>
         <w:jc w:val="center"/>
-        <w:rPr>
-          <w:lang w:eastAsia="zh-CN"/>
-        </w:rPr>
-      </w:pPr>
-    </w:p>
-    <w:p>
-      <w:pPr>
-        <w:spacing w:after="0" w:line="560" w:lineRule="exact"/>
-        <w:jc w:val="center"/>
-        <w:rPr>
-          <w:lang w:eastAsia="zh-CN"/>
-        </w:rPr>
-      </w:pPr>
-      <w:r>
-        <w:rPr>
-          <w:rFonts w:eastAsia="黑体"/>
-          <w:sz w:val="30"/>
-          <w:lang w:eastAsia="zh-CN"/>
-        </w:rPr>
-        <w:t>定稿日期：</w:t>
-      </w:r>
-      <w:r>
-        <w:rPr>
-          <w:rFonts w:eastAsia="黑体"/>
-          <w:sz w:val="30"/>
-          <w:lang w:eastAsia="zh-CN"/>
-        </w:rPr>
-        <w:t>2026</w:t>
-      </w:r>
-      <w:r>
-        <w:rPr>
-          <w:rFonts w:eastAsia="黑体"/>
-          <w:sz w:val="30"/>
-          <w:lang w:eastAsia="zh-CN"/>
-        </w:rPr>
-        <w:t>年</w:t>
-      </w:r>
-      <w:r>
-        <w:rPr>
-          <w:rFonts w:eastAsia="黑体"/>
-          <w:sz w:val="30"/>
-          <w:lang w:eastAsia="zh-CN"/>
-        </w:rPr>
-        <w:t>6</w:t>
-      </w:r>
-      <w:r>
-        <w:rPr>
-          <w:rFonts w:eastAsia="黑体"/>
-          <w:sz w:val="30"/>
-          <w:lang w:eastAsia="zh-CN"/>
-        </w:rPr>
-        <w:t>月</w:t>
-      </w:r>
-    </w:p>
-    <w:p>
-      <w:pPr>
         <w:rPr>
           <w:lang w:eastAsia="zh-CN"/>
         </w:rPr>
@@ -425,11 +341,49 @@
           <w:docGrid w:linePitch="360"/>
         </w:sectPr>
       </w:pPr>
-    </w:p>
-    <w:p>
-      <w:pPr>
-        <w:spacing w:before="120" w:after="120"/>
-        <w:jc w:val="center"/>
+      <w:r>
+        <w:rPr>
+          <w:rFonts w:eastAsia="黑体"/>
+          <w:sz w:val="30"/>
+          <w:lang w:eastAsia="zh-CN"/>
+        </w:rPr>
+        <w:t>定稿日期：</w:t>
+      </w:r>
+      <w:r>
+        <w:rPr>
+          <w:rFonts w:eastAsia="黑体"/>
+          <w:sz w:val="30"/>
+          <w:lang w:eastAsia="zh-CN"/>
+        </w:rPr>
+        <w:t>2026</w:t>
+      </w:r>
+      <w:r>
+        <w:rPr>
+          <w:rFonts w:eastAsia="黑体"/>
+          <w:sz w:val="30"/>
+          <w:lang w:eastAsia="zh-CN"/>
+        </w:rPr>
+        <w:t>年</w:t>
+      </w:r>
+      <w:r>
+        <w:rPr>
+          <w:rFonts w:eastAsia="黑体"/>
+          <w:sz w:val="30"/>
+          <w:lang w:eastAsia="zh-CN"/>
+        </w:rPr>
+        <w:t>6</w:t>
+      </w:r>
+      <w:r>
+        <w:rPr>
+          <w:rFonts w:eastAsia="黑体"/>
+          <w:sz w:val="30"/>
+          <w:lang w:eastAsia="zh-CN"/>
+        </w:rPr>
+        <w:t>月</w:t>
+      </w:r>
+    </w:p>
+    <w:p>
+      <w:pPr>
         <w:rPr>
           <w:lang w:eastAsia="zh-CN"/>
         </w:rPr>
@@ -442,6 +396,15 @@
           <w:docGrid w:linePitch="360"/>
         </w:sectPr>
       </w:pPr>
+    </w:p>
+    <w:p>
+      <w:pPr>
+        <w:spacing w:before="120" w:after="120"/>
+        <w:jc w:val="center"/>
+        <w:rPr>
+          <w:lang w:eastAsia="zh-CN"/>
+        </w:rPr>
+      </w:pPr>
       <w:bookmarkStart w:id="0" w:name="_Toc233630888"/>
       <w:r>
         <w:rPr>
@@ -467,7 +430,6 @@
           <w:rFonts w:hint="eastAsia"/>
           <w:lang w:eastAsia="zh-CN"/>
         </w:rPr>
-        <w:lastRenderedPageBreak/>
         <w:t>随着大语言模型技术的快速发展，多</w:t>
       </w:r>
       <w:r>
@@ -1052,63 +1014,6 @@
         <w:rPr>
           <w:lang w:eastAsia="zh-CN"/>
         </w:rPr>
-      </w:pPr>
-      <w:r>
-        <w:rPr>
-          <w:rFonts w:eastAsia="黑体"/>
-          <w:b/>
-          <w:lang w:eastAsia="zh-CN"/>
-        </w:rPr>
-        <w:t>关键词：</w:t>
-      </w:r>
-      <w:r>
-        <w:rPr>
-          <w:lang w:eastAsia="zh-CN"/>
-        </w:rPr>
-        <w:t>多</w:t>
-      </w:r>
-      <w:r>
-        <w:rPr>
-          <w:lang w:eastAsia="zh-CN"/>
-        </w:rPr>
-        <w:t>Agent</w:t>
-      </w:r>
-      <w:r>
-        <w:rPr>
-          <w:lang w:eastAsia="zh-CN"/>
-        </w:rPr>
-        <w:t>编排；大语言模型；</w:t>
-      </w:r>
-      <w:r>
-        <w:rPr>
-          <w:lang w:eastAsia="zh-CN"/>
-        </w:rPr>
-        <w:t>DAG</w:t>
-      </w:r>
-      <w:r>
-        <w:rPr>
-          <w:lang w:eastAsia="zh-CN"/>
-        </w:rPr>
-        <w:t>调度；领域特定语言；工具调用</w:t>
-      </w:r>
-    </w:p>
-    <w:p>
-      <w:pPr>
-        <w:rPr>
-          <w:lang w:eastAsia="zh-CN"/>
-        </w:rPr>
-      </w:pPr>
-      <w:r>
-        <w:rPr>
-          <w:lang w:eastAsia="zh-CN"/>
-        </w:rPr>
-        <w:br w:type="page"/>
-      </w:r>
-    </w:p>
-    <w:p>
-      <w:pPr>
-        <w:spacing w:before="120" w:after="120"/>
-        <w:jc w:val="center"/>
         <w:sectPr>
           <w:headerReference w:type="default" r:id="rId16"/>
           <w:footerReference w:type="default" r:id="rId17"/>
@@ -1118,6 +1023,64 @@
           <w:docGrid w:linePitch="360"/>
         </w:sectPr>
       </w:pPr>
+      <w:r>
+        <w:rPr>
+          <w:rFonts w:eastAsia="黑体"/>
+          <w:b/>
+          <w:lang w:eastAsia="zh-CN"/>
+        </w:rPr>
+        <w:t>关键词：</w:t>
+      </w:r>
+      <w:r>
+        <w:rPr>
+          <w:lang w:eastAsia="zh-CN"/>
+        </w:rPr>
+        <w:t>多</w:t>
+      </w:r>
+      <w:r>
+        <w:rPr>
+          <w:lang w:eastAsia="zh-CN"/>
+        </w:rPr>
+        <w:t>Agent</w:t>
+      </w:r>
+      <w:r>
+        <w:rPr>
+          <w:lang w:eastAsia="zh-CN"/>
+        </w:rPr>
+        <w:t>编排；大语言模型；</w:t>
+      </w:r>
+      <w:r>
+        <w:rPr>
+          <w:lang w:eastAsia="zh-CN"/>
+        </w:rPr>
+        <w:t>DAG</w:t>
+      </w:r>
+      <w:r>
+        <w:rPr>
+          <w:lang w:eastAsia="zh-CN"/>
+        </w:rPr>
+        <w:t>调度；领域特定语言；工具调用</w:t>
+      </w:r>
+    </w:p>
+    <w:p>
+      <w:pPr>
+        <w:rPr>
+          <w:lang w:eastAsia="zh-CN"/>
+        </w:rPr>
+      </w:pPr>
+      <w:r>
+        <w:rPr>
+          <w:lang w:eastAsia="zh-CN"/>
+        </w:rPr>
+        <w:lastRenderedPageBreak/>
+        <w:br w:type="page"/>
+      </w:r>
+    </w:p>
+    <w:p>
+      <w:pPr>
+        <w:spacing w:before="120" w:after="120"/>
+        <w:jc w:val="center"/>
+      </w:pPr>
       <w:bookmarkStart w:id="1" w:name="_Toc233630889"/>
       <w:r>
         <w:rPr>
@@ -1135,7 +1098,6 @@
         <w:ind w:firstLine="480"/>
       </w:pPr>
       <w:r>
-        <w:lastRenderedPageBreak/>
         <w:t>With the rapid development of large language model technology, multi-agent collaborative workflows have shown broad application prospects in software engineering, data analysis, and automated operations. The advancement of LLM capabilities in natural language understanding, code generation, and logical reasoning has made it possible to build intelligent agents that can make autonomous decisions and collaborate effectively. However, existing multi-agent orchestration tools suffer from monotonous interaction methods, complex dependency declarations, and lack of runtime monitoring, making them difficult for non-technical users to adopt.</w:t>
       </w:r>
     </w:p>
@@ -1163,7 +1125,11 @@
         <w:ind w:firstLine="480"/>
       </w:pPr>
       <w:r>
-        <w:t>The system is developed in Python with the backend based on the FastAPI framework and the terminal interface implemented using Rich and prompt_toolkit libraries. The project contains 112 Python source files with approximately 58,000 lines of code. System correctness has been verified through 1,372 automated test cases covering all major modules. Tests run in GitHub Actions CI environment across Python 3.10, 3.11, and 3.12. Results show that the DAG engine correctly handles complex dependency graphs with fan-out and fan-in structures, the scheduler effectively utilizes asynchronous IO for throughput improvement, and the tool calling mechanism reliably completes file operations and code searching tasks.</w:t>
+        <w:t xml:space="preserve">The system is developed in Python with the backend based on the FastAPI framework and the terminal interface implemented using Rich and prompt_toolkit libraries. The project contains 112 Python source files with approximately 58,000 lines of code. System correctness has been verified through 1,372 automated test cases covering all major modules. Tests run in GitHub Actions CI environment across Python 3.10, 3.11, and 3.12. Results show that the DAG engine correctly handles complex dependency graphs with fan-out and fan-in structures, the scheduler effectively utilizes asynchronous </w:t>
+      </w:r>
+      <w:r>
+        <w:lastRenderedPageBreak/>
+        <w:t>IO for throughput improvement, and the tool calling mechanism reliably completes file operations and code searching tasks.</w:t>
       </w:r>
     </w:p>
     <w:p>
@@ -1174,27 +1140,6 @@
     <w:p>
       <w:pPr>
         <w:ind w:firstLine="480"/>
-      </w:pPr>
-      <w:r>
-        <w:rPr>
-          <w:rFonts w:eastAsia="黑体"/>
-          <w:b/>
-        </w:rPr>
-        <w:t xml:space="preserve">Key Words: </w:t>
-      </w:r>
-      <w:r>
-        <w:t>Multi-agent orchestration; Large language model; DAG scheduling; Domain-specific language; Tool calling</w:t>
-      </w:r>
-    </w:p>
-    <w:p>
-      <w:r>
-        <w:br w:type="page"/>
-      </w:r>
-    </w:p>
-    <w:p>
-      <w:pPr>
-        <w:spacing w:before="120" w:after="120"/>
-        <w:jc w:val="center"/>
         <w:sectPr>
           <w:headerReference w:type="default" r:id="rId18"/>
           <w:footerReference w:type="default" r:id="rId19"/>
@@ -1206,6 +1151,27 @@
       </w:pPr>
       <w:r>
         <w:rPr>
+          <w:b/>
+        </w:rPr>
+        <w:t xml:space="preserve">Key Words: </w:t>
+      </w:r>
+      <w:r>
+        <w:t>Multi-agent orchestration; Large language model; DAG scheduling; Domain-specific language; Tool calling</w:t>
+      </w:r>
+    </w:p>
+    <w:p>
+      <w:r>
+        <w:lastRenderedPageBreak/>
+        <w:br w:type="page"/>
+      </w:r>
+    </w:p>
+    <w:p>
+      <w:pPr>
+        <w:spacing w:before="120" w:after="120"/>
+        <w:jc w:val="center"/>
+      </w:pPr>
+      <w:r>
+        <w:rPr>
           <w:rFonts w:eastAsia="黑体"/>
           <w:sz w:val="30"/>
         </w:rPr>
@@ -1232,7 +1198,6 @@
         </w:rPr>
       </w:pPr>
       <w:r>
-        <w:lastRenderedPageBreak/>
         <w:fldChar w:fldCharType="begin"/>
       </w:r>
       <w:r>
@@ -1296,7 +1261,7 @@
         <w:rPr>
           <w:noProof/>
         </w:rPr>
-        <w:instrText xml:space="preserve"> PAGEREF _Toc233635923 \h </w:instrText>
+        <w:instrText xml:space="preserve"> PAGEREF _Toc233638913 \h </w:instrText>
       </w:r>
       <w:r>
         <w:rPr>
@@ -1368,7 +1333,7 @@
         <w:rPr>
           <w:noProof/>
         </w:rPr>
-        <w:instrText xml:space="preserve"> PAGEREF _Toc233635924 \h </w:instrText>
+        <w:instrText xml:space="preserve"> PAGEREF _Toc233638914 \h </w:instrText>
       </w:r>
       <w:r>
         <w:rPr>
@@ -1385,7 +1350,7 @@
         <w:rPr>
           <w:noProof/>
         </w:rPr>
-        <w:t>10</w:t>
+        <w:t>9</w:t>
       </w:r>
       <w:r>
         <w:rPr>
@@ -1440,7 +1405,7 @@
         <w:rPr>
           <w:noProof/>
         </w:rPr>
-        <w:instrText xml:space="preserve"> PAGEREF _Toc233635925 \h </w:instrText>
+        <w:instrText xml:space="preserve"> PAGEREF _Toc233638915 \h </w:instrText>
       </w:r>
       <w:r>
         <w:rPr>
@@ -1512,7 +1477,7 @@
         <w:rPr>
           <w:noProof/>
         </w:rPr>
-        <w:instrText xml:space="preserve"> PAGEREF _Toc233635926 \h </w:instrText>
+        <w:instrText xml:space="preserve"> PAGEREF _Toc233638916 \h </w:instrText>
       </w:r>
       <w:r>
         <w:rPr>
@@ -1601,7 +1566,7 @@
         <w:rPr>
           <w:noProof/>
         </w:rPr>
-        <w:instrText xml:space="preserve"> PAGEREF _Toc233635927 \h </w:instrText>
+        <w:instrText xml:space="preserve"> PAGEREF _Toc233638917 \h </w:instrText>
       </w:r>
       <w:r>
         <w:rPr>
@@ -1673,7 +1638,7 @@
         <w:rPr>
           <w:noProof/>
         </w:rPr>
-        <w:instrText xml:space="preserve"> PAGEREF _Toc233635928 \h </w:instrText>
+        <w:instrText xml:space="preserve"> PAGEREF _Toc233638918 \h </w:instrText>
       </w:r>
       <w:r>
         <w:rPr>
@@ -1745,7 +1710,7 @@
         <w:rPr>
           <w:noProof/>
         </w:rPr>
-        <w:instrText xml:space="preserve"> PAGEREF _Toc233635929 \h </w:instrText>
+        <w:instrText xml:space="preserve"> PAGEREF _Toc233638919 \h </w:instrText>
       </w:r>
       <w:r>
         <w:rPr>
@@ -1817,7 +1782,7 @@
         <w:rPr>
           <w:noProof/>
         </w:rPr>
-        <w:instrText xml:space="preserve"> PAGEREF _Toc233635930 \h </w:instrText>
+        <w:instrText xml:space="preserve"> PAGEREF _Toc233638920 \h </w:instrText>
       </w:r>
       <w:r>
         <w:rPr>
@@ -1889,7 +1854,7 @@
         <w:rPr>
           <w:noProof/>
         </w:rPr>
-        <w:instrText xml:space="preserve"> PAGEREF _Toc233635931 \h </w:instrText>
+        <w:instrText xml:space="preserve"> PAGEREF _Toc233638921 \h </w:instrText>
       </w:r>
       <w:r>
         <w:rPr>
@@ -1961,7 +1926,7 @@
         <w:rPr>
           <w:noProof/>
         </w:rPr>
-        <w:instrText xml:space="preserve"> PAGEREF _Toc233635932 \h </w:instrText>
+        <w:instrText xml:space="preserve"> PAGEREF _Toc233638922 \h </w:instrText>
       </w:r>
       <w:r>
         <w:rPr>
@@ -2033,7 +1998,7 @@
         <w:rPr>
           <w:noProof/>
         </w:rPr>
-        <w:instrText xml:space="preserve"> PAGEREF _Toc233635933 \h </w:instrText>
+        <w:instrText xml:space="preserve"> PAGEREF _Toc233638923 \h </w:instrText>
       </w:r>
       <w:r>
         <w:rPr>
@@ -2105,7 +2070,7 @@
         <w:rPr>
           <w:noProof/>
         </w:rPr>
-        <w:instrText xml:space="preserve"> PAGEREF _Toc233635934 \h </w:instrText>
+        <w:instrText xml:space="preserve"> PAGEREF _Toc233638924 \h </w:instrText>
       </w:r>
       <w:r>
         <w:rPr>
@@ -2177,7 +2142,7 @@
         <w:rPr>
           <w:noProof/>
         </w:rPr>
-        <w:instrText xml:space="preserve"> PAGEREF _Toc233635935 \h </w:instrText>
+        <w:instrText xml:space="preserve"> PAGEREF _Toc233638925 \h </w:instrText>
       </w:r>
       <w:r>
         <w:rPr>
@@ -2266,7 +2231,7 @@
         <w:rPr>
           <w:noProof/>
         </w:rPr>
-        <w:instrText xml:space="preserve"> PAGEREF _Toc233635936 \h </w:instrText>
+        <w:instrText xml:space="preserve"> PAGEREF _Toc233638926 \h </w:instrText>
       </w:r>
       <w:r>
         <w:rPr>
@@ -2338,7 +2303,7 @@
         <w:rPr>
           <w:noProof/>
         </w:rPr>
-        <w:instrText xml:space="preserve"> PAGEREF _Toc233635937 \h </w:instrText>
+        <w:instrText xml:space="preserve"> PAGEREF _Toc233638927 \h </w:instrText>
       </w:r>
       <w:r>
         <w:rPr>
@@ -2410,7 +2375,7 @@
         <w:rPr>
           <w:noProof/>
         </w:rPr>
-        <w:instrText xml:space="preserve"> PAGEREF _Toc233635938 \h </w:instrText>
+        <w:instrText xml:space="preserve"> PAGEREF _Toc233638928 \h </w:instrText>
       </w:r>
       <w:r>
         <w:rPr>
@@ -2482,7 +2447,7 @@
         <w:rPr>
           <w:noProof/>
         </w:rPr>
-        <w:instrText xml:space="preserve"> PAGEREF _Toc233635939 \h </w:instrText>
+        <w:instrText xml:space="preserve"> PAGEREF _Toc233638929 \h </w:instrText>
       </w:r>
       <w:r>
         <w:rPr>
@@ -2554,7 +2519,7 @@
         <w:rPr>
           <w:noProof/>
         </w:rPr>
-        <w:instrText xml:space="preserve"> PAGEREF _Toc233635940 \h </w:instrText>
+        <w:instrText xml:space="preserve"> PAGEREF _Toc233638930 \h </w:instrText>
       </w:r>
       <w:r>
         <w:rPr>
@@ -2626,7 +2591,7 @@
         <w:rPr>
           <w:noProof/>
         </w:rPr>
-        <w:instrText xml:space="preserve"> PAGEREF _Toc233635941 \h </w:instrText>
+        <w:instrText xml:space="preserve"> PAGEREF _Toc233638931 \h </w:instrText>
       </w:r>
       <w:r>
         <w:rPr>
@@ -2698,7 +2663,7 @@
         <w:rPr>
           <w:noProof/>
         </w:rPr>
-        <w:instrText xml:space="preserve"> PAGEREF _Toc233635942 \h </w:instrText>
+        <w:instrText xml:space="preserve"> PAGEREF _Toc233638932 \h </w:instrText>
       </w:r>
       <w:r>
         <w:rPr>
@@ -2770,7 +2735,7 @@
         <w:rPr>
           <w:noProof/>
         </w:rPr>
-        <w:instrText xml:space="preserve"> PAGEREF _Toc233635943 \h </w:instrText>
+        <w:instrText xml:space="preserve"> PAGEREF _Toc233638933 \h </w:instrText>
       </w:r>
       <w:r>
         <w:rPr>
@@ -2842,7 +2807,7 @@
         <w:rPr>
           <w:noProof/>
         </w:rPr>
-        <w:instrText xml:space="preserve"> PAGEREF _Toc233635944 \h </w:instrText>
+        <w:instrText xml:space="preserve"> PAGEREF _Toc233638934 \h </w:instrText>
       </w:r>
       <w:r>
         <w:rPr>
@@ -2890,6 +2855,7 @@
         <w:rPr>
           <w:noProof/>
         </w:rPr>
+        <w:lastRenderedPageBreak/>
         <w:t xml:space="preserve">3.2.5 </w:t>
       </w:r>
       <w:r>
@@ -2914,7 +2880,7 @@
         <w:rPr>
           <w:noProof/>
         </w:rPr>
-        <w:instrText xml:space="preserve"> PAGEREF _Toc233635945 \h </w:instrText>
+        <w:instrText xml:space="preserve"> PAGEREF _Toc233638935 \h </w:instrText>
       </w:r>
       <w:r>
         <w:rPr>
@@ -2962,7 +2928,6 @@
         <w:rPr>
           <w:noProof/>
         </w:rPr>
-        <w:lastRenderedPageBreak/>
         <w:t xml:space="preserve">3.2.6 </w:t>
       </w:r>
       <w:r>
@@ -2987,7 +2952,7 @@
         <w:rPr>
           <w:noProof/>
         </w:rPr>
-        <w:instrText xml:space="preserve"> PAGEREF _Toc233635946 \h </w:instrText>
+        <w:instrText xml:space="preserve"> PAGEREF _Toc233638936 \h </w:instrText>
       </w:r>
       <w:r>
         <w:rPr>
@@ -3059,7 +3024,7 @@
         <w:rPr>
           <w:noProof/>
         </w:rPr>
-        <w:instrText xml:space="preserve"> PAGEREF _Toc233635947 \h </w:instrText>
+        <w:instrText xml:space="preserve"> PAGEREF _Toc233638937 \h </w:instrText>
       </w:r>
       <w:r>
         <w:rPr>
@@ -3148,7 +3113,7 @@
         <w:rPr>
           <w:noProof/>
         </w:rPr>
-        <w:instrText xml:space="preserve"> PAGEREF _Toc233635948 \h </w:instrText>
+        <w:instrText xml:space="preserve"> PAGEREF _Toc233638938 \h </w:instrText>
       </w:r>
       <w:r>
         <w:rPr>
@@ -3220,7 +3185,7 @@
         <w:rPr>
           <w:noProof/>
         </w:rPr>
-        <w:instrText xml:space="preserve"> PAGEREF _Toc233635949 \h </w:instrText>
+        <w:instrText xml:space="preserve"> PAGEREF _Toc233638939 \h </w:instrText>
       </w:r>
       <w:r>
         <w:rPr>
@@ -3292,7 +3257,7 @@
         <w:rPr>
           <w:noProof/>
         </w:rPr>
-        <w:instrText xml:space="preserve"> PAGEREF _Toc233635950 \h </w:instrText>
+        <w:instrText xml:space="preserve"> PAGEREF _Toc233638940 \h </w:instrText>
       </w:r>
       <w:r>
         <w:rPr>
@@ -3364,7 +3329,7 @@
         <w:rPr>
           <w:noProof/>
         </w:rPr>
-        <w:instrText xml:space="preserve"> PAGEREF _Toc233635951 \h </w:instrText>
+        <w:instrText xml:space="preserve"> PAGEREF _Toc233638941 \h </w:instrText>
       </w:r>
       <w:r>
         <w:rPr>
@@ -3436,7 +3401,7 @@
         <w:rPr>
           <w:noProof/>
         </w:rPr>
-        <w:instrText xml:space="preserve"> PAGEREF _Toc233635952 \h </w:instrText>
+        <w:instrText xml:space="preserve"> PAGEREF _Toc233638942 \h </w:instrText>
       </w:r>
       <w:r>
         <w:rPr>
@@ -3508,7 +3473,7 @@
         <w:rPr>
           <w:noProof/>
         </w:rPr>
-        <w:instrText xml:space="preserve"> PAGEREF _Toc233635953 \h </w:instrText>
+        <w:instrText xml:space="preserve"> PAGEREF _Toc233638943 \h </w:instrText>
       </w:r>
       <w:r>
         <w:rPr>
@@ -3580,7 +3545,7 @@
         <w:rPr>
           <w:noProof/>
         </w:rPr>
-        <w:instrText xml:space="preserve"> PAGEREF _Toc233635954 \h </w:instrText>
+        <w:instrText xml:space="preserve"> PAGEREF _Toc233638944 \h </w:instrText>
       </w:r>
       <w:r>
         <w:rPr>
@@ -3652,7 +3617,7 @@
         <w:rPr>
           <w:noProof/>
         </w:rPr>
-        <w:instrText xml:space="preserve"> PAGEREF _Toc233635955 \h </w:instrText>
+        <w:instrText xml:space="preserve"> PAGEREF _Toc233638945 \h </w:instrText>
       </w:r>
       <w:r>
         <w:rPr>
@@ -3724,7 +3689,7 @@
         <w:rPr>
           <w:noProof/>
         </w:rPr>
-        <w:instrText xml:space="preserve"> PAGEREF _Toc233635956 \h </w:instrText>
+        <w:instrText xml:space="preserve"> PAGEREF _Toc233638946 \h </w:instrText>
       </w:r>
       <w:r>
         <w:rPr>
@@ -3813,7 +3778,7 @@
         <w:rPr>
           <w:noProof/>
         </w:rPr>
-        <w:instrText xml:space="preserve"> PAGEREF _Toc233635957 \h </w:instrText>
+        <w:instrText xml:space="preserve"> PAGEREF _Toc233638947 \h </w:instrText>
       </w:r>
       <w:r>
         <w:rPr>
@@ -3885,7 +3850,7 @@
         <w:rPr>
           <w:noProof/>
         </w:rPr>
-        <w:instrText xml:space="preserve"> PAGEREF _Toc233635958 \h </w:instrText>
+        <w:instrText xml:space="preserve"> PAGEREF _Toc233638948 \h </w:instrText>
       </w:r>
       <w:r>
         <w:rPr>
@@ -3957,7 +3922,7 @@
         <w:rPr>
           <w:noProof/>
         </w:rPr>
-        <w:instrText xml:space="preserve"> PAGEREF _Toc233635959 \h </w:instrText>
+        <w:instrText xml:space="preserve"> PAGEREF _Toc233638949 \h </w:instrText>
       </w:r>
       <w:r>
         <w:rPr>
@@ -4022,7 +3987,7 @@
         <w:rPr>
           <w:noProof/>
         </w:rPr>
-        <w:instrText xml:space="preserve"> PAGEREF _Toc233635960 \h </w:instrText>
+        <w:instrText xml:space="preserve"> PAGEREF _Toc233638950 \h </w:instrText>
       </w:r>
       <w:r>
         <w:rPr>
@@ -4087,7 +4052,7 @@
         <w:rPr>
           <w:noProof/>
         </w:rPr>
-        <w:instrText xml:space="preserve"> PAGEREF _Toc233635961 \h </w:instrText>
+        <w:instrText xml:space="preserve"> PAGEREF _Toc233638951 \h </w:instrText>
       </w:r>
       <w:r>
         <w:rPr>
@@ -4116,19 +4081,11 @@
     <w:p>
       <w:pPr>
         <w:pStyle w:val="1"/>
-        <w:sectPr>
-          <w:headerReference w:type="default" r:id="rId20"/>
-          <w:footerReference w:type="default" r:id="rId21"/>
-          <w:pgSz w:w="11906" w:h="16838"/>
-          <w:pgMar w:top="1417" w:right="1247" w:bottom="1417" w:left="1984" w:header="850" w:footer="992" w:gutter="0"/>
-          <w:cols w:space="720"/>
-          <w:docGrid w:linePitch="360"/>
-        </w:sectPr>
       </w:pPr>
       <w:r>
         <w:fldChar w:fldCharType="end"/>
       </w:r>
-      <w:bookmarkStart w:id="3" w:name="_Toc233635923"/>
+      <w:bookmarkStart w:id="3" w:name="_Toc233638913"/>
       <w:r>
         <w:rPr>
           <w:rFonts w:hint="eastAsia"/>
@@ -4165,9 +4122,8 @@
       <w:pPr>
         <w:pStyle w:val="21"/>
       </w:pPr>
-      <w:bookmarkStart w:id="4" w:name="_Toc233635924"/>
-      <w:r>
-        <w:lastRenderedPageBreak/>
+      <w:bookmarkStart w:id="4" w:name="_Toc233638914"/>
+      <w:r>
         <w:t xml:space="preserve">1.1 </w:t>
       </w:r>
       <w:r>
@@ -4365,7 +4321,14 @@
         <w:rPr>
           <w:rFonts w:hint="eastAsia"/>
         </w:rPr>
-        <w:t>模型，在代码生成和长上下文理解方面表现突出。国内</w:t>
+        <w:t>模型，在代码生成和长上下文理解方面表现</w:t>
+      </w:r>
+      <w:r>
+        <w:rPr>
+          <w:rFonts w:hint="eastAsia"/>
+        </w:rPr>
+        <w:lastRenderedPageBreak/>
+        <w:t>突出。国内</w:t>
       </w:r>
       <w:r>
         <w:rPr>
@@ -4559,7 +4522,7 @@
         <w:pStyle w:val="21"/>
       </w:pPr>
       <w:bookmarkStart w:id="5" w:name="_Toc233630892"/>
-      <w:bookmarkStart w:id="6" w:name="_Toc233635925"/>
+      <w:bookmarkStart w:id="6" w:name="_Toc233638915"/>
       <w:r>
         <w:t xml:space="preserve">1.2 </w:t>
       </w:r>
@@ -4659,7 +4622,6 @@
         <w:t>、流式触发</w:t>
       </w:r>
       <w:r>
-        <w:lastRenderedPageBreak/>
         <w:t>(mode: stream)</w:t>
       </w:r>
       <w:r>
@@ -4747,6 +4709,7 @@
         <w:ind w:firstLine="480"/>
       </w:pPr>
       <w:r>
+        <w:lastRenderedPageBreak/>
         <w:t>第三，实现了支持工具调用的</w:t>
       </w:r>
       <w:r>
@@ -4911,7 +4874,7 @@
         <w:pStyle w:val="21"/>
       </w:pPr>
       <w:bookmarkStart w:id="7" w:name="_Toc233630893"/>
-      <w:bookmarkStart w:id="8" w:name="_Toc233635926"/>
+      <w:bookmarkStart w:id="8" w:name="_Toc233638916"/>
       <w:r>
         <w:t xml:space="preserve">1.3 </w:t>
       </w:r>
@@ -4979,9 +4942,6 @@
       </w:r>
     </w:p>
     <w:p>
-      <w:pPr>
-        <w:ind w:firstLine="480"/>
-      </w:pPr>
       <w:r>
         <w:br w:type="page"/>
       </w:r>
@@ -4991,7 +4951,7 @@
         <w:pStyle w:val="1"/>
       </w:pPr>
       <w:bookmarkStart w:id="9" w:name="_Toc233630894"/>
-      <w:bookmarkStart w:id="10" w:name="_Toc233635927"/>
+      <w:bookmarkStart w:id="10" w:name="_Toc233638917"/>
       <w:r>
         <w:lastRenderedPageBreak/>
         <w:t>第</w:t>
@@ -5016,7 +4976,7 @@
         <w:pStyle w:val="21"/>
       </w:pPr>
       <w:bookmarkStart w:id="11" w:name="_Toc233630895"/>
-      <w:bookmarkStart w:id="12" w:name="_Toc233635928"/>
+      <w:bookmarkStart w:id="12" w:name="_Toc233638918"/>
       <w:r>
         <w:t xml:space="preserve">2.1 </w:t>
       </w:r>
@@ -5148,7 +5108,7 @@
         <w:pStyle w:val="21"/>
       </w:pPr>
       <w:bookmarkStart w:id="13" w:name="_Toc233630896"/>
-      <w:bookmarkStart w:id="14" w:name="_Toc233635929"/>
+      <w:bookmarkStart w:id="14" w:name="_Toc233638919"/>
       <w:r>
         <w:t xml:space="preserve">2.2 </w:t>
       </w:r>
@@ -5163,7 +5123,7 @@
         <w:pStyle w:val="31"/>
       </w:pPr>
       <w:bookmarkStart w:id="15" w:name="_Toc233630897"/>
-      <w:bookmarkStart w:id="16" w:name="_Toc233635930"/>
+      <w:bookmarkStart w:id="16" w:name="_Toc233638920"/>
       <w:r>
         <w:t>2.2.1 DSL</w:t>
       </w:r>
@@ -5346,7 +5306,7 @@
         <w:pStyle w:val="31"/>
       </w:pPr>
       <w:bookmarkStart w:id="17" w:name="_Toc233630898"/>
-      <w:bookmarkStart w:id="18" w:name="_Toc233635931"/>
+      <w:bookmarkStart w:id="18" w:name="_Toc233638921"/>
       <w:r>
         <w:t>2.2.2 DAG</w:t>
       </w:r>
@@ -5430,7 +5390,7 @@
         <w:pStyle w:val="31"/>
       </w:pPr>
       <w:bookmarkStart w:id="19" w:name="_Toc233630899"/>
-      <w:bookmarkStart w:id="20" w:name="_Toc233635932"/>
+      <w:bookmarkStart w:id="20" w:name="_Toc233638922"/>
       <w:r>
         <w:t>2.2.3 LLM Agent</w:t>
       </w:r>
@@ -5482,17 +5442,17 @@
         <w:t>Agent</w:t>
       </w:r>
       <w:r>
-        <w:t>在执行过程中应能够自主决定是否调用外部工具，工具调用结果应反馈给</w:t>
+        <w:t>在执行过程中应能够自主决定是否调用外部工</w:t>
+      </w:r>
+      <w:r>
+        <w:lastRenderedPageBreak/>
+        <w:t>具，工具调用结果应反馈给</w:t>
       </w:r>
       <w:r>
         <w:t>LLM</w:t>
       </w:r>
       <w:r>
-        <w:t>进行后续处理。工具调用循环应有最大迭代次数</w:t>
-      </w:r>
-      <w:r>
-        <w:lastRenderedPageBreak/>
-        <w:t>限制，防止无限循环。每个</w:t>
+        <w:t>进行后续处理。工具调用循环应有最大迭代次数限制，防止无限循环。每个</w:t>
       </w:r>
       <w:r>
         <w:t>Agent</w:t>
@@ -5530,7 +5490,7 @@
         <w:pStyle w:val="31"/>
       </w:pPr>
       <w:bookmarkStart w:id="21" w:name="_Toc233630900"/>
-      <w:bookmarkStart w:id="22" w:name="_Toc233635933"/>
+      <w:bookmarkStart w:id="22" w:name="_Toc233638923"/>
       <w:r>
         <w:t xml:space="preserve">2.2.4 </w:t>
       </w:r>
@@ -5638,7 +5598,7 @@
         <w:pStyle w:val="31"/>
       </w:pPr>
       <w:bookmarkStart w:id="23" w:name="_Toc233630901"/>
-      <w:bookmarkStart w:id="24" w:name="_Toc233635934"/>
+      <w:bookmarkStart w:id="24" w:name="_Toc233638924"/>
       <w:r>
         <w:t xml:space="preserve">2.2.5 </w:t>
       </w:r>
@@ -5752,7 +5712,7 @@
         <w:pStyle w:val="21"/>
       </w:pPr>
       <w:bookmarkStart w:id="25" w:name="_Toc233630902"/>
-      <w:bookmarkStart w:id="26" w:name="_Toc233635935"/>
+      <w:bookmarkStart w:id="26" w:name="_Toc233638925"/>
       <w:r>
         <w:t xml:space="preserve">2.3 </w:t>
       </w:r>
@@ -5901,9 +5861,6 @@
       </w:r>
     </w:p>
     <w:p>
-      <w:pPr>
-        <w:ind w:firstLine="480"/>
-      </w:pPr>
       <w:r>
         <w:br w:type="page"/>
       </w:r>
@@ -5913,7 +5870,7 @@
         <w:pStyle w:val="1"/>
       </w:pPr>
       <w:bookmarkStart w:id="27" w:name="_Toc233630903"/>
-      <w:bookmarkStart w:id="28" w:name="_Toc233635936"/>
+      <w:bookmarkStart w:id="28" w:name="_Toc233638926"/>
       <w:r>
         <w:lastRenderedPageBreak/>
         <w:t>第</w:t>
@@ -5938,7 +5895,7 @@
         <w:pStyle w:val="21"/>
       </w:pPr>
       <w:bookmarkStart w:id="29" w:name="_Toc233630904"/>
-      <w:bookmarkStart w:id="30" w:name="_Toc233635937"/>
+      <w:bookmarkStart w:id="30" w:name="_Toc233638927"/>
       <w:r>
         <w:t xml:space="preserve">3.1 </w:t>
       </w:r>
@@ -5953,7 +5910,7 @@
         <w:pStyle w:val="31"/>
       </w:pPr>
       <w:bookmarkStart w:id="31" w:name="_Toc233630905"/>
-      <w:bookmarkStart w:id="32" w:name="_Toc233635938"/>
+      <w:bookmarkStart w:id="32" w:name="_Toc233638928"/>
       <w:r>
         <w:t xml:space="preserve">3.1.1 </w:t>
       </w:r>
@@ -6101,7 +6058,6 @@
     <w:p>
       <w:pPr>
         <w:spacing w:before="120" w:after="120" w:line="240" w:lineRule="auto"/>
-        <w:ind w:firstLine="480"/>
         <w:jc w:val="center"/>
       </w:pPr>
       <w:r>
@@ -6125,7 +6081,7 @@
                     <pic:cNvPicPr/>
                   </pic:nvPicPr>
                   <pic:blipFill>
-                    <a:blip r:embed="rId22"/>
+                    <a:blip r:embed="rId20"/>
                     <a:stretch>
                       <a:fillRect/>
                     </a:stretch>
@@ -6149,6 +6105,7 @@
     <w:p>
       <w:pPr>
         <w:spacing w:before="40" w:after="120"/>
+        <w:ind w:firstLine="480"/>
         <w:jc w:val="center"/>
       </w:pPr>
       <w:r>
@@ -6166,7 +6123,7 @@
         <w:pStyle w:val="31"/>
       </w:pPr>
       <w:bookmarkStart w:id="33" w:name="_Toc233630906"/>
-      <w:bookmarkStart w:id="34" w:name="_Toc233635939"/>
+      <w:bookmarkStart w:id="34" w:name="_Toc233638929"/>
       <w:r>
         <w:t xml:space="preserve">3.1.2 </w:t>
       </w:r>
@@ -6419,7 +6376,7 @@
         <w:pStyle w:val="21"/>
       </w:pPr>
       <w:bookmarkStart w:id="35" w:name="_Toc233630907"/>
-      <w:bookmarkStart w:id="36" w:name="_Toc233635940"/>
+      <w:bookmarkStart w:id="36" w:name="_Toc233638930"/>
       <w:r>
         <w:t xml:space="preserve">3.2 </w:t>
       </w:r>
@@ -6434,7 +6391,7 @@
         <w:pStyle w:val="31"/>
       </w:pPr>
       <w:bookmarkStart w:id="37" w:name="_Toc233630908"/>
-      <w:bookmarkStart w:id="38" w:name="_Toc233635941"/>
+      <w:bookmarkStart w:id="38" w:name="_Toc233638931"/>
       <w:r>
         <w:t>3.2.1 DSL v2</w:t>
       </w:r>
@@ -6846,14 +6803,23 @@
         <w:ind w:firstLine="480"/>
       </w:pPr>
       <w:r>
+        <w:lastRenderedPageBreak/>
         <w:t>}</w:t>
       </w:r>
+    </w:p>
+    <w:p>
+      <w:pPr>
+        <w:spacing w:after="0" w:line="280" w:lineRule="exact"/>
+      </w:pPr>
     </w:p>
     <w:p>
       <w:pPr>
         <w:spacing w:after="0" w:line="280" w:lineRule="exact"/>
         <w:ind w:firstLine="480"/>
       </w:pPr>
+      <w:r>
+        <w:t>component complexity-analyzer {</w:t>
+      </w:r>
     </w:p>
     <w:p>
       <w:pPr>
@@ -6861,7 +6827,13 @@
         <w:ind w:firstLine="480"/>
       </w:pPr>
       <w:r>
-        <w:t>component complexity-analyzer {</w:t>
+        <w:t xml:space="preserve">  description: "</w:t>
+      </w:r>
+      <w:r>
+        <w:t>代码复杂度分析专家</w:t>
+      </w:r>
+      <w:r>
+        <w:t>"</w:t>
       </w:r>
     </w:p>
     <w:p>
@@ -6870,10 +6842,10 @@
         <w:ind w:firstLine="480"/>
       </w:pPr>
       <w:r>
-        <w:t xml:space="preserve">  description: "</w:t>
-      </w:r>
-      <w:r>
-        <w:t>代码复杂度分析专家</w:t>
+        <w:t xml:space="preserve">  system_prompt: "</w:t>
+      </w:r>
+      <w:r>
+        <w:t>分析代码的圈复杂度和认知复杂度</w:t>
       </w:r>
       <w:r>
         <w:t>"</w:t>
@@ -6885,10 +6857,10 @@
         <w:ind w:firstLine="480"/>
       </w:pPr>
       <w:r>
-        <w:t xml:space="preserve">  system_prompt: "</w:t>
-      </w:r>
-      <w:r>
-        <w:t>分析代码的圈复杂度和认知复杂度</w:t>
+        <w:t xml:space="preserve">  port input code_content: string "</w:t>
+      </w:r>
+      <w:r>
+        <w:t>待分析的代码</w:t>
       </w:r>
       <w:r>
         <w:t>"</w:t>
@@ -6900,10 +6872,10 @@
         <w:ind w:firstLine="480"/>
       </w:pPr>
       <w:r>
-        <w:t xml:space="preserve">  port input code_content: string "</w:t>
-      </w:r>
-      <w:r>
-        <w:t>待分析的代码</w:t>
+        <w:t xml:space="preserve">  port output analysis: object "</w:t>
+      </w:r>
+      <w:r>
+        <w:t>复杂度分析结果</w:t>
       </w:r>
       <w:r>
         <w:t>"</w:t>
@@ -6915,13 +6887,7 @@
         <w:ind w:firstLine="480"/>
       </w:pPr>
       <w:r>
-        <w:t xml:space="preserve">  port output analysis: object "</w:t>
-      </w:r>
-      <w:r>
-        <w:t>复杂度分析结果</w:t>
-      </w:r>
-      <w:r>
-        <w:t>"</w:t>
+        <w:t xml:space="preserve">  model default: "gpt-4"</w:t>
       </w:r>
     </w:p>
     <w:p>
@@ -6930,7 +6896,7 @@
         <w:ind w:firstLine="480"/>
       </w:pPr>
       <w:r>
-        <w:t xml:space="preserve">  model default: "gpt-4"</w:t>
+        <w:t xml:space="preserve">  model temperature: 0.3</w:t>
       </w:r>
     </w:p>
     <w:p>
@@ -6939,8 +6905,13 @@
         <w:ind w:firstLine="480"/>
       </w:pPr>
       <w:r>
-        <w:t xml:space="preserve">  model temperature: 0.3</w:t>
-      </w:r>
+        <w:t>}</w:t>
+      </w:r>
+    </w:p>
+    <w:p>
+      <w:pPr>
+        <w:spacing w:after="0" w:line="280" w:lineRule="exact"/>
+      </w:pPr>
     </w:p>
     <w:p>
       <w:pPr>
@@ -6948,7 +6919,7 @@
         <w:ind w:firstLine="480"/>
       </w:pPr>
       <w:r>
-        <w:t>}</w:t>
+        <w:t>workflow code_review {</w:t>
       </w:r>
     </w:p>
     <w:p>
@@ -6956,6 +6927,9 @@
         <w:spacing w:after="0" w:line="280" w:lineRule="exact"/>
         <w:ind w:firstLine="480"/>
       </w:pPr>
+      <w:r>
+        <w:t xml:space="preserve">  agent reader use code-reader</w:t>
+      </w:r>
     </w:p>
     <w:p>
       <w:pPr>
@@ -6963,7 +6937,7 @@
         <w:ind w:firstLine="480"/>
       </w:pPr>
       <w:r>
-        <w:t>workflow code_review {</w:t>
+        <w:t xml:space="preserve">  agent complexity use complexity-analyzer</w:t>
       </w:r>
     </w:p>
     <w:p>
@@ -6972,7 +6946,7 @@
         <w:ind w:firstLine="480"/>
       </w:pPr>
       <w:r>
-        <w:t xml:space="preserve">  agent reader use code-reader</w:t>
+        <w:t xml:space="preserve">  agent security use security-scanner</w:t>
       </w:r>
     </w:p>
     <w:p>
@@ -6981,7 +6955,7 @@
         <w:ind w:firstLine="480"/>
       </w:pPr>
       <w:r>
-        <w:t xml:space="preserve">  agent complexity use complexity-analyzer</w:t>
+        <w:t xml:space="preserve">  agent style use style-checker</w:t>
       </w:r>
     </w:p>
     <w:p>
@@ -6990,7 +6964,7 @@
         <w:ind w:firstLine="480"/>
       </w:pPr>
       <w:r>
-        <w:t xml:space="preserve">  agent security use security-scanner</w:t>
+        <w:t xml:space="preserve">  agent reviewer use code-reviewer</w:t>
       </w:r>
     </w:p>
     <w:p>
@@ -6999,8 +6973,13 @@
         <w:ind w:firstLine="480"/>
       </w:pPr>
       <w:r>
-        <w:t xml:space="preserve">  agent style use style-checker</w:t>
-      </w:r>
+        <w:t xml:space="preserve">  agent reporter use report-generator</w:t>
+      </w:r>
+    </w:p>
+    <w:p>
+      <w:pPr>
+        <w:spacing w:after="0" w:line="280" w:lineRule="exact"/>
+      </w:pPr>
     </w:p>
     <w:p>
       <w:pPr>
@@ -7008,7 +6987,7 @@
         <w:ind w:firstLine="480"/>
       </w:pPr>
       <w:r>
-        <w:t xml:space="preserve">  agent reviewer use code-reviewer</w:t>
+        <w:t xml:space="preserve">  reader.code_content -&gt; complexity.code_content</w:t>
       </w:r>
     </w:p>
     <w:p>
@@ -7017,7 +6996,7 @@
         <w:ind w:firstLine="480"/>
       </w:pPr>
       <w:r>
-        <w:t xml:space="preserve">  agent reporter use report-generator</w:t>
+        <w:t xml:space="preserve">  reader.code_content -&gt; security.code_content</w:t>
       </w:r>
     </w:p>
     <w:p>
@@ -7025,6 +7004,9 @@
         <w:spacing w:after="0" w:line="280" w:lineRule="exact"/>
         <w:ind w:firstLine="480"/>
       </w:pPr>
+      <w:r>
+        <w:t xml:space="preserve">  reader.code_content -&gt; style.code_content</w:t>
+      </w:r>
     </w:p>
     <w:p>
       <w:pPr>
@@ -7032,7 +7014,7 @@
         <w:ind w:firstLine="480"/>
       </w:pPr>
       <w:r>
-        <w:t xml:space="preserve">  reader.code_content -&gt; complexity.code_content</w:t>
+        <w:t xml:space="preserve">  (complexity.analysis, security.scan_result, style.check_result) -&gt; reviewer</w:t>
       </w:r>
     </w:p>
     <w:p>
@@ -7041,7 +7023,7 @@
         <w:ind w:firstLine="480"/>
       </w:pPr>
       <w:r>
-        <w:t xml:space="preserve">  reader.code_content -&gt; security.code_content</w:t>
+        <w:t xml:space="preserve">  reviewer.review_result -&gt; reporter</w:t>
       </w:r>
     </w:p>
     <w:p>
@@ -7050,33 +7032,6 @@
         <w:ind w:firstLine="480"/>
       </w:pPr>
       <w:r>
-        <w:t xml:space="preserve">  reader.code_content -&gt; style.code_content</w:t>
-      </w:r>
-    </w:p>
-    <w:p>
-      <w:pPr>
-        <w:spacing w:after="0" w:line="280" w:lineRule="exact"/>
-        <w:ind w:firstLine="480"/>
-      </w:pPr>
-      <w:r>
-        <w:t xml:space="preserve">  (complexity.analysis, security.scan_result, style.check_result) -&gt; reviewer</w:t>
-      </w:r>
-    </w:p>
-    <w:p>
-      <w:pPr>
-        <w:spacing w:after="0" w:line="280" w:lineRule="exact"/>
-        <w:ind w:firstLine="480"/>
-      </w:pPr>
-      <w:r>
-        <w:t xml:space="preserve">  reviewer.review_result -&gt; reporter</w:t>
-      </w:r>
-    </w:p>
-    <w:p>
-      <w:pPr>
-        <w:spacing w:after="0" w:line="280" w:lineRule="exact"/>
-        <w:ind w:firstLine="480"/>
-      </w:pPr>
-      <w:r>
         <w:t>}</w:t>
       </w:r>
     </w:p>
@@ -7085,7 +7040,7 @@
         <w:pStyle w:val="31"/>
       </w:pPr>
       <w:bookmarkStart w:id="39" w:name="_Toc233630909"/>
-      <w:bookmarkStart w:id="40" w:name="_Toc233635942"/>
+      <w:bookmarkStart w:id="40" w:name="_Toc233638932"/>
       <w:r>
         <w:t>3.2.2 DAG</w:t>
       </w:r>
@@ -7224,7 +7179,6 @@
     <w:p>
       <w:pPr>
         <w:spacing w:before="120" w:after="120" w:line="240" w:lineRule="auto"/>
-        <w:ind w:firstLine="480"/>
         <w:jc w:val="center"/>
       </w:pPr>
       <w:r>
@@ -7248,7 +7202,7 @@
                     <pic:cNvPicPr/>
                   </pic:nvPicPr>
                   <pic:blipFill>
-                    <a:blip r:embed="rId23"/>
+                    <a:blip r:embed="rId21"/>
                     <a:stretch>
                       <a:fillRect/>
                     </a:stretch>
@@ -7272,6 +7226,7 @@
     <w:p>
       <w:pPr>
         <w:spacing w:before="40" w:after="120"/>
+        <w:ind w:firstLine="480"/>
         <w:jc w:val="center"/>
       </w:pPr>
       <w:r>
@@ -7289,7 +7244,7 @@
         <w:pStyle w:val="31"/>
       </w:pPr>
       <w:bookmarkStart w:id="41" w:name="_Toc233630910"/>
-      <w:bookmarkStart w:id="42" w:name="_Toc233635943"/>
+      <w:bookmarkStart w:id="42" w:name="_Toc233638933"/>
       <w:r>
         <w:t xml:space="preserve">3.2.3 </w:t>
       </w:r>
@@ -7614,7 +7569,7 @@
         <w:pStyle w:val="31"/>
       </w:pPr>
       <w:bookmarkStart w:id="43" w:name="_Toc233630911"/>
-      <w:bookmarkStart w:id="44" w:name="_Toc233635944"/>
+      <w:bookmarkStart w:id="44" w:name="_Toc233638934"/>
       <w:r>
         <w:t>3.2.4 LLM Agent</w:t>
       </w:r>
@@ -7822,7 +7777,6 @@
     <w:p>
       <w:pPr>
         <w:spacing w:before="120" w:after="120" w:line="240" w:lineRule="auto"/>
-        <w:ind w:firstLine="480"/>
         <w:jc w:val="center"/>
       </w:pPr>
       <w:r>
@@ -7846,7 +7800,7 @@
                     <pic:cNvPicPr/>
                   </pic:nvPicPr>
                   <pic:blipFill>
-                    <a:blip r:embed="rId24"/>
+                    <a:blip r:embed="rId22"/>
                     <a:stretch>
                       <a:fillRect/>
                     </a:stretch>
@@ -7870,6 +7824,7 @@
     <w:p>
       <w:pPr>
         <w:spacing w:before="40" w:after="120"/>
+        <w:ind w:firstLine="480"/>
         <w:jc w:val="center"/>
       </w:pPr>
       <w:r>
@@ -7887,7 +7842,7 @@
         <w:pStyle w:val="31"/>
       </w:pPr>
       <w:bookmarkStart w:id="45" w:name="_Toc233630912"/>
-      <w:bookmarkStart w:id="46" w:name="_Toc233635945"/>
+      <w:bookmarkStart w:id="46" w:name="_Toc233638935"/>
       <w:r>
         <w:t xml:space="preserve">3.2.5 </w:t>
       </w:r>
@@ -8065,7 +8020,7 @@
         <w:pStyle w:val="31"/>
       </w:pPr>
       <w:bookmarkStart w:id="47" w:name="_Toc233630913"/>
-      <w:bookmarkStart w:id="48" w:name="_Toc233635946"/>
+      <w:bookmarkStart w:id="48" w:name="_Toc233638936"/>
       <w:r>
         <w:t xml:space="preserve">3.2.6 </w:t>
       </w:r>
@@ -8326,7 +8281,7 @@
         <w:pStyle w:val="21"/>
       </w:pPr>
       <w:bookmarkStart w:id="49" w:name="_Toc233630914"/>
-      <w:bookmarkStart w:id="50" w:name="_Toc233635947"/>
+      <w:bookmarkStart w:id="50" w:name="_Toc233638937"/>
       <w:r>
         <w:t xml:space="preserve">3.3 </w:t>
       </w:r>
@@ -8773,9 +8728,6 @@
       </w:r>
     </w:p>
     <w:p>
-      <w:pPr>
-        <w:ind w:firstLine="480"/>
-      </w:pPr>
       <w:r>
         <w:br w:type="page"/>
       </w:r>
@@ -8785,7 +8737,7 @@
         <w:pStyle w:val="1"/>
       </w:pPr>
       <w:bookmarkStart w:id="51" w:name="_Toc233630915"/>
-      <w:bookmarkStart w:id="52" w:name="_Toc233635948"/>
+      <w:bookmarkStart w:id="52" w:name="_Toc233638938"/>
       <w:r>
         <w:lastRenderedPageBreak/>
         <w:t>第</w:t>
@@ -8810,7 +8762,7 @@
         <w:pStyle w:val="21"/>
       </w:pPr>
       <w:bookmarkStart w:id="53" w:name="_Toc233630916"/>
-      <w:bookmarkStart w:id="54" w:name="_Toc233635949"/>
+      <w:bookmarkStart w:id="54" w:name="_Toc233638939"/>
       <w:r>
         <w:t xml:space="preserve">4.1 </w:t>
       </w:r>
@@ -9014,7 +8966,7 @@
         <w:pStyle w:val="21"/>
       </w:pPr>
       <w:bookmarkStart w:id="55" w:name="_Toc233630917"/>
-      <w:bookmarkStart w:id="56" w:name="_Toc233635950"/>
+      <w:bookmarkStart w:id="56" w:name="_Toc233638940"/>
       <w:r>
         <w:t xml:space="preserve">4.2 </w:t>
       </w:r>
@@ -9029,7 +8981,7 @@
         <w:pStyle w:val="31"/>
       </w:pPr>
       <w:bookmarkStart w:id="57" w:name="_Toc233630918"/>
-      <w:bookmarkStart w:id="58" w:name="_Toc233635951"/>
+      <w:bookmarkStart w:id="58" w:name="_Toc233638941"/>
       <w:r>
         <w:t>4.2.1 DAG</w:t>
       </w:r>
@@ -9299,7 +9251,7 @@
         <w:pStyle w:val="31"/>
       </w:pPr>
       <w:bookmarkStart w:id="59" w:name="_Toc233630919"/>
-      <w:bookmarkStart w:id="60" w:name="_Toc233635952"/>
+      <w:bookmarkStart w:id="60" w:name="_Toc233638942"/>
       <w:r>
         <w:t xml:space="preserve">4.2.2 </w:t>
       </w:r>
@@ -9609,7 +9561,7 @@
         <w:pStyle w:val="31"/>
       </w:pPr>
       <w:bookmarkStart w:id="61" w:name="_Toc233630920"/>
-      <w:bookmarkStart w:id="62" w:name="_Toc233635953"/>
+      <w:bookmarkStart w:id="62" w:name="_Toc233638943"/>
       <w:r>
         <w:t>4.2.3 LLM Agent</w:t>
       </w:r>
@@ -9849,7 +9801,7 @@
         <w:pStyle w:val="31"/>
       </w:pPr>
       <w:bookmarkStart w:id="63" w:name="_Toc233630921"/>
-      <w:bookmarkStart w:id="64" w:name="_Toc233635954"/>
+      <w:bookmarkStart w:id="64" w:name="_Toc233638944"/>
       <w:r>
         <w:t>4.2.4 DSL</w:t>
       </w:r>
@@ -9913,6 +9865,7 @@
         <w:ind w:firstLine="480"/>
       </w:pPr>
       <w:r>
+        <w:lastRenderedPageBreak/>
         <w:t>解析过程分为三个阶段。预处理阶段</w:t>
       </w:r>
       <w:r>
@@ -9949,11 +9902,7 @@
         <w:t>(_parse_components</w:t>
       </w:r>
       <w:r>
-        <w:t>方</w:t>
-      </w:r>
-      <w:r>
-        <w:lastRenderedPageBreak/>
-        <w:t>法</w:t>
+        <w:t>方法</w:t>
       </w:r>
       <w:r>
         <w:t>)</w:t>
@@ -10132,7 +10081,7 @@
         <w:pStyle w:val="31"/>
       </w:pPr>
       <w:bookmarkStart w:id="65" w:name="_Toc233630922"/>
-      <w:bookmarkStart w:id="66" w:name="_Toc233635955"/>
+      <w:bookmarkStart w:id="66" w:name="_Toc233638945"/>
       <w:r>
         <w:t>4.2.5 REPL</w:t>
       </w:r>
@@ -10427,7 +10376,6 @@
     <w:p>
       <w:pPr>
         <w:spacing w:before="120" w:after="120" w:line="240" w:lineRule="auto"/>
-        <w:ind w:firstLine="480"/>
         <w:jc w:val="center"/>
       </w:pPr>
       <w:r>
@@ -10451,7 +10399,7 @@
                     <pic:cNvPicPr/>
                   </pic:nvPicPr>
                   <pic:blipFill>
-                    <a:blip r:embed="rId25"/>
+                    <a:blip r:embed="rId23"/>
                     <a:stretch>
                       <a:fillRect/>
                     </a:stretch>
@@ -10475,6 +10423,7 @@
     <w:p>
       <w:pPr>
         <w:spacing w:before="40" w:after="120"/>
+        <w:ind w:firstLine="480"/>
         <w:jc w:val="center"/>
       </w:pPr>
       <w:r>
@@ -10492,7 +10441,7 @@
         <w:pStyle w:val="21"/>
       </w:pPr>
       <w:bookmarkStart w:id="67" w:name="_Toc233630923"/>
-      <w:bookmarkStart w:id="68" w:name="_Toc233635956"/>
+      <w:bookmarkStart w:id="68" w:name="_Toc233638946"/>
       <w:r>
         <w:t xml:space="preserve">4.3 </w:t>
       </w:r>
@@ -10661,7 +10610,6 @@
     <w:p>
       <w:pPr>
         <w:spacing w:before="120" w:after="120" w:line="240" w:lineRule="auto"/>
-        <w:ind w:firstLine="480"/>
         <w:jc w:val="center"/>
       </w:pPr>
       <w:r>
@@ -10685,7 +10633,7 @@
                     <pic:cNvPicPr/>
                   </pic:nvPicPr>
                   <pic:blipFill>
-                    <a:blip r:embed="rId26"/>
+                    <a:blip r:embed="rId24"/>
                     <a:stretch>
                       <a:fillRect/>
                     </a:stretch>
@@ -10709,6 +10657,7 @@
     <w:p>
       <w:pPr>
         <w:spacing w:before="40" w:after="120"/>
+        <w:ind w:firstLine="480"/>
         <w:jc w:val="center"/>
       </w:pPr>
       <w:r>
@@ -10724,6 +10673,7 @@
     <w:p>
       <w:pPr>
         <w:spacing w:after="0"/>
+        <w:ind w:firstLine="480"/>
         <w:jc w:val="center"/>
       </w:pPr>
       <w:r>
@@ -11218,9 +11168,6 @@
       </w:tr>
     </w:tbl>
     <w:p>
-      <w:pPr>
-        <w:ind w:firstLine="480"/>
-      </w:pPr>
       <w:r>
         <w:br w:type="page"/>
       </w:r>
@@ -11230,7 +11177,7 @@
         <w:pStyle w:val="1"/>
       </w:pPr>
       <w:bookmarkStart w:id="69" w:name="_Toc233630924"/>
-      <w:bookmarkStart w:id="70" w:name="_Toc233635957"/>
+      <w:bookmarkStart w:id="70" w:name="_Toc233638947"/>
       <w:r>
         <w:lastRenderedPageBreak/>
         <w:t>第</w:t>
@@ -11255,7 +11202,7 @@
         <w:pStyle w:val="21"/>
       </w:pPr>
       <w:bookmarkStart w:id="71" w:name="_Toc233630925"/>
-      <w:bookmarkStart w:id="72" w:name="_Toc233635958"/>
+      <w:bookmarkStart w:id="72" w:name="_Toc233638948"/>
       <w:r>
         <w:t xml:space="preserve">5.1 </w:t>
       </w:r>
@@ -11459,7 +11406,7 @@
         <w:pStyle w:val="21"/>
       </w:pPr>
       <w:bookmarkStart w:id="73" w:name="_Toc233630926"/>
-      <w:bookmarkStart w:id="74" w:name="_Toc233635959"/>
+      <w:bookmarkStart w:id="74" w:name="_Toc233638949"/>
       <w:r>
         <w:t xml:space="preserve">5.2 </w:t>
       </w:r>
@@ -11620,9 +11567,6 @@
       </w:r>
     </w:p>
     <w:p>
-      <w:pPr>
-        <w:ind w:firstLine="480"/>
-      </w:pPr>
       <w:r>
         <w:br w:type="page"/>
       </w:r>
@@ -11632,7 +11576,7 @@
         <w:pStyle w:val="1"/>
       </w:pPr>
       <w:bookmarkStart w:id="75" w:name="_Toc233630927"/>
-      <w:bookmarkStart w:id="76" w:name="_Toc233635960"/>
+      <w:bookmarkStart w:id="76" w:name="_Toc233638950"/>
       <w:r>
         <w:lastRenderedPageBreak/>
         <w:t>参考文献</w:t>
@@ -11881,7 +11825,7 @@
       <w:pPr>
         <w:pStyle w:val="1"/>
       </w:pPr>
-      <w:bookmarkStart w:id="77" w:name="_Toc233635961"/>
+      <w:bookmarkStart w:id="77" w:name="_Toc233638951"/>
       <w:r>
         <w:t>致　谢</w:t>
       </w:r>
@@ -11892,17 +11836,14 @@
         <w:ind w:firstLine="480"/>
       </w:pPr>
       <w:r>
-        <w:rPr>
-          <w:sz w:val="21"/>
-        </w:rPr>
         <w:t>感谢指导老师在本项目开发过程中给予的悉心指导和宝贵建议。感谢同学们在测试和反馈方面提供的帮助。感谢开源社区提供的优秀工具和库，使本项目得以顺利完成。</w:t>
       </w:r>
     </w:p>
     <w:sectPr>
-      <w:headerReference w:type="default" r:id="rId27"/>
-      <w:footerReference w:type="default" r:id="rId28"/>
+      <w:headerReference w:type="default" r:id="rId25"/>
+      <w:footerReference w:type="default" r:id="rId26"/>
       <w:pgSz w:w="11906" w:h="16838"/>
-      <w:pgMar w:top="1417" w:right="1247" w:bottom="1417" w:left="1984" w:header="720" w:footer="720" w:gutter="0"/>
+      <w:pgMar w:top="1417" w:right="1247" w:bottom="1417" w:left="1984" w:header="850" w:footer="992" w:gutter="0"/>
       <w:cols w:space="720"/>
       <w:docGrid w:linePitch="360"/>
     </w:sectPr>
@@ -11950,6 +11891,9 @@
   <w:p>
     <w:pPr>
       <w:pStyle w:val="a7"/>
+      <w:rPr>
+        <w:sz w:val="21"/>
+      </w:rPr>
     </w:pPr>
   </w:p>
 </w:ftr>
@@ -11969,6 +11913,7 @@
 <w:ftr xmlns:wpc="http://schemas.microsoft.com/office/word/2010/wordprocessingCanvas" xmlns:cx="http://schemas.microsoft.com/office/drawing/2014/chartex" xmlns:cx1="http://schemas.microsoft.com/office/drawing/2015/9/8/chartex" xmlns:cx2="http://schemas.microsoft.com/office/drawing/2015/10/21/chartex" xmlns:cx3="http://schemas.microsoft.com/office/drawing/2016/5/9/chartex" xmlns:cx4="http://schemas.microsoft.com/office/drawing/2016/5/10/chartex" xmlns:cx5="http://schemas.microsoft.com/office/drawing/2016/5/11/chartex" xmlns:cx6="http://schemas.microsoft.com/office/drawing/2016/5/12/chartex" xmlns:cx7="http://schemas.microsoft.com/office/drawing/2016/5/13/chartex" xmlns:cx8="http://schemas.microsoft.com/office/drawing/2016/5/14/chartex" xmlns:mc="http://schemas.openxmlformats.org/markup-compatibility/2006" xmlns:aink="http://schemas.microsoft.com/office/drawing/2016/ink" xmlns:am3d="http://schemas.microsoft.com/office/drawing/2017/model3d" xmlns:o="urn:schemas-microsoft-com:office:office" xmlns:oel="http://schemas.microsoft.com/office/2019/extlst" xmlns:r="http://schemas.openxmlformats.org/officeDocument/2006/relationships" xmlns:m="http://schemas.openxmlformats.org/officeDocument/2006/math" xmlns:v="urn:schemas-microsoft-com:vml" xmlns:wp14="http://schemas.microsoft.com/office/word/2010/wordprocessingDrawing" xmlns:wp="http://schemas.openxmlformats.org/drawingml/2006/wordprocessingDrawing" xmlns:w10="urn:schemas-microsoft-com:office:word" xmlns:w="http://schemas.openxmlformats.org/wordprocessingml/2006/main" xmlns:w14="http://schemas.microsoft.com/office/word/2010/wordml" xmlns:w15="http://schemas.microsoft.com/office/word/2012/wordml" xmlns:w16cex="http://schemas.microsoft.com/office/word/2018/wordml/cex" xmlns:w16cid="http://schemas.microsoft.com/office/word/2016/wordml/cid" xmlns:w16="http://schemas.microsoft.com/office/word/2018/wordml" xmlns:w16du="http://schemas.microsoft.com/office/word/2023/wordml/word16du" xmlns:w16sdtdh="http://schemas.microsoft.com/office/word/2020/wordml/sdtdatahash" xmlns:w16sdtfl="http://schemas.microsoft.com/office/word/2024/wordml/sdtformatlock" xmlns:w16se="http://schemas.microsoft.com/office/word/2015/wordml/symex" xmlns:wpg="http://schemas.microsoft.com/office/word/2010/wordprocessingGroup" xmlns:wpi="http://schemas.microsoft.com/office/word/2010/wordprocessingInk" xmlns:wne="http://schemas.microsoft.com/office/word/2006/wordml" xmlns:wps="http://schemas.microsoft.com/office/word/2010/wordprocessingShape" mc:Ignorable="w14 w15 w16se w16cid w16 w16cex w16sdtdh w16sdtfl w16du wp14">
   <w:p>
     <w:pPr>
+      <w:pStyle w:val="a7"/>
       <w:jc w:val="center"/>
       <w:rPr>
         <w:sz w:val="21"/>
@@ -12085,7 +12030,7 @@
         <w:noProof/>
         <w:sz w:val="21"/>
       </w:rPr>
-      <w:t>V</w:t>
+      <w:t>IV</w:t>
     </w:r>
     <w:r>
       <w:rPr>
@@ -12129,51 +12074,7 @@
         <w:noProof/>
         <w:sz w:val="21"/>
       </w:rPr>
-      <w:t>8</w:t>
-    </w:r>
-    <w:r>
-      <w:rPr>
-        <w:sz w:val="21"/>
-      </w:rPr>
-      <w:fldChar w:fldCharType="end"/>
-    </w:r>
-  </w:p>
-</w:ftr>
-</file>
-
-<file path=word/footer8.xml><?xml version="1.0" encoding="utf-8"?>
-<w:ftr xmlns:wpc="http://schemas.microsoft.com/office/word/2010/wordprocessingCanvas" xmlns:cx="http://schemas.microsoft.com/office/drawing/2014/chartex" xmlns:cx1="http://schemas.microsoft.com/office/drawing/2015/9/8/chartex" xmlns:cx2="http://schemas.microsoft.com/office/drawing/2015/10/21/chartex" xmlns:cx3="http://schemas.microsoft.com/office/drawing/2016/5/9/chartex" xmlns:cx4="http://schemas.microsoft.com/office/drawing/2016/5/10/chartex" xmlns:cx5="http://schemas.microsoft.com/office/drawing/2016/5/11/chartex" xmlns:cx6="http://schemas.microsoft.com/office/drawing/2016/5/12/chartex" xmlns:cx7="http://schemas.microsoft.com/office/drawing/2016/5/13/chartex" xmlns:cx8="http://schemas.microsoft.com/office/drawing/2016/5/14/chartex" xmlns:mc="http://schemas.openxmlformats.org/markup-compatibility/2006" xmlns:aink="http://schemas.microsoft.com/office/drawing/2016/ink" xmlns:am3d="http://schemas.microsoft.com/office/drawing/2017/model3d" xmlns:o="urn:schemas-microsoft-com:office:office" xmlns:oel="http://schemas.microsoft.com/office/2019/extlst" xmlns:r="http://schemas.openxmlformats.org/officeDocument/2006/relationships" xmlns:m="http://schemas.openxmlformats.org/officeDocument/2006/math" xmlns:v="urn:schemas-microsoft-com:vml" xmlns:wp14="http://schemas.microsoft.com/office/word/2010/wordprocessingDrawing" xmlns:wp="http://schemas.openxmlformats.org/drawingml/2006/wordprocessingDrawing" xmlns:w10="urn:schemas-microsoft-com:office:word" xmlns:w="http://schemas.openxmlformats.org/wordprocessingml/2006/main" xmlns:w14="http://schemas.microsoft.com/office/word/2010/wordml" xmlns:w15="http://schemas.microsoft.com/office/word/2012/wordml" xmlns:w16cex="http://schemas.microsoft.com/office/word/2018/wordml/cex" xmlns:w16cid="http://schemas.microsoft.com/office/word/2016/wordml/cid" xmlns:w16="http://schemas.microsoft.com/office/word/2018/wordml" xmlns:w16du="http://schemas.microsoft.com/office/word/2023/wordml/word16du" xmlns:w16sdtdh="http://schemas.microsoft.com/office/word/2020/wordml/sdtdatahash" xmlns:w16sdtfl="http://schemas.microsoft.com/office/word/2024/wordml/sdtformatlock" xmlns:w16se="http://schemas.microsoft.com/office/word/2015/wordml/symex" xmlns:wpg="http://schemas.microsoft.com/office/word/2010/wordprocessingGroup" xmlns:wpi="http://schemas.microsoft.com/office/word/2010/wordprocessingInk" xmlns:wne="http://schemas.microsoft.com/office/word/2006/wordml" xmlns:wps="http://schemas.microsoft.com/office/word/2010/wordprocessingShape" mc:Ignorable="w14 w15 w16se w16cid w16 w16cex w16sdtdh w16sdtfl w16du wp14">
-  <w:p>
-    <w:pPr>
-      <w:jc w:val="center"/>
-      <w:rPr>
-        <w:sz w:val="21"/>
-      </w:rPr>
-    </w:pPr>
-    <w:r>
-      <w:rPr>
-        <w:sz w:val="21"/>
-      </w:rPr>
-      <w:fldChar w:fldCharType="begin"/>
-    </w:r>
-    <w:r>
-      <w:rPr>
-        <w:sz w:val="21"/>
-      </w:rPr>
-      <w:instrText xml:space="preserve"> PAGE  \* MERGEFORMAT </w:instrText>
-    </w:r>
-    <w:r>
-      <w:rPr>
-        <w:sz w:val="21"/>
-      </w:rPr>
-      <w:fldChar w:fldCharType="separate"/>
-    </w:r>
-    <w:r>
-      <w:rPr>
-        <w:noProof/>
-        <w:sz w:val="21"/>
-      </w:rPr>
-      <w:t>30</w:t>
+      <w:t>10</w:t>
     </w:r>
     <w:r>
       <w:rPr>
@@ -12225,6 +12126,10 @@
   <w:p>
     <w:pPr>
       <w:pStyle w:val="a5"/>
+      <w:rPr>
+        <w:rFonts w:eastAsia="黑体"/>
+        <w:sz w:val="21"/>
+      </w:rPr>
     </w:pPr>
   </w:p>
 </w:hdr>
@@ -12358,6 +12263,7 @@
 <w:hdr xmlns:wpc="http://schemas.microsoft.com/office/word/2010/wordprocessingCanvas" xmlns:cx="http://schemas.microsoft.com/office/drawing/2014/chartex" xmlns:cx1="http://schemas.microsoft.com/office/drawing/2015/9/8/chartex" xmlns:cx2="http://schemas.microsoft.com/office/drawing/2015/10/21/chartex" xmlns:cx3="http://schemas.microsoft.com/office/drawing/2016/5/9/chartex" xmlns:cx4="http://schemas.microsoft.com/office/drawing/2016/5/10/chartex" xmlns:cx5="http://schemas.microsoft.com/office/drawing/2016/5/11/chartex" xmlns:cx6="http://schemas.microsoft.com/office/drawing/2016/5/12/chartex" xmlns:cx7="http://schemas.microsoft.com/office/drawing/2016/5/13/chartex" xmlns:cx8="http://schemas.microsoft.com/office/drawing/2016/5/14/chartex" xmlns:mc="http://schemas.openxmlformats.org/markup-compatibility/2006" xmlns:aink="http://schemas.microsoft.com/office/drawing/2016/ink" xmlns:am3d="http://schemas.microsoft.com/office/drawing/2017/model3d" xmlns:o="urn:schemas-microsoft-com:office:office" xmlns:oel="http://schemas.microsoft.com/office/2019/extlst" xmlns:r="http://schemas.openxmlformats.org/officeDocument/2006/relationships" xmlns:m="http://schemas.openxmlformats.org/officeDocument/2006/math" xmlns:v="urn:schemas-microsoft-com:vml" xmlns:wp14="http://schemas.microsoft.com/office/word/2010/wordprocessingDrawing" xmlns:wp="http://schemas.openxmlformats.org/drawingml/2006/wordprocessingDrawing" xmlns:w10="urn:schemas-microsoft-com:office:word" xmlns:w="http://schemas.openxmlformats.org/wordprocessingml/2006/main" xmlns:w14="http://schemas.microsoft.com/office/word/2010/wordml" xmlns:w15="http://schemas.microsoft.com/office/word/2012/wordml" xmlns:w16cex="http://schemas.microsoft.com/office/word/2018/wordml/cex" xmlns:w16cid="http://schemas.microsoft.com/office/word/2016/wordml/cid" xmlns:w16="http://schemas.microsoft.com/office/word/2018/wordml" xmlns:w16du="http://schemas.microsoft.com/office/word/2023/wordml/word16du" xmlns:w16sdtdh="http://schemas.microsoft.com/office/word/2020/wordml/sdtdatahash" xmlns:w16sdtfl="http://schemas.microsoft.com/office/word/2024/wordml/sdtformatlock" xmlns:w16se="http://schemas.microsoft.com/office/word/2015/wordml/symex" xmlns:wpg="http://schemas.microsoft.com/office/word/2010/wordprocessingGroup" xmlns:wpi="http://schemas.microsoft.com/office/word/2010/wordprocessingInk" xmlns:wne="http://schemas.microsoft.com/office/word/2006/wordml" xmlns:wps="http://schemas.microsoft.com/office/word/2010/wordprocessingShape" mc:Ignorable="w14 w15 w16se w16cid w16 w16cex w16sdtdh w16sdtfl w16du wp14">
   <w:p>
     <w:pPr>
+      <w:pStyle w:val="a5"/>
       <w:pBdr>
         <w:bottom w:val="single" w:sz="4" w:space="1" w:color="auto"/>
       </w:pBdr>
@@ -12370,31 +12276,6 @@
     <w:r>
       <w:rPr>
         <w:rFonts w:eastAsia="黑体"/>
-        <w:sz w:val="21"/>
-      </w:rPr>
-      <w:t>创新实践设计报告</w:t>
-    </w:r>
-  </w:p>
-</w:hdr>
-</file>
-
-<file path=word/header8.xml><?xml version="1.0" encoding="utf-8"?>
-<w:hdr xmlns:wpc="http://schemas.microsoft.com/office/word/2010/wordprocessingCanvas" xmlns:cx="http://schemas.microsoft.com/office/drawing/2014/chartex" xmlns:cx1="http://schemas.microsoft.com/office/drawing/2015/9/8/chartex" xmlns:cx2="http://schemas.microsoft.com/office/drawing/2015/10/21/chartex" xmlns:cx3="http://schemas.microsoft.com/office/drawing/2016/5/9/chartex" xmlns:cx4="http://schemas.microsoft.com/office/drawing/2016/5/10/chartex" xmlns:cx5="http://schemas.microsoft.com/office/drawing/2016/5/11/chartex" xmlns:cx6="http://schemas.microsoft.com/office/drawing/2016/5/12/chartex" xmlns:cx7="http://schemas.microsoft.com/office/drawing/2016/5/13/chartex" xmlns:cx8="http://schemas.microsoft.com/office/drawing/2016/5/14/chartex" xmlns:mc="http://schemas.openxmlformats.org/markup-compatibility/2006" xmlns:aink="http://schemas.microsoft.com/office/drawing/2016/ink" xmlns:am3d="http://schemas.microsoft.com/office/drawing/2017/model3d" xmlns:o="urn:schemas-microsoft-com:office:office" xmlns:oel="http://schemas.microsoft.com/office/2019/extlst" xmlns:r="http://schemas.openxmlformats.org/officeDocument/2006/relationships" xmlns:m="http://schemas.openxmlformats.org/officeDocument/2006/math" xmlns:v="urn:schemas-microsoft-com:vml" xmlns:wp14="http://schemas.microsoft.com/office/word/2010/wordprocessingDrawing" xmlns:wp="http://schemas.openxmlformats.org/drawingml/2006/wordprocessingDrawing" xmlns:w10="urn:schemas-microsoft-com:office:word" xmlns:w="http://schemas.openxmlformats.org/wordprocessingml/2006/main" xmlns:w14="http://schemas.microsoft.com/office/word/2010/wordml" xmlns:w15="http://schemas.microsoft.com/office/word/2012/wordml" xmlns:w16cex="http://schemas.microsoft.com/office/word/2018/wordml/cex" xmlns:w16cid="http://schemas.microsoft.com/office/word/2016/wordml/cid" xmlns:w16="http://schemas.microsoft.com/office/word/2018/wordml" xmlns:w16du="http://schemas.microsoft.com/office/word/2023/wordml/word16du" xmlns:w16sdtdh="http://schemas.microsoft.com/office/word/2020/wordml/sdtdatahash" xmlns:w16sdtfl="http://schemas.microsoft.com/office/word/2024/wordml/sdtformatlock" xmlns:w16se="http://schemas.microsoft.com/office/word/2015/wordml/symex" xmlns:wpg="http://schemas.microsoft.com/office/word/2010/wordprocessingGroup" xmlns:wpi="http://schemas.microsoft.com/office/word/2010/wordprocessingInk" xmlns:wne="http://schemas.microsoft.com/office/word/2006/wordml" xmlns:wps="http://schemas.microsoft.com/office/word/2010/wordprocessingShape" mc:Ignorable="w14 w15 w16se w16cid w16 w16cex w16sdtdh w16sdtfl w16du wp14">
-  <w:p>
-    <w:pPr>
-      <w:pStyle w:val="a5"/>
-      <w:pBdr>
-        <w:bottom w:val="single" w:sz="4" w:space="1" w:color="000000"/>
-      </w:pBdr>
-      <w:jc w:val="center"/>
-      <w:rPr>
-        <w:rFonts w:eastAsia="黑体"/>
-        <w:sz w:val="21"/>
-      </w:rPr>
-    </w:pPr>
-    <w:r>
-      <w:rPr>
-        <w:rFonts w:eastAsia="黑体" w:hint="eastAsia"/>
         <w:sz w:val="21"/>
       </w:rPr>
       <w:t>创新实践设计报告</w:t>

--- a/report/创新实践设计报告.docx
+++ b/report/创新实践设计报告.docx
@@ -363,7 +363,6 @@
         </w:rPr>
         <w:t xml:space="preserve">                   </w:t>
       </w:r>
-      <w:proofErr w:type="gramStart"/>
       <w:r>
         <w:rPr>
           <w:rFonts w:eastAsia="黑体" w:hint="eastAsia"/>
@@ -373,7 +372,6 @@
         </w:rPr>
         <w:t>网安</w:t>
       </w:r>
-      <w:proofErr w:type="gramEnd"/>
       <w:r>
         <w:rPr>
           <w:rFonts w:eastAsia="黑体" w:hint="eastAsia"/>
@@ -742,12 +740,14 @@
         </w:rPr>
         <w:t>本文设计并实现了一个名为</w:t>
       </w:r>
+      <w:proofErr w:type="spellStart"/>
       <w:r>
         <w:rPr>
           <w:lang w:eastAsia="zh-CN"/>
         </w:rPr>
         <w:t>GrassFlow</w:t>
       </w:r>
+      <w:proofErr w:type="spellEnd"/>
       <w:r>
         <w:rPr>
           <w:lang w:eastAsia="zh-CN"/>
@@ -764,21 +764,7 @@
         <w:rPr>
           <w:lang w:eastAsia="zh-CN"/>
         </w:rPr>
-        <w:t>积木编排平台。平台采用声明</w:t>
-      </w:r>
-      <w:proofErr w:type="gramStart"/>
-      <w:r>
-        <w:rPr>
-          <w:lang w:eastAsia="zh-CN"/>
-        </w:rPr>
-        <w:t>式领域</w:t>
-      </w:r>
-      <w:proofErr w:type="gramEnd"/>
-      <w:r>
-        <w:rPr>
-          <w:lang w:eastAsia="zh-CN"/>
-        </w:rPr>
-        <w:t>特定语言</w:t>
+        <w:t>积木编排平台。平台采用声明式领域特定语言</w:t>
       </w:r>
       <w:r>
         <w:rPr>
@@ -802,21 +788,7 @@
         <w:rPr>
           <w:lang w:eastAsia="zh-CN"/>
         </w:rPr>
-        <w:t>之间的依赖关系，系统自动解析执行顺序和并行调度。用户只需通过简洁的文本语法</w:t>
-      </w:r>
-      <w:proofErr w:type="gramStart"/>
-      <w:r>
-        <w:rPr>
-          <w:lang w:eastAsia="zh-CN"/>
-        </w:rPr>
-        <w:t>声明谁</w:t>
-      </w:r>
-      <w:proofErr w:type="gramEnd"/>
-      <w:r>
-        <w:rPr>
-          <w:lang w:eastAsia="zh-CN"/>
-        </w:rPr>
-        <w:t>依赖谁，系统即可自动完成拓扑排序、并行分组、异步调度等复杂的执行逻辑。这种声明式的编程范式大大降低了多</w:t>
+        <w:t>之间的依赖关系，系统自动解析执行顺序和并行调度。用户只需通过简洁的文本语法声明谁依赖谁，系统即可自动完成拓扑排序、并行分组、异步调度等复杂的执行逻辑。这种声明式的编程范式大大降低了多</w:t>
       </w:r>
       <w:r>
         <w:rPr>
@@ -881,24 +853,28 @@
         </w:rPr>
         <w:t>依赖关系并生成并行执行分组，能够在构造阶段快速检测环形依赖并抛出异常。第二是基于</w:t>
       </w:r>
+      <w:proofErr w:type="spellStart"/>
       <w:r>
         <w:rPr>
           <w:lang w:eastAsia="zh-CN"/>
         </w:rPr>
         <w:t>asyncio</w:t>
       </w:r>
+      <w:proofErr w:type="spellEnd"/>
       <w:r>
         <w:rPr>
           <w:lang w:eastAsia="zh-CN"/>
         </w:rPr>
         <w:t>的异步调度器，在组内通过</w:t>
       </w:r>
+      <w:proofErr w:type="spellStart"/>
       <w:r>
         <w:rPr>
           <w:lang w:eastAsia="zh-CN"/>
         </w:rPr>
         <w:t>asyncio.gather</w:t>
       </w:r>
+      <w:proofErr w:type="spellEnd"/>
       <w:r>
         <w:rPr>
           <w:lang w:eastAsia="zh-CN"/>
@@ -1088,12 +1064,14 @@
         </w:rPr>
         <w:t>语言开发，后端基于</w:t>
       </w:r>
+      <w:proofErr w:type="spellStart"/>
       <w:r>
         <w:rPr>
           <w:lang w:eastAsia="zh-CN"/>
         </w:rPr>
         <w:t>FastAPI</w:t>
       </w:r>
+      <w:proofErr w:type="spellEnd"/>
       <w:r>
         <w:rPr>
           <w:lang w:eastAsia="zh-CN"/>
@@ -1112,12 +1090,14 @@
         </w:rPr>
         <w:t>和</w:t>
       </w:r>
+      <w:proofErr w:type="spellStart"/>
       <w:r>
         <w:rPr>
           <w:lang w:eastAsia="zh-CN"/>
         </w:rPr>
         <w:t>prompt_toolkit</w:t>
       </w:r>
+      <w:proofErr w:type="spellEnd"/>
       <w:r>
         <w:rPr>
           <w:lang w:eastAsia="zh-CN"/>
@@ -1296,7 +1276,15 @@
         <w:ind w:firstLine="480"/>
       </w:pPr>
       <w:r>
-        <w:t>This thesis designs and implements a visual multi-agent block orchestration platform called GrassFlow. The platform uses a declarative domain-specific language to describe dependencies between agents, with the system automatically resolving execution order and parallel scheduling. Users only need to declare who depends on whom through concise text syntax, and the system automatically completes topological sorting, parallel grouping, and asynchronous scheduling. This declarative programming paradigm significantly lowers the barrier to creating multi-agent workflows.</w:t>
+        <w:t xml:space="preserve">This thesis designs and implements a visual multi-agent block orchestration platform called </w:t>
+      </w:r>
+      <w:proofErr w:type="spellStart"/>
+      <w:r>
+        <w:t>GrassFlow</w:t>
+      </w:r>
+      <w:proofErr w:type="spellEnd"/>
+      <w:r>
+        <w:t>. The platform uses a declarative domain-specific language to describe dependencies between agents, with the system automatically resolving execution order and parallel scheduling. Users only need to declare who depends on whom through concise text syntax, and the system automatically completes topological sorting, parallel grouping, and asynchronous scheduling. This declarative programming paradigm significantly lowers the barrier to creating multi-agent workflows.</w:t>
       </w:r>
     </w:p>
     <w:p>
@@ -1305,7 +1293,23 @@
         <w:ind w:firstLine="480"/>
       </w:pPr>
       <w:r>
-        <w:t>The core architecture consists of four key modules: a DAG topological sorting engine based on Kahn's algorithm for parsing agent dependencies and generating parallel execution groups, with fast cycle detection at construction time; an asyncio-based asynchronous scheduler that executes agents concurrently within groups using asyncio.gather while maintaining sequential constraints between groups, supporting both batch and stream execution modes; an LLM agent with tool calling capability that interacts with external tools through an iterative tool calling loop with a maximum of 10 rounds, supporting per-agent permission filtering; and a rule-based intent detection module that recognizes Chinese natural language patterns such as first X then Y and compare X with Y, automatically converting them into DSL workflow definitions.</w:t>
+        <w:t xml:space="preserve">The core architecture consists of four key modules: a DAG topological sorting engine based on Kahn's algorithm for parsing agent dependencies and generating parallel execution groups, with fast cycle detection at construction time; an </w:t>
+      </w:r>
+      <w:proofErr w:type="spellStart"/>
+      <w:r>
+        <w:t>asyncio</w:t>
+      </w:r>
+      <w:proofErr w:type="spellEnd"/>
+      <w:r>
+        <w:t xml:space="preserve">-based asynchronous scheduler that executes agents concurrently within groups using </w:t>
+      </w:r>
+      <w:proofErr w:type="spellStart"/>
+      <w:r>
+        <w:t>asyncio.gather</w:t>
+      </w:r>
+      <w:proofErr w:type="spellEnd"/>
+      <w:r>
+        <w:t xml:space="preserve"> while maintaining sequential constraints between groups, supporting both batch and stream execution modes; an LLM agent with tool calling capability that interacts with external tools through an iterative tool calling loop with a maximum of 10 rounds, supporting per-agent permission filtering; and a rule-based intent detection module that recognizes Chinese natural language patterns such as first X then Y and compare X with Y, automatically converting them into DSL workflow definitions.</w:t>
       </w:r>
     </w:p>
     <w:p>
@@ -1314,7 +1318,23 @@
         <w:ind w:firstLine="480"/>
       </w:pPr>
       <w:r>
-        <w:t xml:space="preserve">The system is developed in Python with the backend based on the FastAPI framework and the terminal interface implemented using Rich and prompt_toolkit libraries. The project contains 112 Python source files with approximately 58,000 lines of code. System correctness has been verified through 1,372 automated test cases covering all major modules. Tests run in GitHub Actions CI environment across Python 3.10, 3.11, and 3.12. Results show that the DAG engine correctly handles complex dependency </w:t>
+        <w:t xml:space="preserve">The system is developed in Python with the backend based on the </w:t>
+      </w:r>
+      <w:proofErr w:type="spellStart"/>
+      <w:r>
+        <w:t>FastAPI</w:t>
+      </w:r>
+      <w:proofErr w:type="spellEnd"/>
+      <w:r>
+        <w:t xml:space="preserve"> framework and the terminal interface implemented using Rich and </w:t>
+      </w:r>
+      <w:proofErr w:type="spellStart"/>
+      <w:r>
+        <w:t>prompt_toolkit</w:t>
+      </w:r>
+      <w:proofErr w:type="spellEnd"/>
+      <w:r>
+        <w:t xml:space="preserve"> libraries. The project contains 112 Python source files with approximately 58,000 lines of code. System correctness has been verified through 1,372 automated test cases covering all major modules. Tests run in GitHub Actions CI environment across Python 3.10, 3.11, and 3.12. Results show that the DAG engine correctly handles complex dependency </w:t>
       </w:r>
       <w:r>
         <w:lastRenderedPageBreak/>
@@ -4570,11 +4590,13 @@
       <w:r>
         <w:t xml:space="preserve">1.1 </w:t>
       </w:r>
+      <w:proofErr w:type="spellStart"/>
       <w:r>
         <w:t>项目背景</w:t>
       </w:r>
       <w:bookmarkEnd w:id="2"/>
       <w:bookmarkEnd w:id="4"/>
+      <w:proofErr w:type="spellEnd"/>
     </w:p>
     <w:p>
       <w:pPr>
@@ -4584,12 +4606,14 @@
           <w:lang w:eastAsia="zh-CN"/>
         </w:rPr>
       </w:pPr>
+      <w:proofErr w:type="spellStart"/>
       <w:r>
         <w:rPr>
           <w:rFonts w:hint="eastAsia"/>
         </w:rPr>
         <w:t>近年来，大语言模型</w:t>
       </w:r>
+      <w:proofErr w:type="spellEnd"/>
       <w:r>
         <w:rPr>
           <w:rFonts w:hint="eastAsia"/>
@@ -4967,12 +4991,14 @@
         </w:rPr>
         <w:t>编排工具存在以下问题。第一，交互方式单一。</w:t>
       </w:r>
+      <w:proofErr w:type="spellStart"/>
       <w:r>
         <w:rPr>
           <w:lang w:eastAsia="zh-CN"/>
         </w:rPr>
         <w:t>Langflow</w:t>
       </w:r>
+      <w:proofErr w:type="spellEnd"/>
       <w:r>
         <w:rPr>
           <w:lang w:eastAsia="zh-CN"/>
@@ -5003,12 +5029,14 @@
         </w:rPr>
         <w:t>自动生成；</w:t>
       </w:r>
+      <w:proofErr w:type="spellStart"/>
       <w:r>
         <w:rPr>
           <w:lang w:eastAsia="zh-CN"/>
         </w:rPr>
         <w:t>CrewAI</w:t>
       </w:r>
+      <w:proofErr w:type="spellEnd"/>
       <w:r>
         <w:rPr>
           <w:lang w:eastAsia="zh-CN"/>
@@ -5102,12 +5130,14 @@
         </w:rPr>
         <w:t>本文设计并实现了一个名为</w:t>
       </w:r>
+      <w:proofErr w:type="spellStart"/>
       <w:r>
         <w:rPr>
           <w:lang w:eastAsia="zh-CN"/>
         </w:rPr>
         <w:t>GrassFlow</w:t>
       </w:r>
+      <w:proofErr w:type="spellEnd"/>
       <w:r>
         <w:rPr>
           <w:lang w:eastAsia="zh-CN"/>
@@ -5126,11 +5156,19 @@
         </w:rPr>
         <w:t>积木编排平台。平台的核心设计理念是用户只需声明谁依赖谁，系统自动处理执行顺序和并行调度。取名</w:t>
       </w:r>
-      <w:r>
-        <w:rPr>
-          <w:lang w:eastAsia="zh-CN"/>
-        </w:rPr>
-        <w:t>GrassFlow(</w:t>
+      <w:proofErr w:type="spellStart"/>
+      <w:r>
+        <w:rPr>
+          <w:lang w:eastAsia="zh-CN"/>
+        </w:rPr>
+        <w:t>GrassFlow</w:t>
+      </w:r>
+      <w:proofErr w:type="spellEnd"/>
+      <w:r>
+        <w:rPr>
+          <w:lang w:eastAsia="zh-CN"/>
+        </w:rPr>
+        <w:t>(</w:t>
       </w:r>
       <w:r>
         <w:rPr>
@@ -5385,12 +5423,14 @@
         </w:rPr>
         <w:t>为边数。调度器基于</w:t>
       </w:r>
+      <w:proofErr w:type="spellStart"/>
       <w:r>
         <w:rPr>
           <w:lang w:eastAsia="zh-CN"/>
         </w:rPr>
         <w:t>asyncio</w:t>
       </w:r>
+      <w:proofErr w:type="spellEnd"/>
       <w:r>
         <w:rPr>
           <w:lang w:eastAsia="zh-CN"/>
@@ -5670,12 +5710,14 @@
         </w:rPr>
         <w:t>终端基于</w:t>
       </w:r>
+      <w:proofErr w:type="spellStart"/>
       <w:r>
         <w:rPr>
           <w:lang w:eastAsia="zh-CN"/>
         </w:rPr>
         <w:t>prompt_toolkit</w:t>
       </w:r>
+      <w:proofErr w:type="spellEnd"/>
       <w:r>
         <w:rPr>
           <w:lang w:eastAsia="zh-CN"/>
@@ -5966,12 +6008,14 @@
           <w:lang w:eastAsia="zh-CN"/>
         </w:rPr>
       </w:pPr>
+      <w:proofErr w:type="spellStart"/>
       <w:r>
         <w:rPr>
           <w:lang w:eastAsia="zh-CN"/>
         </w:rPr>
         <w:t>GrassFlow</w:t>
       </w:r>
+      <w:proofErr w:type="spellEnd"/>
       <w:r>
         <w:rPr>
           <w:lang w:eastAsia="zh-CN"/>
@@ -6077,12 +6121,14 @@
         </w:rPr>
         <w:t>与同类工具相比，</w:t>
       </w:r>
+      <w:proofErr w:type="spellStart"/>
       <w:r>
         <w:rPr>
           <w:lang w:eastAsia="zh-CN"/>
         </w:rPr>
         <w:t>GrassFlow</w:t>
       </w:r>
+      <w:proofErr w:type="spellEnd"/>
       <w:r>
         <w:rPr>
           <w:lang w:eastAsia="zh-CN"/>
@@ -6288,7 +6334,21 @@
         <w:rPr>
           <w:lang w:eastAsia="zh-CN"/>
         </w:rPr>
-        <w:t>(system_prompt)</w:t>
+        <w:t>(</w:t>
+      </w:r>
+      <w:proofErr w:type="spellStart"/>
+      <w:r>
+        <w:rPr>
+          <w:lang w:eastAsia="zh-CN"/>
+        </w:rPr>
+        <w:t>system_prompt</w:t>
+      </w:r>
+      <w:proofErr w:type="spellEnd"/>
+      <w:r>
+        <w:rPr>
+          <w:lang w:eastAsia="zh-CN"/>
+        </w:rPr>
+        <w:t>)</w:t>
       </w:r>
       <w:r>
         <w:rPr>
@@ -6336,7 +6396,21 @@
         <w:rPr>
           <w:lang w:eastAsia="zh-CN"/>
         </w:rPr>
-        <w:t>(mcp)</w:t>
+        <w:t>(</w:t>
+      </w:r>
+      <w:proofErr w:type="spellStart"/>
+      <w:r>
+        <w:rPr>
+          <w:lang w:eastAsia="zh-CN"/>
+        </w:rPr>
+        <w:t>mcp</w:t>
+      </w:r>
+      <w:proofErr w:type="spellEnd"/>
+      <w:r>
+        <w:rPr>
+          <w:lang w:eastAsia="zh-CN"/>
+        </w:rPr>
+        <w:t>)</w:t>
       </w:r>
       <w:r>
         <w:rPr>
@@ -6384,7 +6458,21 @@
         <w:rPr>
           <w:lang w:eastAsia="zh-CN"/>
         </w:rPr>
-        <w:t>(on_fail: stop/skip/retry)</w:t>
+        <w:t>(</w:t>
+      </w:r>
+      <w:proofErr w:type="spellStart"/>
+      <w:r>
+        <w:rPr>
+          <w:lang w:eastAsia="zh-CN"/>
+        </w:rPr>
+        <w:t>on_fail</w:t>
+      </w:r>
+      <w:proofErr w:type="spellEnd"/>
+      <w:r>
+        <w:rPr>
+          <w:lang w:eastAsia="zh-CN"/>
+        </w:rPr>
+        <w:t>: stop/skip/retry)</w:t>
       </w:r>
       <w:r>
         <w:rPr>
@@ -7290,12 +7378,14 @@
         </w:rPr>
         <w:t>类似</w:t>
       </w:r>
+      <w:proofErr w:type="spellStart"/>
       <w:r>
         <w:rPr>
           <w:lang w:eastAsia="zh-CN"/>
         </w:rPr>
         <w:t>htop</w:t>
       </w:r>
+      <w:proofErr w:type="spellEnd"/>
       <w:r>
         <w:rPr>
           <w:lang w:eastAsia="zh-CN"/>
@@ -7377,12 +7467,14 @@
         </w:rPr>
         <w:t>在性能方面，调度器应充分利用</w:t>
       </w:r>
+      <w:proofErr w:type="spellStart"/>
       <w:r>
         <w:rPr>
           <w:lang w:eastAsia="zh-CN"/>
         </w:rPr>
         <w:t>asyncio</w:t>
       </w:r>
+      <w:proofErr w:type="spellEnd"/>
       <w:r>
         <w:rPr>
           <w:lang w:eastAsia="zh-CN"/>
@@ -7739,12 +7831,14 @@
           <w:lang w:eastAsia="zh-CN"/>
         </w:rPr>
       </w:pPr>
+      <w:proofErr w:type="spellStart"/>
       <w:r>
         <w:rPr>
           <w:lang w:eastAsia="zh-CN"/>
         </w:rPr>
         <w:t>GrassFlow</w:t>
       </w:r>
+      <w:proofErr w:type="spellEnd"/>
       <w:r>
         <w:rPr>
           <w:lang w:eastAsia="zh-CN"/>
@@ -7802,12 +7896,14 @@
         </w:rPr>
         <w:t>、</w:t>
       </w:r>
+      <w:proofErr w:type="spellStart"/>
       <w:r>
         <w:rPr>
           <w:lang w:eastAsia="zh-CN"/>
         </w:rPr>
         <w:t>AgentInstance</w:t>
       </w:r>
+      <w:proofErr w:type="spellEnd"/>
       <w:r>
         <w:rPr>
           <w:lang w:eastAsia="zh-CN"/>
@@ -8055,8 +8151,16 @@
         <w:rPr>
           <w:lang w:eastAsia="zh-CN"/>
         </w:rPr>
-        <w:t>3-1 GrassFlow</w:t>
-      </w:r>
+        <w:t xml:space="preserve">3-1 </w:t>
+      </w:r>
+      <w:proofErr w:type="spellStart"/>
+      <w:r>
+        <w:rPr>
+          <w:lang w:eastAsia="zh-CN"/>
+        </w:rPr>
+        <w:t>GrassFlow</w:t>
+      </w:r>
+      <w:proofErr w:type="spellEnd"/>
       <w:r>
         <w:rPr>
           <w:lang w:eastAsia="zh-CN"/>
@@ -8118,7 +8222,21 @@
         <w:rPr>
           <w:lang w:eastAsia="zh-CN"/>
         </w:rPr>
-        <w:t>(asyncio)</w:t>
+        <w:t>(</w:t>
+      </w:r>
+      <w:proofErr w:type="spellStart"/>
+      <w:r>
+        <w:rPr>
+          <w:lang w:eastAsia="zh-CN"/>
+        </w:rPr>
+        <w:t>asyncio</w:t>
+      </w:r>
+      <w:proofErr w:type="spellEnd"/>
+      <w:r>
+        <w:rPr>
+          <w:lang w:eastAsia="zh-CN"/>
+        </w:rPr>
+        <w:t>)</w:t>
       </w:r>
       <w:r>
         <w:rPr>
@@ -8150,12 +8268,14 @@
         </w:rPr>
         <w:t>的</w:t>
       </w:r>
+      <w:proofErr w:type="spellStart"/>
       <w:r>
         <w:rPr>
           <w:lang w:eastAsia="zh-CN"/>
         </w:rPr>
         <w:t>dataclass</w:t>
       </w:r>
+      <w:proofErr w:type="spellEnd"/>
       <w:r>
         <w:rPr>
           <w:lang w:eastAsia="zh-CN"/>
@@ -8195,11 +8315,19 @@
         </w:rPr>
         <w:t>框架采用</w:t>
       </w:r>
-      <w:r>
-        <w:rPr>
-          <w:lang w:eastAsia="zh-CN"/>
-        </w:rPr>
-        <w:t>FastAPI 0.100.0</w:t>
+      <w:proofErr w:type="spellStart"/>
+      <w:r>
+        <w:rPr>
+          <w:lang w:eastAsia="zh-CN"/>
+        </w:rPr>
+        <w:t>FastAPI</w:t>
+      </w:r>
+      <w:proofErr w:type="spellEnd"/>
+      <w:r>
+        <w:rPr>
+          <w:lang w:eastAsia="zh-CN"/>
+        </w:rPr>
+        <w:t xml:space="preserve"> 0.100.0</w:t>
       </w:r>
       <w:r>
         <w:rPr>
@@ -8231,36 +8359,42 @@
         </w:rPr>
         <w:t>实时通信。</w:t>
       </w:r>
+      <w:proofErr w:type="spellStart"/>
       <w:r>
         <w:rPr>
           <w:lang w:eastAsia="zh-CN"/>
         </w:rPr>
         <w:t>FastAPI</w:t>
       </w:r>
+      <w:proofErr w:type="spellEnd"/>
       <w:r>
         <w:rPr>
           <w:lang w:eastAsia="zh-CN"/>
         </w:rPr>
         <w:t>基于</w:t>
       </w:r>
+      <w:proofErr w:type="spellStart"/>
       <w:r>
         <w:rPr>
           <w:lang w:eastAsia="zh-CN"/>
         </w:rPr>
         <w:t>Pydantic</w:t>
       </w:r>
+      <w:proofErr w:type="spellEnd"/>
       <w:r>
         <w:rPr>
           <w:lang w:eastAsia="zh-CN"/>
         </w:rPr>
         <w:t>进行数据校验，支持异步请求处理，自动生成</w:t>
       </w:r>
+      <w:proofErr w:type="spellStart"/>
       <w:r>
         <w:rPr>
           <w:lang w:eastAsia="zh-CN"/>
         </w:rPr>
         <w:t>OpenAPI</w:t>
       </w:r>
+      <w:proofErr w:type="spellEnd"/>
       <w:r>
         <w:rPr>
           <w:lang w:eastAsia="zh-CN"/>
@@ -8279,12 +8413,14 @@
         </w:rPr>
         <w:t>服务器采用</w:t>
       </w:r>
+      <w:proofErr w:type="spellStart"/>
       <w:r>
         <w:rPr>
           <w:lang w:eastAsia="zh-CN"/>
         </w:rPr>
         <w:t>uvicorn</w:t>
       </w:r>
+      <w:proofErr w:type="spellEnd"/>
       <w:r>
         <w:rPr>
           <w:lang w:eastAsia="zh-CN"/>
@@ -8330,11 +8466,19 @@
         </w:rPr>
         <w:t>库实现富文本渲染，包括表格、面板、进度条、语法高亮等。交互式输入采用</w:t>
       </w:r>
-      <w:r>
-        <w:rPr>
-          <w:lang w:eastAsia="zh-CN"/>
-        </w:rPr>
-        <w:t>prompt_toolkit 3.0</w:t>
+      <w:proofErr w:type="spellStart"/>
+      <w:r>
+        <w:rPr>
+          <w:lang w:eastAsia="zh-CN"/>
+        </w:rPr>
+        <w:t>prompt_toolkit</w:t>
+      </w:r>
+      <w:proofErr w:type="spellEnd"/>
+      <w:r>
+        <w:rPr>
+          <w:lang w:eastAsia="zh-CN"/>
+        </w:rPr>
+        <w:t xml:space="preserve"> 3.0</w:t>
       </w:r>
       <w:r>
         <w:rPr>
@@ -8376,11 +8520,19 @@
         </w:rPr>
         <w:t>调用采用</w:t>
       </w:r>
-      <w:r>
-        <w:rPr>
-          <w:lang w:eastAsia="zh-CN"/>
-        </w:rPr>
-        <w:t>LiteLLM 1.0</w:t>
+      <w:proofErr w:type="spellStart"/>
+      <w:r>
+        <w:rPr>
+          <w:lang w:eastAsia="zh-CN"/>
+        </w:rPr>
+        <w:t>LiteLLM</w:t>
+      </w:r>
+      <w:proofErr w:type="spellEnd"/>
+      <w:r>
+        <w:rPr>
+          <w:lang w:eastAsia="zh-CN"/>
+        </w:rPr>
+        <w:t xml:space="preserve"> 1.0</w:t>
       </w:r>
       <w:r>
         <w:rPr>
@@ -8424,24 +8576,28 @@
         </w:rPr>
         <w:t>、</w:t>
       </w:r>
+      <w:proofErr w:type="spellStart"/>
       <w:r>
         <w:rPr>
           <w:lang w:eastAsia="zh-CN"/>
         </w:rPr>
         <w:t>Ollama</w:t>
       </w:r>
+      <w:proofErr w:type="spellEnd"/>
       <w:r>
         <w:rPr>
           <w:lang w:eastAsia="zh-CN"/>
         </w:rPr>
         <w:t>等多个模型提供商的接口。</w:t>
       </w:r>
+      <w:proofErr w:type="spellStart"/>
       <w:r>
         <w:rPr>
           <w:lang w:eastAsia="zh-CN"/>
         </w:rPr>
         <w:t>LiteLLM</w:t>
       </w:r>
+      <w:proofErr w:type="spellEnd"/>
       <w:r>
         <w:rPr>
           <w:lang w:eastAsia="zh-CN"/>
@@ -8487,12 +8643,14 @@
         </w:rPr>
         <w:t>，通过</w:t>
       </w:r>
+      <w:proofErr w:type="spellStart"/>
       <w:r>
         <w:rPr>
           <w:lang w:eastAsia="zh-CN"/>
         </w:rPr>
         <w:t>aiosqlite</w:t>
       </w:r>
+      <w:proofErr w:type="spellEnd"/>
       <w:r>
         <w:rPr>
           <w:lang w:eastAsia="zh-CN"/>
@@ -8736,11 +8894,19 @@
         </w:rPr>
         <w:t>、</w:t>
       </w:r>
-      <w:r>
-        <w:rPr>
-          <w:lang w:eastAsia="zh-CN"/>
-        </w:rPr>
-        <w:t>system_prompt(</w:t>
+      <w:proofErr w:type="spellStart"/>
+      <w:r>
+        <w:rPr>
+          <w:lang w:eastAsia="zh-CN"/>
+        </w:rPr>
+        <w:t>system_prompt</w:t>
+      </w:r>
+      <w:proofErr w:type="spellEnd"/>
+      <w:r>
+        <w:rPr>
+          <w:lang w:eastAsia="zh-CN"/>
+        </w:rPr>
+        <w:t>(</w:t>
       </w:r>
       <w:r>
         <w:rPr>
@@ -8788,7 +8954,21 @@
         <w:rPr>
           <w:lang w:eastAsia="zh-CN"/>
         </w:rPr>
-        <w:t>model default/fallback/temperature/max_tokens(</w:t>
+        <w:t>model default/fallback/temperature/</w:t>
+      </w:r>
+      <w:proofErr w:type="spellStart"/>
+      <w:r>
+        <w:rPr>
+          <w:lang w:eastAsia="zh-CN"/>
+        </w:rPr>
+        <w:t>max_tokens</w:t>
+      </w:r>
+      <w:proofErr w:type="spellEnd"/>
+      <w:r>
+        <w:rPr>
+          <w:lang w:eastAsia="zh-CN"/>
+        </w:rPr>
+        <w:t>(</w:t>
       </w:r>
       <w:r>
         <w:rPr>
@@ -8808,18 +8988,45 @@
         </w:rPr>
         <w:t>、</w:t>
       </w:r>
-      <w:r>
-        <w:rPr>
-          <w:lang w:eastAsia="zh-CN"/>
-        </w:rPr>
-        <w:t xml:space="preserve">mcp server_name { tools: [...] </w:t>
-      </w:r>
-      <w:r>
-        <w:t>}(MCP</w:t>
+      <w:proofErr w:type="spellStart"/>
+      <w:r>
+        <w:rPr>
+          <w:lang w:eastAsia="zh-CN"/>
+        </w:rPr>
+        <w:t>mcp</w:t>
+      </w:r>
+      <w:proofErr w:type="spellEnd"/>
+      <w:r>
+        <w:rPr>
+          <w:lang w:eastAsia="zh-CN"/>
+        </w:rPr>
+        <w:t xml:space="preserve"> </w:t>
+      </w:r>
+      <w:proofErr w:type="spellStart"/>
+      <w:r>
+        <w:rPr>
+          <w:lang w:eastAsia="zh-CN"/>
+        </w:rPr>
+        <w:t>server_name</w:t>
+      </w:r>
+      <w:proofErr w:type="spellEnd"/>
+      <w:r>
+        <w:rPr>
+          <w:lang w:eastAsia="zh-CN"/>
+        </w:rPr>
+        <w:t xml:space="preserve"> { tools: [...] </w:t>
+      </w:r>
+      <w:r>
+        <w:t>}(</w:t>
+      </w:r>
+      <w:proofErr w:type="spellStart"/>
+      <w:r>
+        <w:t>MCP</w:t>
       </w:r>
       <w:r>
         <w:t>工具配置</w:t>
       </w:r>
+      <w:proofErr w:type="spellEnd"/>
       <w:r>
         <w:t>)</w:t>
       </w:r>
@@ -8829,9 +9036,11 @@
       <w:r>
         <w:t>permission allow/deny/ask(</w:t>
       </w:r>
+      <w:proofErr w:type="spellStart"/>
       <w:r>
         <w:t>工具权限声明</w:t>
       </w:r>
+      <w:proofErr w:type="spellEnd"/>
       <w:r>
         <w:t>)</w:t>
       </w:r>
@@ -8868,27 +9077,62 @@
       <w:r>
         <w:t>(agent name { model: ..., prompt: ... })</w:t>
       </w:r>
+      <w:proofErr w:type="spellStart"/>
       <w:r>
         <w:t>和组件引用</w:t>
       </w:r>
-      <w:r>
-        <w:t>(agent name use component_name { model temperature: 0.5 })</w:t>
-      </w:r>
-      <w:r>
-        <w:t>。连接关系使用</w:t>
-      </w:r>
+      <w:proofErr w:type="spellEnd"/>
+      <w:r>
+        <w:t xml:space="preserve">(agent name use </w:t>
+      </w:r>
+      <w:proofErr w:type="spellStart"/>
+      <w:r>
+        <w:t>component_name</w:t>
+      </w:r>
+      <w:proofErr w:type="spellEnd"/>
+      <w:r>
+        <w:t xml:space="preserve"> { model temperature: 0.5 })</w:t>
+      </w:r>
+      <w:r>
+        <w:t>。</w:t>
+      </w:r>
+      <w:proofErr w:type="spellStart"/>
+      <w:r>
+        <w:t>连接关系使用</w:t>
+      </w:r>
+      <w:proofErr w:type="spellEnd"/>
       <w:r>
         <w:t>-&gt;</w:t>
       </w:r>
+      <w:proofErr w:type="spellStart"/>
       <w:r>
         <w:t>符号声明，支持端口级精确连接</w:t>
       </w:r>
-      <w:r>
-        <w:t>(A.port -&gt; B.port)</w:t>
-      </w:r>
+      <w:proofErr w:type="spellEnd"/>
+      <w:r>
+        <w:t>(</w:t>
+      </w:r>
+      <w:proofErr w:type="spellStart"/>
+      <w:r>
+        <w:t>A.port</w:t>
+      </w:r>
+      <w:proofErr w:type="spellEnd"/>
+      <w:r>
+        <w:t xml:space="preserve"> -&gt; </w:t>
+      </w:r>
+      <w:proofErr w:type="spellStart"/>
+      <w:r>
+        <w:t>B.port</w:t>
+      </w:r>
+      <w:proofErr w:type="spellEnd"/>
+      <w:r>
+        <w:t>)</w:t>
+      </w:r>
+      <w:proofErr w:type="spellStart"/>
       <w:r>
         <w:t>和自动推断</w:t>
       </w:r>
+      <w:proofErr w:type="spellEnd"/>
       <w:r>
         <w:t>(A -&gt; B)</w:t>
       </w:r>
@@ -8904,12 +9148,15 @@
           <w:lang w:eastAsia="zh-CN"/>
         </w:rPr>
       </w:pPr>
+      <w:proofErr w:type="spellStart"/>
       <w:r>
         <w:t>连接语法支持五种模式。顺序执行</w:t>
       </w:r>
+      <w:proofErr w:type="spellEnd"/>
       <w:r>
         <w:t>(A -&gt; B)</w:t>
       </w:r>
+      <w:proofErr w:type="spellStart"/>
       <w:r>
         <w:t>表示</w:t>
       </w:r>
@@ -8922,6 +9169,7 @@
       <w:r>
         <w:t>B</w:t>
       </w:r>
+      <w:proofErr w:type="spellEnd"/>
       <w:r>
         <w:t>。</w:t>
       </w:r>
@@ -9132,9 +9380,11 @@
       <w:r>
         <w:t>description: "</w:t>
       </w:r>
+      <w:proofErr w:type="spellStart"/>
       <w:r>
         <w:t>代码文件读取器</w:t>
       </w:r>
+      <w:proofErr w:type="spellEnd"/>
       <w:r>
         <w:t>"</w:t>
       </w:r>
@@ -9145,11 +9395,21 @@
         <w:ind w:firstLine="480"/>
       </w:pPr>
       <w:r>
-        <w:t xml:space="preserve">  system_prompt: "</w:t>
-      </w:r>
+        <w:t xml:space="preserve">  </w:t>
+      </w:r>
+      <w:proofErr w:type="spellStart"/>
+      <w:r>
+        <w:t>system_prompt</w:t>
+      </w:r>
+      <w:proofErr w:type="spellEnd"/>
+      <w:r>
+        <w:t>: "</w:t>
+      </w:r>
+      <w:proofErr w:type="spellStart"/>
       <w:r>
         <w:t>读取指定路径的代码文件内容</w:t>
       </w:r>
+      <w:proofErr w:type="spellEnd"/>
       <w:r>
         <w:t>"</w:t>
       </w:r>
@@ -9160,11 +9420,21 @@
         <w:ind w:firstLine="480"/>
       </w:pPr>
       <w:r>
-        <w:t xml:space="preserve">  port output code_content: string "</w:t>
-      </w:r>
+        <w:t xml:space="preserve">  port output </w:t>
+      </w:r>
+      <w:proofErr w:type="spellStart"/>
+      <w:r>
+        <w:t>code_content</w:t>
+      </w:r>
+      <w:proofErr w:type="spellEnd"/>
+      <w:r>
+        <w:t>: string "</w:t>
+      </w:r>
+      <w:proofErr w:type="spellStart"/>
       <w:r>
         <w:t>代码内容</w:t>
       </w:r>
+      <w:proofErr w:type="spellEnd"/>
       <w:r>
         <w:t>"</w:t>
       </w:r>
@@ -9237,9 +9507,11 @@
       <w:r>
         <w:t xml:space="preserve">  description: "</w:t>
       </w:r>
+      <w:proofErr w:type="spellStart"/>
       <w:r>
         <w:t>代码复杂度分析专家</w:t>
       </w:r>
+      <w:proofErr w:type="spellEnd"/>
       <w:r>
         <w:t>"</w:t>
       </w:r>
@@ -9250,11 +9522,21 @@
         <w:ind w:firstLine="480"/>
       </w:pPr>
       <w:r>
-        <w:t xml:space="preserve">  system_prompt: "</w:t>
-      </w:r>
+        <w:t xml:space="preserve">  </w:t>
+      </w:r>
+      <w:proofErr w:type="spellStart"/>
+      <w:r>
+        <w:t>system_prompt</w:t>
+      </w:r>
+      <w:proofErr w:type="spellEnd"/>
+      <w:r>
+        <w:t>: "</w:t>
+      </w:r>
+      <w:proofErr w:type="spellStart"/>
       <w:r>
         <w:t>分析代码的圈复杂度和认知复杂度</w:t>
       </w:r>
+      <w:proofErr w:type="spellEnd"/>
       <w:r>
         <w:t>"</w:t>
       </w:r>
@@ -9265,11 +9547,21 @@
         <w:ind w:firstLine="480"/>
       </w:pPr>
       <w:r>
-        <w:t xml:space="preserve">  port input code_content: string "</w:t>
-      </w:r>
+        <w:t xml:space="preserve">  port input </w:t>
+      </w:r>
+      <w:proofErr w:type="spellStart"/>
+      <w:r>
+        <w:t>code_content</w:t>
+      </w:r>
+      <w:proofErr w:type="spellEnd"/>
+      <w:r>
+        <w:t>: string "</w:t>
+      </w:r>
+      <w:proofErr w:type="spellStart"/>
       <w:r>
         <w:t>待分析的代码</w:t>
       </w:r>
+      <w:proofErr w:type="spellEnd"/>
       <w:r>
         <w:t>"</w:t>
       </w:r>
@@ -9282,9 +9574,11 @@
       <w:r>
         <w:t xml:space="preserve">  port output analysis: object "</w:t>
       </w:r>
+      <w:proofErr w:type="spellStart"/>
       <w:r>
         <w:t>复杂度分析结果</w:t>
       </w:r>
+      <w:proofErr w:type="spellEnd"/>
       <w:r>
         <w:t>"</w:t>
       </w:r>
@@ -9327,7 +9621,15 @@
         <w:ind w:firstLine="480"/>
       </w:pPr>
       <w:r>
-        <w:t>workflow code_review {</w:t>
+        <w:t xml:space="preserve">workflow </w:t>
+      </w:r>
+      <w:proofErr w:type="spellStart"/>
+      <w:r>
+        <w:t>code_review</w:t>
+      </w:r>
+      <w:proofErr w:type="spellEnd"/>
+      <w:r>
+        <w:t xml:space="preserve"> {</w:t>
       </w:r>
     </w:p>
     <w:p>
@@ -9395,8 +9697,21 @@
         <w:ind w:firstLine="480"/>
       </w:pPr>
       <w:r>
-        <w:t xml:space="preserve">  reader.code_content -&gt; complexity.code_content</w:t>
-      </w:r>
+        <w:t xml:space="preserve">  </w:t>
+      </w:r>
+      <w:proofErr w:type="spellStart"/>
+      <w:r>
+        <w:t>reader.code_content</w:t>
+      </w:r>
+      <w:proofErr w:type="spellEnd"/>
+      <w:r>
+        <w:t xml:space="preserve"> -&gt; </w:t>
+      </w:r>
+      <w:proofErr w:type="spellStart"/>
+      <w:r>
+        <w:t>complexity.code_content</w:t>
+      </w:r>
+      <w:proofErr w:type="spellEnd"/>
     </w:p>
     <w:p>
       <w:pPr>
@@ -9404,8 +9719,21 @@
         <w:ind w:firstLine="480"/>
       </w:pPr>
       <w:r>
-        <w:t xml:space="preserve">  reader.code_content -&gt; security.code_content</w:t>
-      </w:r>
+        <w:t xml:space="preserve">  </w:t>
+      </w:r>
+      <w:proofErr w:type="spellStart"/>
+      <w:r>
+        <w:t>reader.code_content</w:t>
+      </w:r>
+      <w:proofErr w:type="spellEnd"/>
+      <w:r>
+        <w:t xml:space="preserve"> -&gt; </w:t>
+      </w:r>
+      <w:proofErr w:type="spellStart"/>
+      <w:r>
+        <w:t>security.code_content</w:t>
+      </w:r>
+      <w:proofErr w:type="spellEnd"/>
     </w:p>
     <w:p>
       <w:pPr>
@@ -9413,8 +9741,21 @@
         <w:ind w:firstLine="480"/>
       </w:pPr>
       <w:r>
-        <w:t xml:space="preserve">  reader.code_content -&gt; style.code_content</w:t>
-      </w:r>
+        <w:t xml:space="preserve">  </w:t>
+      </w:r>
+      <w:proofErr w:type="spellStart"/>
+      <w:r>
+        <w:t>reader.code_content</w:t>
+      </w:r>
+      <w:proofErr w:type="spellEnd"/>
+      <w:r>
+        <w:t xml:space="preserve"> -&gt; </w:t>
+      </w:r>
+      <w:proofErr w:type="spellStart"/>
+      <w:r>
+        <w:t>style.code_content</w:t>
+      </w:r>
+      <w:proofErr w:type="spellEnd"/>
     </w:p>
     <w:p>
       <w:pPr>
@@ -9422,7 +9763,31 @@
         <w:ind w:firstLine="480"/>
       </w:pPr>
       <w:r>
-        <w:t xml:space="preserve">  (complexity.analysis, security.scan_result, style.check_result) -&gt; reviewer</w:t>
+        <w:t xml:space="preserve">  (</w:t>
+      </w:r>
+      <w:proofErr w:type="spellStart"/>
+      <w:r>
+        <w:t>complexity.analysis</w:t>
+      </w:r>
+      <w:proofErr w:type="spellEnd"/>
+      <w:r>
+        <w:t xml:space="preserve">, </w:t>
+      </w:r>
+      <w:proofErr w:type="spellStart"/>
+      <w:r>
+        <w:t>security.scan_result</w:t>
+      </w:r>
+      <w:proofErr w:type="spellEnd"/>
+      <w:r>
+        <w:t xml:space="preserve">, </w:t>
+      </w:r>
+      <w:proofErr w:type="spellStart"/>
+      <w:r>
+        <w:t>style.check_result</w:t>
+      </w:r>
+      <w:proofErr w:type="spellEnd"/>
+      <w:r>
+        <w:t>) -&gt; reviewer</w:t>
       </w:r>
     </w:p>
     <w:p>
@@ -9431,7 +9796,15 @@
         <w:ind w:firstLine="480"/>
       </w:pPr>
       <w:r>
-        <w:t xml:space="preserve">  reviewer.review_result -&gt; reporter</w:t>
+        <w:t xml:space="preserve">  </w:t>
+      </w:r>
+      <w:proofErr w:type="spellStart"/>
+      <w:r>
+        <w:t>reviewer.review_result</w:t>
+      </w:r>
+      <w:proofErr w:type="spellEnd"/>
+      <w:r>
+        <w:t xml:space="preserve"> -&gt; reporter</w:t>
       </w:r>
     </w:p>
     <w:p>
@@ -9450,13 +9823,18 @@
       <w:bookmarkStart w:id="39" w:name="_Toc233630909"/>
       <w:bookmarkStart w:id="40" w:name="_Toc233639362"/>
       <w:r>
-        <w:t>3.2.2 DAG</w:t>
+        <w:t xml:space="preserve">3.2.2 </w:t>
+      </w:r>
+      <w:proofErr w:type="spellStart"/>
+      <w:r>
+        <w:t>DAG</w:t>
       </w:r>
       <w:r>
         <w:t>引擎设计</w:t>
       </w:r>
       <w:bookmarkEnd w:id="39"/>
       <w:bookmarkEnd w:id="40"/>
+      <w:proofErr w:type="spellEnd"/>
     </w:p>
     <w:p>
       <w:pPr>
@@ -9496,12 +9874,14 @@
         </w:rPr>
         <w:t>当发现某个节点的邻居在当前递归路径中重复出现时，判定存在环，立即抛出</w:t>
       </w:r>
+      <w:proofErr w:type="spellStart"/>
       <w:r>
         <w:rPr>
           <w:lang w:eastAsia="zh-CN"/>
         </w:rPr>
         <w:t>DAGError</w:t>
       </w:r>
+      <w:proofErr w:type="spellEnd"/>
       <w:r>
         <w:rPr>
           <w:lang w:eastAsia="zh-CN"/>
@@ -9517,6 +9897,7 @@
           <w:lang w:eastAsia="zh-CN"/>
         </w:rPr>
       </w:pPr>
+      <w:proofErr w:type="spellStart"/>
       <w:r>
         <w:t>拓扑排序采用</w:t>
       </w:r>
@@ -9526,12 +9907,18 @@
       <w:r>
         <w:t>算法</w:t>
       </w:r>
-      <w:r>
-        <w:t>(BFS</w:t>
+      <w:proofErr w:type="spellEnd"/>
+      <w:r>
+        <w:t>(</w:t>
+      </w:r>
+      <w:proofErr w:type="spellStart"/>
+      <w:r>
+        <w:t>BFS</w:t>
       </w:r>
       <w:r>
         <w:t>方式</w:t>
       </w:r>
+      <w:proofErr w:type="spellEnd"/>
       <w:r>
         <w:t>)</w:t>
       </w:r>
@@ -9544,12 +9931,14 @@
         </w:rPr>
         <w:t>算法首先计算所有节点的入度，将入度为零的节点加入队列。然后迭代地从队列中取出节点，将其后继节点的入度减一，当后继节点入度变为零时加入队列。如果最终排序结果的节点数不等于图中总节点数，说明存在环，抛出</w:t>
       </w:r>
+      <w:proofErr w:type="spellStart"/>
       <w:r>
         <w:rPr>
           <w:lang w:eastAsia="zh-CN"/>
         </w:rPr>
         <w:t>DAGError</w:t>
       </w:r>
+      <w:proofErr w:type="spellEnd"/>
       <w:r>
         <w:rPr>
           <w:lang w:eastAsia="zh-CN"/>
@@ -9793,12 +10182,14 @@
         </w:rPr>
         <w:t>引擎生成的并行分组依次执行。组间采用顺序执行策略，确保依赖约束不被违反。组内采用</w:t>
       </w:r>
+      <w:proofErr w:type="spellStart"/>
       <w:r>
         <w:rPr>
           <w:lang w:eastAsia="zh-CN"/>
         </w:rPr>
         <w:t>asyncio.gather</w:t>
       </w:r>
+      <w:proofErr w:type="spellEnd"/>
       <w:r>
         <w:rPr>
           <w:lang w:eastAsia="zh-CN"/>
@@ -9817,12 +10208,14 @@
         </w:rPr>
         <w:t>作为</w:t>
       </w:r>
+      <w:proofErr w:type="spellStart"/>
       <w:r>
         <w:rPr>
           <w:lang w:eastAsia="zh-CN"/>
         </w:rPr>
         <w:t>asyncio.Task</w:t>
       </w:r>
+      <w:proofErr w:type="spellEnd"/>
       <w:r>
         <w:rPr>
           <w:lang w:eastAsia="zh-CN"/>
@@ -10154,12 +10547,14 @@
         </w:rPr>
         <w:t>策略在失败后重新执行，配合</w:t>
       </w:r>
+      <w:proofErr w:type="spellStart"/>
       <w:r>
         <w:rPr>
           <w:lang w:eastAsia="zh-CN"/>
         </w:rPr>
         <w:t>retry_count</w:t>
       </w:r>
+      <w:proofErr w:type="spellEnd"/>
       <w:r>
         <w:rPr>
           <w:lang w:eastAsia="zh-CN"/>
@@ -10490,12 +10885,14 @@
         </w:rPr>
         <w:t>的响应包含</w:t>
       </w:r>
+      <w:proofErr w:type="spellStart"/>
       <w:r>
         <w:rPr>
           <w:lang w:eastAsia="zh-CN"/>
         </w:rPr>
         <w:t>tool_calls</w:t>
       </w:r>
+      <w:proofErr w:type="spellEnd"/>
       <w:r>
         <w:rPr>
           <w:lang w:eastAsia="zh-CN"/>
@@ -10526,24 +10923,28 @@
         </w:rPr>
         <w:t>和</w:t>
       </w:r>
+      <w:proofErr w:type="spellStart"/>
       <w:r>
         <w:rPr>
           <w:lang w:eastAsia="zh-CN"/>
         </w:rPr>
         <w:t>function.arguments</w:t>
       </w:r>
+      <w:proofErr w:type="spellEnd"/>
       <w:r>
         <w:rPr>
           <w:lang w:eastAsia="zh-CN"/>
         </w:rPr>
         <w:t>，通过</w:t>
       </w:r>
+      <w:proofErr w:type="spellStart"/>
       <w:r>
         <w:rPr>
           <w:lang w:eastAsia="zh-CN"/>
         </w:rPr>
         <w:t>ToolRegistry</w:t>
       </w:r>
+      <w:proofErr w:type="spellEnd"/>
       <w:r>
         <w:rPr>
           <w:lang w:eastAsia="zh-CN"/>
@@ -10673,12 +11074,14 @@
         </w:rPr>
         <w:t>实例化时，系统调用</w:t>
       </w:r>
+      <w:proofErr w:type="spellStart"/>
       <w:r>
         <w:rPr>
           <w:lang w:eastAsia="zh-CN"/>
         </w:rPr>
         <w:t>create_filtered_registry</w:t>
       </w:r>
+      <w:proofErr w:type="spellEnd"/>
       <w:r>
         <w:rPr>
           <w:lang w:eastAsia="zh-CN"/>
@@ -11127,11 +11530,19 @@
         </w:rPr>
         <w:t>服务器名称中进行模糊搜索。</w:t>
       </w:r>
-      <w:r>
-        <w:rPr>
-          <w:lang w:eastAsia="zh-CN"/>
-        </w:rPr>
-        <w:t>filter_by_source()</w:t>
+      <w:proofErr w:type="spellStart"/>
+      <w:r>
+        <w:rPr>
+          <w:lang w:eastAsia="zh-CN"/>
+        </w:rPr>
+        <w:t>filter_by_source</w:t>
+      </w:r>
+      <w:proofErr w:type="spellEnd"/>
+      <w:r>
+        <w:rPr>
+          <w:lang w:eastAsia="zh-CN"/>
+        </w:rPr>
+        <w:t>()</w:t>
       </w:r>
       <w:r>
         <w:rPr>
@@ -11139,11 +11550,19 @@
         </w:rPr>
         <w:t>、</w:t>
       </w:r>
-      <w:r>
-        <w:rPr>
-          <w:lang w:eastAsia="zh-CN"/>
-        </w:rPr>
-        <w:t>filter_by_model()</w:t>
+      <w:proofErr w:type="spellStart"/>
+      <w:r>
+        <w:rPr>
+          <w:lang w:eastAsia="zh-CN"/>
+        </w:rPr>
+        <w:t>filter_by_model</w:t>
+      </w:r>
+      <w:proofErr w:type="spellEnd"/>
+      <w:r>
+        <w:rPr>
+          <w:lang w:eastAsia="zh-CN"/>
+        </w:rPr>
+        <w:t>()</w:t>
       </w:r>
       <w:r>
         <w:rPr>
@@ -11151,11 +11570,19 @@
         </w:rPr>
         <w:t>、</w:t>
       </w:r>
-      <w:r>
-        <w:rPr>
-          <w:lang w:eastAsia="zh-CN"/>
-        </w:rPr>
-        <w:t>filter_by_mcp()</w:t>
+      <w:proofErr w:type="spellStart"/>
+      <w:r>
+        <w:rPr>
+          <w:lang w:eastAsia="zh-CN"/>
+        </w:rPr>
+        <w:t>filter_by_mcp</w:t>
+      </w:r>
+      <w:proofErr w:type="spellEnd"/>
+      <w:r>
+        <w:rPr>
+          <w:lang w:eastAsia="zh-CN"/>
+        </w:rPr>
+        <w:t>()</w:t>
       </w:r>
       <w:r>
         <w:rPr>
@@ -11175,11 +11602,19 @@
         </w:rPr>
         <w:t>服务器过滤组件。</w:t>
       </w:r>
-      <w:r>
-        <w:rPr>
-          <w:lang w:eastAsia="zh-CN"/>
-        </w:rPr>
-        <w:t>export_component()</w:t>
+      <w:proofErr w:type="spellStart"/>
+      <w:r>
+        <w:rPr>
+          <w:lang w:eastAsia="zh-CN"/>
+        </w:rPr>
+        <w:t>export_component</w:t>
+      </w:r>
+      <w:proofErr w:type="spellEnd"/>
+      <w:r>
+        <w:rPr>
+          <w:lang w:eastAsia="zh-CN"/>
+        </w:rPr>
+        <w:t>()</w:t>
       </w:r>
       <w:r>
         <w:rPr>
@@ -11406,12 +11841,14 @@
         </w:rPr>
         <w:t>句式，生成</w:t>
       </w:r>
+      <w:proofErr w:type="spellStart"/>
       <w:r>
         <w:rPr>
           <w:lang w:eastAsia="zh-CN"/>
         </w:rPr>
         <w:t>parallel_aggregate</w:t>
       </w:r>
+      <w:proofErr w:type="spellEnd"/>
       <w:r>
         <w:rPr>
           <w:lang w:eastAsia="zh-CN"/>
@@ -11644,8 +12081,16 @@
         <w:rPr>
           <w:lang w:eastAsia="zh-CN"/>
         </w:rPr>
-        <w:t>Python dataclass</w:t>
-      </w:r>
+        <w:t xml:space="preserve">Python </w:t>
+      </w:r>
+      <w:proofErr w:type="spellStart"/>
+      <w:r>
+        <w:rPr>
+          <w:lang w:eastAsia="zh-CN"/>
+        </w:rPr>
+        <w:t>dataclass</w:t>
+      </w:r>
+      <w:proofErr w:type="spellEnd"/>
       <w:r>
         <w:rPr>
           <w:lang w:eastAsia="zh-CN"/>
@@ -11764,7 +12209,21 @@
         <w:rPr>
           <w:lang w:eastAsia="zh-CN"/>
         </w:rPr>
-        <w:t>string/number/boolean/object/array)</w:t>
+        <w:t>string/number/</w:t>
+      </w:r>
+      <w:proofErr w:type="spellStart"/>
+      <w:r>
+        <w:rPr>
+          <w:lang w:eastAsia="zh-CN"/>
+        </w:rPr>
+        <w:t>boolean</w:t>
+      </w:r>
+      <w:proofErr w:type="spellEnd"/>
+      <w:r>
+        <w:rPr>
+          <w:lang w:eastAsia="zh-CN"/>
+        </w:rPr>
+        <w:t>/object/array)</w:t>
       </w:r>
       <w:r>
         <w:rPr>
@@ -11820,12 +12279,14 @@
         </w:rPr>
         <w:t>、</w:t>
       </w:r>
+      <w:proofErr w:type="spellStart"/>
       <w:r>
         <w:rPr>
           <w:lang w:eastAsia="zh-CN"/>
         </w:rPr>
         <w:t>system_prompt</w:t>
       </w:r>
+      <w:proofErr w:type="spellEnd"/>
       <w:r>
         <w:rPr>
           <w:lang w:eastAsia="zh-CN"/>
@@ -11844,12 +12305,14 @@
         </w:rPr>
         <w:t>、</w:t>
       </w:r>
+      <w:proofErr w:type="spellStart"/>
       <w:r>
         <w:rPr>
           <w:lang w:eastAsia="zh-CN"/>
         </w:rPr>
         <w:t>mcp</w:t>
       </w:r>
+      <w:proofErr w:type="spellEnd"/>
       <w:r>
         <w:rPr>
           <w:lang w:eastAsia="zh-CN"/>
@@ -11904,11 +12367,19 @@
         </w:rPr>
         <w:t>、</w:t>
       </w:r>
-      <w:r>
-        <w:rPr>
-          <w:lang w:eastAsia="zh-CN"/>
-        </w:rPr>
-        <w:t>on_fail(stop/skip/retry)</w:t>
+      <w:proofErr w:type="spellStart"/>
+      <w:r>
+        <w:rPr>
+          <w:lang w:eastAsia="zh-CN"/>
+        </w:rPr>
+        <w:t>on_fail</w:t>
+      </w:r>
+      <w:proofErr w:type="spellEnd"/>
+      <w:r>
+        <w:rPr>
+          <w:lang w:eastAsia="zh-CN"/>
+        </w:rPr>
+        <w:t>(stop/skip/retry)</w:t>
       </w:r>
       <w:r>
         <w:rPr>
@@ -11916,24 +12387,28 @@
         </w:rPr>
         <w:t>、</w:t>
       </w:r>
+      <w:proofErr w:type="spellStart"/>
       <w:r>
         <w:rPr>
           <w:lang w:eastAsia="zh-CN"/>
         </w:rPr>
         <w:t>retry_count</w:t>
       </w:r>
+      <w:proofErr w:type="spellEnd"/>
       <w:r>
         <w:rPr>
           <w:lang w:eastAsia="zh-CN"/>
         </w:rPr>
         <w:t>等字段。</w:t>
       </w:r>
+      <w:proofErr w:type="spellStart"/>
       <w:r>
         <w:rPr>
           <w:lang w:eastAsia="zh-CN"/>
         </w:rPr>
         <w:t>AgentInstance</w:t>
       </w:r>
+      <w:proofErr w:type="spellEnd"/>
       <w:r>
         <w:rPr>
           <w:lang w:eastAsia="zh-CN"/>
@@ -12024,60 +12499,70 @@
         </w:rPr>
         <w:t>类型表示连接关系，包含</w:t>
       </w:r>
+      <w:proofErr w:type="spellStart"/>
       <w:r>
         <w:rPr>
           <w:lang w:eastAsia="zh-CN"/>
         </w:rPr>
         <w:t>source_agent</w:t>
       </w:r>
+      <w:proofErr w:type="spellEnd"/>
       <w:r>
         <w:rPr>
           <w:lang w:eastAsia="zh-CN"/>
         </w:rPr>
         <w:t>、</w:t>
       </w:r>
+      <w:proofErr w:type="spellStart"/>
       <w:r>
         <w:rPr>
           <w:lang w:eastAsia="zh-CN"/>
         </w:rPr>
         <w:t>source_port</w:t>
       </w:r>
+      <w:proofErr w:type="spellEnd"/>
       <w:r>
         <w:rPr>
           <w:lang w:eastAsia="zh-CN"/>
         </w:rPr>
         <w:t>、</w:t>
       </w:r>
+      <w:proofErr w:type="spellStart"/>
       <w:r>
         <w:rPr>
           <w:lang w:eastAsia="zh-CN"/>
         </w:rPr>
         <w:t>target_agents</w:t>
       </w:r>
+      <w:proofErr w:type="spellEnd"/>
       <w:r>
         <w:rPr>
           <w:lang w:eastAsia="zh-CN"/>
         </w:rPr>
         <w:t>、</w:t>
       </w:r>
+      <w:proofErr w:type="spellStart"/>
       <w:r>
         <w:rPr>
           <w:lang w:eastAsia="zh-CN"/>
         </w:rPr>
         <w:t>target_ports</w:t>
       </w:r>
+      <w:proofErr w:type="spellEnd"/>
       <w:r>
         <w:rPr>
           <w:lang w:eastAsia="zh-CN"/>
         </w:rPr>
         <w:t>、</w:t>
       </w:r>
+      <w:proofErr w:type="spellStart"/>
       <w:r>
         <w:rPr>
           <w:lang w:eastAsia="zh-CN"/>
         </w:rPr>
         <w:t>routing_rules</w:t>
       </w:r>
+      <w:proofErr w:type="spellEnd"/>
       <w:r>
         <w:rPr>
           <w:lang w:eastAsia="zh-CN"/>
@@ -12144,12 +12629,14 @@
         </w:rPr>
         <w:t>、</w:t>
       </w:r>
+      <w:proofErr w:type="spellStart"/>
       <w:r>
         <w:rPr>
           <w:lang w:eastAsia="zh-CN"/>
         </w:rPr>
         <w:t>output_mappings</w:t>
       </w:r>
+      <w:proofErr w:type="spellEnd"/>
       <w:r>
         <w:rPr>
           <w:lang w:eastAsia="zh-CN"/>
@@ -12183,11 +12670,19 @@
         </w:rPr>
         <w:t>中，包含</w:t>
       </w:r>
-      <w:r>
-        <w:rPr>
-          <w:lang w:eastAsia="zh-CN"/>
-        </w:rPr>
-        <w:t>ExecutionRecord(</w:t>
+      <w:proofErr w:type="spellStart"/>
+      <w:r>
+        <w:rPr>
+          <w:lang w:eastAsia="zh-CN"/>
+        </w:rPr>
+        <w:t>ExecutionRecord</w:t>
+      </w:r>
+      <w:proofErr w:type="spellEnd"/>
+      <w:r>
+        <w:rPr>
+          <w:lang w:eastAsia="zh-CN"/>
+        </w:rPr>
+        <w:t>(</w:t>
       </w:r>
       <w:r>
         <w:rPr>
@@ -12207,11 +12702,19 @@
         </w:rPr>
         <w:t>和</w:t>
       </w:r>
-      <w:r>
-        <w:rPr>
-          <w:lang w:eastAsia="zh-CN"/>
-        </w:rPr>
-        <w:t>AgentExecution(Agent</w:t>
+      <w:proofErr w:type="spellStart"/>
+      <w:r>
+        <w:rPr>
+          <w:lang w:eastAsia="zh-CN"/>
+        </w:rPr>
+        <w:t>AgentExecution</w:t>
+      </w:r>
+      <w:proofErr w:type="spellEnd"/>
+      <w:r>
+        <w:rPr>
+          <w:lang w:eastAsia="zh-CN"/>
+        </w:rPr>
+        <w:t>(Agent</w:t>
       </w:r>
       <w:r>
         <w:rPr>
@@ -12231,48 +12734,56 @@
         </w:rPr>
         <w:t>等类型。</w:t>
       </w:r>
+      <w:proofErr w:type="spellStart"/>
       <w:r>
         <w:rPr>
           <w:lang w:eastAsia="zh-CN"/>
         </w:rPr>
         <w:t>ExecutionRecord</w:t>
       </w:r>
+      <w:proofErr w:type="spellEnd"/>
       <w:r>
         <w:rPr>
           <w:lang w:eastAsia="zh-CN"/>
         </w:rPr>
         <w:t>记录每次工作流执行的</w:t>
       </w:r>
+      <w:proofErr w:type="spellStart"/>
       <w:r>
         <w:rPr>
           <w:lang w:eastAsia="zh-CN"/>
         </w:rPr>
         <w:t>workflow_name</w:t>
       </w:r>
+      <w:proofErr w:type="spellEnd"/>
       <w:r>
         <w:rPr>
           <w:lang w:eastAsia="zh-CN"/>
         </w:rPr>
         <w:t>、</w:t>
       </w:r>
+      <w:proofErr w:type="spellStart"/>
       <w:r>
         <w:rPr>
           <w:lang w:eastAsia="zh-CN"/>
         </w:rPr>
         <w:t>start_time</w:t>
       </w:r>
+      <w:proofErr w:type="spellEnd"/>
       <w:r>
         <w:rPr>
           <w:lang w:eastAsia="zh-CN"/>
         </w:rPr>
         <w:t>、</w:t>
       </w:r>
+      <w:proofErr w:type="spellStart"/>
       <w:r>
         <w:rPr>
           <w:lang w:eastAsia="zh-CN"/>
         </w:rPr>
         <w:t>end_time</w:t>
       </w:r>
+      <w:proofErr w:type="spellEnd"/>
       <w:r>
         <w:rPr>
           <w:lang w:eastAsia="zh-CN"/>
@@ -12291,48 +12802,56 @@
         </w:rPr>
         <w:t>、</w:t>
       </w:r>
+      <w:proofErr w:type="spellStart"/>
       <w:r>
         <w:rPr>
           <w:lang w:eastAsia="zh-CN"/>
         </w:rPr>
         <w:t>total_agents</w:t>
       </w:r>
+      <w:proofErr w:type="spellEnd"/>
       <w:r>
         <w:rPr>
           <w:lang w:eastAsia="zh-CN"/>
         </w:rPr>
         <w:t>、</w:t>
       </w:r>
+      <w:proofErr w:type="spellStart"/>
       <w:r>
         <w:rPr>
           <w:lang w:eastAsia="zh-CN"/>
         </w:rPr>
         <w:t>completed_agents</w:t>
       </w:r>
+      <w:proofErr w:type="spellEnd"/>
       <w:r>
         <w:rPr>
           <w:lang w:eastAsia="zh-CN"/>
         </w:rPr>
         <w:t>、</w:t>
       </w:r>
+      <w:proofErr w:type="spellStart"/>
       <w:r>
         <w:rPr>
           <w:lang w:eastAsia="zh-CN"/>
         </w:rPr>
         <w:t>failed_agents</w:t>
       </w:r>
+      <w:proofErr w:type="spellEnd"/>
       <w:r>
         <w:rPr>
           <w:lang w:eastAsia="zh-CN"/>
         </w:rPr>
         <w:t>等信息。</w:t>
       </w:r>
+      <w:proofErr w:type="spellStart"/>
       <w:r>
         <w:rPr>
           <w:lang w:eastAsia="zh-CN"/>
         </w:rPr>
         <w:t>AgentExecution</w:t>
       </w:r>
+      <w:proofErr w:type="spellEnd"/>
       <w:r>
         <w:rPr>
           <w:lang w:eastAsia="zh-CN"/>
@@ -12351,48 +12870,56 @@
         </w:rPr>
         <w:t>的</w:t>
       </w:r>
+      <w:proofErr w:type="spellStart"/>
       <w:r>
         <w:rPr>
           <w:lang w:eastAsia="zh-CN"/>
         </w:rPr>
         <w:t>input_data</w:t>
       </w:r>
+      <w:proofErr w:type="spellEnd"/>
       <w:r>
         <w:rPr>
           <w:lang w:eastAsia="zh-CN"/>
         </w:rPr>
         <w:t>、</w:t>
       </w:r>
+      <w:proofErr w:type="spellStart"/>
       <w:r>
         <w:rPr>
           <w:lang w:eastAsia="zh-CN"/>
         </w:rPr>
         <w:t>output_data</w:t>
       </w:r>
+      <w:proofErr w:type="spellEnd"/>
       <w:r>
         <w:rPr>
           <w:lang w:eastAsia="zh-CN"/>
         </w:rPr>
         <w:t>、</w:t>
       </w:r>
+      <w:proofErr w:type="spellStart"/>
       <w:r>
         <w:rPr>
           <w:lang w:eastAsia="zh-CN"/>
         </w:rPr>
         <w:t>start_time</w:t>
       </w:r>
+      <w:proofErr w:type="spellEnd"/>
       <w:r>
         <w:rPr>
           <w:lang w:eastAsia="zh-CN"/>
         </w:rPr>
         <w:t>、</w:t>
       </w:r>
+      <w:proofErr w:type="spellStart"/>
       <w:r>
         <w:rPr>
           <w:lang w:eastAsia="zh-CN"/>
         </w:rPr>
         <w:t>end_time</w:t>
       </w:r>
+      <w:proofErr w:type="spellEnd"/>
       <w:r>
         <w:rPr>
           <w:lang w:eastAsia="zh-CN"/>
@@ -12411,12 +12938,14 @@
         </w:rPr>
         <w:t>、</w:t>
       </w:r>
+      <w:proofErr w:type="spellStart"/>
       <w:r>
         <w:rPr>
           <w:lang w:eastAsia="zh-CN"/>
         </w:rPr>
         <w:t>error_message</w:t>
       </w:r>
+      <w:proofErr w:type="spellEnd"/>
       <w:r>
         <w:rPr>
           <w:lang w:eastAsia="zh-CN"/>
@@ -12442,12 +12971,14 @@
         <w:lastRenderedPageBreak/>
         <w:t>据库持久化存储，通过</w:t>
       </w:r>
+      <w:proofErr w:type="spellStart"/>
       <w:r>
         <w:rPr>
           <w:lang w:eastAsia="zh-CN"/>
         </w:rPr>
         <w:t>aiosqlite</w:t>
       </w:r>
+      <w:proofErr w:type="spellEnd"/>
       <w:r>
         <w:rPr>
           <w:lang w:eastAsia="zh-CN"/>
@@ -12466,12 +12997,14 @@
         </w:rPr>
         <w:t>表和</w:t>
       </w:r>
+      <w:proofErr w:type="spellStart"/>
       <w:r>
         <w:rPr>
           <w:lang w:eastAsia="zh-CN"/>
         </w:rPr>
         <w:t>agent_executions</w:t>
       </w:r>
+      <w:proofErr w:type="spellEnd"/>
       <w:r>
         <w:rPr>
           <w:lang w:eastAsia="zh-CN"/>
@@ -12621,12 +13154,14 @@
         </w:rPr>
         <w:t>，虚拟环境为</w:t>
       </w:r>
+      <w:proofErr w:type="spellStart"/>
       <w:r>
         <w:rPr>
           <w:lang w:eastAsia="zh-CN"/>
         </w:rPr>
         <w:t>venv</w:t>
       </w:r>
+      <w:proofErr w:type="spellEnd"/>
       <w:r>
         <w:rPr>
           <w:lang w:eastAsia="zh-CN"/>
@@ -12645,11 +13180,19 @@
         </w:rPr>
         <w:t>框架为</w:t>
       </w:r>
-      <w:r>
-        <w:rPr>
-          <w:lang w:eastAsia="zh-CN"/>
-        </w:rPr>
-        <w:t>FastAPI 0.100.0</w:t>
+      <w:proofErr w:type="spellStart"/>
+      <w:r>
+        <w:rPr>
+          <w:lang w:eastAsia="zh-CN"/>
+        </w:rPr>
+        <w:t>FastAPI</w:t>
+      </w:r>
+      <w:proofErr w:type="spellEnd"/>
+      <w:r>
+        <w:rPr>
+          <w:lang w:eastAsia="zh-CN"/>
+        </w:rPr>
+        <w:t xml:space="preserve"> 0.100.0</w:t>
       </w:r>
       <w:r>
         <w:rPr>
@@ -12669,11 +13212,19 @@
         </w:rPr>
         <w:t>服务器为</w:t>
       </w:r>
-      <w:r>
-        <w:rPr>
-          <w:lang w:eastAsia="zh-CN"/>
-        </w:rPr>
-        <w:t>uvicorn 0.23.0</w:t>
+      <w:proofErr w:type="spellStart"/>
+      <w:r>
+        <w:rPr>
+          <w:lang w:eastAsia="zh-CN"/>
+        </w:rPr>
+        <w:t>uvicorn</w:t>
+      </w:r>
+      <w:proofErr w:type="spellEnd"/>
+      <w:r>
+        <w:rPr>
+          <w:lang w:eastAsia="zh-CN"/>
+        </w:rPr>
+        <w:t xml:space="preserve"> 0.23.0</w:t>
       </w:r>
       <w:r>
         <w:rPr>
@@ -12693,11 +13244,19 @@
         </w:rPr>
         <w:t>和</w:t>
       </w:r>
-      <w:r>
-        <w:rPr>
-          <w:lang w:eastAsia="zh-CN"/>
-        </w:rPr>
-        <w:t>prompt_toolkit 3.0</w:t>
+      <w:proofErr w:type="spellStart"/>
+      <w:r>
+        <w:rPr>
+          <w:lang w:eastAsia="zh-CN"/>
+        </w:rPr>
+        <w:t>prompt_toolkit</w:t>
+      </w:r>
+      <w:proofErr w:type="spellEnd"/>
+      <w:r>
+        <w:rPr>
+          <w:lang w:eastAsia="zh-CN"/>
+        </w:rPr>
+        <w:t xml:space="preserve"> 3.0</w:t>
       </w:r>
       <w:r>
         <w:rPr>
@@ -12717,11 +13276,19 @@
         </w:rPr>
         <w:t>调用库为</w:t>
       </w:r>
-      <w:r>
-        <w:rPr>
-          <w:lang w:eastAsia="zh-CN"/>
-        </w:rPr>
-        <w:t>LiteLLM 1.0</w:t>
+      <w:proofErr w:type="spellStart"/>
+      <w:r>
+        <w:rPr>
+          <w:lang w:eastAsia="zh-CN"/>
+        </w:rPr>
+        <w:t>LiteLLM</w:t>
+      </w:r>
+      <w:proofErr w:type="spellEnd"/>
+      <w:r>
+        <w:rPr>
+          <w:lang w:eastAsia="zh-CN"/>
+        </w:rPr>
+        <w:t xml:space="preserve"> 1.0</w:t>
       </w:r>
       <w:r>
         <w:rPr>
@@ -12777,11 +13344,19 @@
         </w:rPr>
         <w:t>，通过</w:t>
       </w:r>
-      <w:r>
-        <w:rPr>
-          <w:lang w:eastAsia="zh-CN"/>
-        </w:rPr>
-        <w:t>aiosqlite 0.19.0</w:t>
+      <w:proofErr w:type="spellStart"/>
+      <w:r>
+        <w:rPr>
+          <w:lang w:eastAsia="zh-CN"/>
+        </w:rPr>
+        <w:t>aiosqlite</w:t>
+      </w:r>
+      <w:proofErr w:type="spellEnd"/>
+      <w:r>
+        <w:rPr>
+          <w:lang w:eastAsia="zh-CN"/>
+        </w:rPr>
+        <w:t xml:space="preserve"> 0.19.0</w:t>
       </w:r>
       <w:r>
         <w:rPr>
@@ -12789,11 +13364,19 @@
         </w:rPr>
         <w:t>异步访问。测试框架为</w:t>
       </w:r>
-      <w:r>
-        <w:rPr>
-          <w:lang w:eastAsia="zh-CN"/>
-        </w:rPr>
-        <w:t>pytest 7.0</w:t>
+      <w:proofErr w:type="spellStart"/>
+      <w:r>
+        <w:rPr>
+          <w:lang w:eastAsia="zh-CN"/>
+        </w:rPr>
+        <w:t>pytest</w:t>
+      </w:r>
+      <w:proofErr w:type="spellEnd"/>
+      <w:r>
+        <w:rPr>
+          <w:lang w:eastAsia="zh-CN"/>
+        </w:rPr>
+        <w:t xml:space="preserve"> 7.0</w:t>
       </w:r>
       <w:r>
         <w:rPr>
@@ -12801,11 +13384,19 @@
         </w:rPr>
         <w:t>配合</w:t>
       </w:r>
-      <w:r>
-        <w:rPr>
-          <w:lang w:eastAsia="zh-CN"/>
-        </w:rPr>
-        <w:t>pytest-asyncio 0.21</w:t>
+      <w:proofErr w:type="spellStart"/>
+      <w:r>
+        <w:rPr>
+          <w:lang w:eastAsia="zh-CN"/>
+        </w:rPr>
+        <w:t>pytest-asyncio</w:t>
+      </w:r>
+      <w:proofErr w:type="spellEnd"/>
+      <w:r>
+        <w:rPr>
+          <w:lang w:eastAsia="zh-CN"/>
+        </w:rPr>
+        <w:t xml:space="preserve"> 0.21</w:t>
       </w:r>
       <w:r>
         <w:rPr>
@@ -13090,7 +13681,21 @@
         <w:rPr>
           <w:lang w:eastAsia="zh-CN"/>
         </w:rPr>
-        <w:t>(reverse_adj)</w:t>
+        <w:t>(</w:t>
+      </w:r>
+      <w:proofErr w:type="spellStart"/>
+      <w:r>
+        <w:rPr>
+          <w:lang w:eastAsia="zh-CN"/>
+        </w:rPr>
+        <w:t>reverse_adj</w:t>
+      </w:r>
+      <w:proofErr w:type="spellEnd"/>
+      <w:r>
+        <w:rPr>
+          <w:lang w:eastAsia="zh-CN"/>
+        </w:rPr>
+        <w:t>)</w:t>
       </w:r>
       <w:r>
         <w:rPr>
@@ -13102,8 +13707,16 @@
         <w:rPr>
           <w:lang w:eastAsia="zh-CN"/>
         </w:rPr>
-        <w:t>_has_cycle</w:t>
-      </w:r>
+        <w:t>_</w:t>
+      </w:r>
+      <w:proofErr w:type="spellStart"/>
+      <w:r>
+        <w:rPr>
+          <w:lang w:eastAsia="zh-CN"/>
+        </w:rPr>
+        <w:t>has_cycle</w:t>
+      </w:r>
+      <w:proofErr w:type="spellEnd"/>
       <w:r>
         <w:rPr>
           <w:lang w:eastAsia="zh-CN"/>
@@ -13129,8 +13742,16 @@
         <w:rPr>
           <w:lang w:eastAsia="zh-CN"/>
         </w:rPr>
-        <w:t>_has_cycle</w:t>
-      </w:r>
+        <w:t>_</w:t>
+      </w:r>
+      <w:proofErr w:type="spellStart"/>
+      <w:r>
+        <w:rPr>
+          <w:lang w:eastAsia="zh-CN"/>
+        </w:rPr>
+        <w:t>has_cycle</w:t>
+      </w:r>
+      <w:proofErr w:type="spellEnd"/>
       <w:r>
         <w:rPr>
           <w:lang w:eastAsia="zh-CN"/>
@@ -13161,12 +13782,14 @@
         </w:rPr>
         <w:t>集合和</w:t>
       </w:r>
+      <w:proofErr w:type="spellStart"/>
       <w:r>
         <w:rPr>
           <w:lang w:eastAsia="zh-CN"/>
         </w:rPr>
         <w:t>recursion_stack</w:t>
       </w:r>
+      <w:proofErr w:type="spellEnd"/>
       <w:r>
         <w:rPr>
           <w:lang w:eastAsia="zh-CN"/>
@@ -13177,8 +13800,16 @@
         <w:rPr>
           <w:lang w:eastAsia="zh-CN"/>
         </w:rPr>
-        <w:t>_dfs</w:t>
-      </w:r>
+        <w:t>_</w:t>
+      </w:r>
+      <w:proofErr w:type="spellStart"/>
+      <w:r>
+        <w:rPr>
+          <w:lang w:eastAsia="zh-CN"/>
+        </w:rPr>
+        <w:t>dfs</w:t>
+      </w:r>
+      <w:proofErr w:type="spellEnd"/>
       <w:r>
         <w:rPr>
           <w:lang w:eastAsia="zh-CN"/>
@@ -13197,24 +13828,28 @@
         </w:rPr>
         <w:t>和</w:t>
       </w:r>
+      <w:proofErr w:type="spellStart"/>
       <w:r>
         <w:rPr>
           <w:lang w:eastAsia="zh-CN"/>
         </w:rPr>
         <w:t>recursion_stack</w:t>
       </w:r>
+      <w:proofErr w:type="spellEnd"/>
       <w:r>
         <w:rPr>
           <w:lang w:eastAsia="zh-CN"/>
         </w:rPr>
         <w:t>，遍历其所有邻居节点：如果邻居在</w:t>
       </w:r>
+      <w:proofErr w:type="spellStart"/>
       <w:r>
         <w:rPr>
           <w:lang w:eastAsia="zh-CN"/>
         </w:rPr>
         <w:t>recursion_stack</w:t>
       </w:r>
+      <w:proofErr w:type="spellEnd"/>
       <w:r>
         <w:rPr>
           <w:lang w:eastAsia="zh-CN"/>
@@ -13237,20 +13872,30 @@
         <w:rPr>
           <w:lang w:eastAsia="zh-CN"/>
         </w:rPr>
-        <w:t>_dfs</w:t>
-      </w:r>
+        <w:t>_</w:t>
+      </w:r>
+      <w:proofErr w:type="spellStart"/>
+      <w:r>
+        <w:rPr>
+          <w:lang w:eastAsia="zh-CN"/>
+        </w:rPr>
+        <w:t>dfs</w:t>
+      </w:r>
+      <w:proofErr w:type="spellEnd"/>
       <w:r>
         <w:rPr>
           <w:lang w:eastAsia="zh-CN"/>
         </w:rPr>
         <w:t>。递归返回后将当前节点从</w:t>
       </w:r>
+      <w:proofErr w:type="spellStart"/>
       <w:r>
         <w:rPr>
           <w:lang w:eastAsia="zh-CN"/>
         </w:rPr>
         <w:t>recursion_stack</w:t>
       </w:r>
+      <w:proofErr w:type="spellEnd"/>
       <w:r>
         <w:rPr>
           <w:lang w:eastAsia="zh-CN"/>
@@ -13284,12 +13929,14 @@
         </w:rPr>
         <w:t>拓扑排序方法</w:t>
       </w:r>
+      <w:proofErr w:type="spellStart"/>
       <w:r>
         <w:rPr>
           <w:lang w:eastAsia="zh-CN"/>
         </w:rPr>
         <w:t>topological_sort</w:t>
       </w:r>
+      <w:proofErr w:type="spellEnd"/>
       <w:r>
         <w:rPr>
           <w:lang w:eastAsia="zh-CN"/>
@@ -13380,12 +14027,14 @@
         </w:rPr>
         <w:t>。循环结束后检查排序结果长度是否等于节点总数，不相等则抛出</w:t>
       </w:r>
+      <w:proofErr w:type="spellStart"/>
       <w:r>
         <w:rPr>
           <w:lang w:eastAsia="zh-CN"/>
         </w:rPr>
         <w:t>DAGError</w:t>
       </w:r>
+      <w:proofErr w:type="spellEnd"/>
       <w:r>
         <w:rPr>
           <w:lang w:eastAsia="zh-CN"/>
@@ -13468,11 +14117,13 @@
       <w:r>
         <w:t xml:space="preserve">4.2.2 </w:t>
       </w:r>
+      <w:proofErr w:type="spellStart"/>
       <w:r>
         <w:t>调度器实现</w:t>
       </w:r>
       <w:bookmarkEnd w:id="59"/>
       <w:bookmarkEnd w:id="60"/>
+      <w:proofErr w:type="spellEnd"/>
     </w:p>
     <w:p>
       <w:pPr>
@@ -13726,12 +14377,14 @@
         </w:rPr>
         <w:t>模式为每个元素</w:t>
       </w:r>
+      <w:proofErr w:type="spellStart"/>
       <w:r>
         <w:rPr>
           <w:lang w:eastAsia="zh-CN"/>
         </w:rPr>
         <w:t>deepcopy</w:t>
       </w:r>
+      <w:proofErr w:type="spellEnd"/>
       <w:r>
         <w:rPr>
           <w:lang w:eastAsia="zh-CN"/>
@@ -13769,8 +14422,16 @@
         <w:rPr>
           <w:lang w:eastAsia="zh-CN"/>
         </w:rPr>
-        <w:t>_should_execute</w:t>
-      </w:r>
+        <w:t>_</w:t>
+      </w:r>
+      <w:proofErr w:type="spellStart"/>
+      <w:r>
+        <w:rPr>
+          <w:lang w:eastAsia="zh-CN"/>
+        </w:rPr>
+        <w:t>should_execute</w:t>
+      </w:r>
+      <w:proofErr w:type="spellEnd"/>
       <w:r>
         <w:rPr>
           <w:lang w:eastAsia="zh-CN"/>
@@ -13813,12 +14474,14 @@
         </w:rPr>
         <w:t>，如果存在</w:t>
       </w:r>
+      <w:proofErr w:type="spellStart"/>
       <w:r>
         <w:rPr>
           <w:lang w:eastAsia="zh-CN"/>
         </w:rPr>
         <w:t>routing_rules</w:t>
       </w:r>
+      <w:proofErr w:type="spellEnd"/>
       <w:r>
         <w:rPr>
           <w:lang w:eastAsia="zh-CN"/>
@@ -13849,12 +14512,14 @@
         </w:rPr>
         <w:t>字段值，检查是否在</w:t>
       </w:r>
+      <w:proofErr w:type="spellStart"/>
       <w:r>
         <w:rPr>
           <w:lang w:eastAsia="zh-CN"/>
         </w:rPr>
         <w:t>routing_rules</w:t>
       </w:r>
+      <w:proofErr w:type="spellEnd"/>
       <w:r>
         <w:rPr>
           <w:lang w:eastAsia="zh-CN"/>
@@ -13893,13 +14558,18 @@
       <w:bookmarkStart w:id="61" w:name="_Toc233630920"/>
       <w:bookmarkStart w:id="62" w:name="_Toc233639373"/>
       <w:r>
-        <w:t>4.2.3 LLM Agent</w:t>
+        <w:t xml:space="preserve">4.2.3 LLM </w:t>
+      </w:r>
+      <w:proofErr w:type="spellStart"/>
+      <w:r>
+        <w:t>Agent</w:t>
       </w:r>
       <w:r>
         <w:t>实现</w:t>
       </w:r>
       <w:bookmarkEnd w:id="61"/>
       <w:bookmarkEnd w:id="62"/>
+      <w:proofErr w:type="spellEnd"/>
     </w:p>
     <w:p>
       <w:pPr>
@@ -13981,6 +14651,7 @@
           <w:lang w:eastAsia="zh-CN"/>
         </w:rPr>
       </w:pPr>
+      <w:proofErr w:type="spellStart"/>
       <w:r>
         <w:t>如果</w:t>
       </w:r>
@@ -14006,7 +14677,11 @@
         <w:t>_run_with_tools</w:t>
       </w:r>
       <w:r>
-        <w:t>进入工具调用循环。</w:t>
+        <w:t>进入工具调用循环</w:t>
+      </w:r>
+      <w:proofErr w:type="spellEnd"/>
+      <w:r>
+        <w:t>。</w:t>
       </w:r>
       <w:r>
         <w:rPr>
@@ -14062,24 +14737,28 @@
         </w:rPr>
         <w:t>通过</w:t>
       </w:r>
+      <w:proofErr w:type="spellStart"/>
       <w:r>
         <w:rPr>
           <w:lang w:eastAsia="zh-CN"/>
         </w:rPr>
         <w:t>ToolRegistry</w:t>
       </w:r>
+      <w:proofErr w:type="spellEnd"/>
       <w:r>
         <w:rPr>
           <w:lang w:eastAsia="zh-CN"/>
         </w:rPr>
         <w:t>的</w:t>
       </w:r>
+      <w:proofErr w:type="spellStart"/>
       <w:r>
         <w:rPr>
           <w:lang w:eastAsia="zh-CN"/>
         </w:rPr>
         <w:t>to_llm_tool_list</w:t>
       </w:r>
+      <w:proofErr w:type="spellEnd"/>
       <w:r>
         <w:rPr>
           <w:lang w:eastAsia="zh-CN"/>
@@ -14122,12 +14801,14 @@
         </w:rPr>
         <w:t>响应包含</w:t>
       </w:r>
+      <w:proofErr w:type="spellStart"/>
       <w:r>
         <w:rPr>
           <w:lang w:eastAsia="zh-CN"/>
         </w:rPr>
         <w:t>tool_calls</w:t>
       </w:r>
+      <w:proofErr w:type="spellEnd"/>
       <w:r>
         <w:rPr>
           <w:lang w:eastAsia="zh-CN"/>
@@ -14146,24 +14827,28 @@
         </w:rPr>
         <w:t>和</w:t>
       </w:r>
+      <w:proofErr w:type="spellStart"/>
       <w:r>
         <w:rPr>
           <w:lang w:eastAsia="zh-CN"/>
         </w:rPr>
         <w:t>function.arguments</w:t>
       </w:r>
+      <w:proofErr w:type="spellEnd"/>
       <w:r>
         <w:rPr>
           <w:lang w:eastAsia="zh-CN"/>
         </w:rPr>
         <w:t>，通过</w:t>
       </w:r>
+      <w:proofErr w:type="spellStart"/>
       <w:r>
         <w:rPr>
           <w:lang w:eastAsia="zh-CN"/>
         </w:rPr>
         <w:t>ToolRegistry</w:t>
       </w:r>
+      <w:proofErr w:type="spellEnd"/>
       <w:r>
         <w:rPr>
           <w:lang w:eastAsia="zh-CN"/>
@@ -14206,11 +14891,19 @@
         </w:rPr>
         <w:t>包含</w:t>
       </w:r>
-      <w:r>
-        <w:rPr>
-          <w:lang w:eastAsia="zh-CN"/>
-        </w:rPr>
-        <w:t>tool_call_id)</w:t>
+      <w:proofErr w:type="spellStart"/>
+      <w:r>
+        <w:rPr>
+          <w:lang w:eastAsia="zh-CN"/>
+        </w:rPr>
+        <w:t>tool_call_id</w:t>
+      </w:r>
+      <w:proofErr w:type="spellEnd"/>
+      <w:r>
+        <w:rPr>
+          <w:lang w:eastAsia="zh-CN"/>
+        </w:rPr>
+        <w:t>)</w:t>
       </w:r>
       <w:r>
         <w:rPr>
@@ -14242,12 +14935,14 @@
         </w:rPr>
         <w:t>使用量，返回包含结果文本、元数据和工具调用日志的</w:t>
       </w:r>
+      <w:proofErr w:type="spellStart"/>
       <w:r>
         <w:rPr>
           <w:lang w:eastAsia="zh-CN"/>
         </w:rPr>
         <w:t>LLMResponse</w:t>
       </w:r>
+      <w:proofErr w:type="spellEnd"/>
       <w:r>
         <w:rPr>
           <w:lang w:eastAsia="zh-CN"/>
@@ -14262,13 +14957,18 @@
       <w:bookmarkStart w:id="63" w:name="_Toc233630921"/>
       <w:bookmarkStart w:id="64" w:name="_Toc233639374"/>
       <w:r>
-        <w:t>4.2.4 DSL</w:t>
+        <w:t xml:space="preserve">4.2.4 </w:t>
+      </w:r>
+      <w:proofErr w:type="spellStart"/>
+      <w:r>
+        <w:t>DSL</w:t>
       </w:r>
       <w:r>
         <w:t>解析器实现</w:t>
       </w:r>
       <w:bookmarkEnd w:id="63"/>
       <w:bookmarkEnd w:id="64"/>
+      <w:proofErr w:type="spellEnd"/>
     </w:p>
     <w:p>
       <w:pPr>
@@ -14412,8 +15112,16 @@
         <w:rPr>
           <w:lang w:eastAsia="zh-CN"/>
         </w:rPr>
-        <w:t>(_parse_components</w:t>
-      </w:r>
+        <w:t>(_</w:t>
+      </w:r>
+      <w:proofErr w:type="spellStart"/>
+      <w:r>
+        <w:rPr>
+          <w:lang w:eastAsia="zh-CN"/>
+        </w:rPr>
+        <w:t>parse_components</w:t>
+      </w:r>
+      <w:proofErr w:type="spellEnd"/>
       <w:r>
         <w:rPr>
           <w:lang w:eastAsia="zh-CN"/>
@@ -14448,8 +15156,16 @@
         <w:rPr>
           <w:lang w:eastAsia="zh-CN"/>
         </w:rPr>
-        <w:t>_extract_block</w:t>
-      </w:r>
+        <w:t>_</w:t>
+      </w:r>
+      <w:proofErr w:type="spellStart"/>
+      <w:r>
+        <w:rPr>
+          <w:lang w:eastAsia="zh-CN"/>
+        </w:rPr>
+        <w:t>extract_block</w:t>
+      </w:r>
+      <w:proofErr w:type="spellEnd"/>
       <w:r>
         <w:rPr>
           <w:lang w:eastAsia="zh-CN"/>
@@ -14480,12 +15196,14 @@
         </w:rPr>
         <w:t>，然后用独立的正则表达式解析</w:t>
       </w:r>
+      <w:proofErr w:type="spellStart"/>
       <w:r>
         <w:rPr>
           <w:lang w:eastAsia="zh-CN"/>
         </w:rPr>
         <w:t>system_prompt</w:t>
       </w:r>
+      <w:proofErr w:type="spellEnd"/>
       <w:r>
         <w:rPr>
           <w:lang w:eastAsia="zh-CN"/>
@@ -14516,12 +15234,14 @@
         </w:rPr>
         <w:t>、</w:t>
       </w:r>
+      <w:proofErr w:type="spellStart"/>
       <w:r>
         <w:rPr>
           <w:lang w:eastAsia="zh-CN"/>
         </w:rPr>
         <w:t>mcp</w:t>
       </w:r>
+      <w:proofErr w:type="spellEnd"/>
       <w:r>
         <w:rPr>
           <w:lang w:eastAsia="zh-CN"/>
@@ -14631,7 +15351,11 @@
         <w:t>((A, B, C))</w:t>
       </w:r>
       <w:r>
-        <w:t>，右侧处理单个</w:t>
+        <w:t>，</w:t>
+      </w:r>
+      <w:proofErr w:type="spellStart"/>
+      <w:r>
+        <w:t>右侧处理单个</w:t>
       </w:r>
       <w:r>
         <w:t>Agent</w:t>
@@ -14639,17 +15363,26 @@
       <w:r>
         <w:t>引用和广播语法</w:t>
       </w:r>
+      <w:proofErr w:type="spellEnd"/>
       <w:r>
         <w:t>((B, C, D))</w:t>
       </w:r>
       <w:r>
-        <w:t>。解析结果构建为</w:t>
+        <w:t>。</w:t>
+      </w:r>
+      <w:proofErr w:type="spellStart"/>
+      <w:r>
+        <w:t>解析结果构建为</w:t>
       </w:r>
       <w:r>
         <w:t>Connection</w:t>
       </w:r>
       <w:r>
-        <w:t>对象列表。</w:t>
+        <w:t>对象列表</w:t>
+      </w:r>
+      <w:proofErr w:type="spellEnd"/>
+      <w:r>
+        <w:t>。</w:t>
       </w:r>
     </w:p>
     <w:p>
@@ -14659,13 +15392,18 @@
       <w:bookmarkStart w:id="65" w:name="_Toc233630922"/>
       <w:bookmarkStart w:id="66" w:name="_Toc233639375"/>
       <w:r>
-        <w:t>4.2.5 REPL</w:t>
+        <w:t xml:space="preserve">4.2.5 </w:t>
+      </w:r>
+      <w:proofErr w:type="spellStart"/>
+      <w:r>
+        <w:t>REPL</w:t>
       </w:r>
       <w:r>
         <w:t>终端实现</w:t>
       </w:r>
       <w:bookmarkEnd w:id="65"/>
       <w:bookmarkEnd w:id="66"/>
+      <w:proofErr w:type="spellEnd"/>
     </w:p>
     <w:p>
       <w:pPr>
@@ -15062,12 +15800,14 @@
         </w:rPr>
         <w:t>系统采用</w:t>
       </w:r>
+      <w:proofErr w:type="spellStart"/>
       <w:r>
         <w:rPr>
           <w:lang w:eastAsia="zh-CN"/>
         </w:rPr>
         <w:t>pytest</w:t>
       </w:r>
+      <w:proofErr w:type="spellEnd"/>
       <w:r>
         <w:rPr>
           <w:lang w:eastAsia="zh-CN"/>
@@ -15471,6 +16211,7 @@
             <w:pPr>
               <w:jc w:val="center"/>
             </w:pPr>
+            <w:proofErr w:type="spellStart"/>
             <w:r>
               <w:rPr>
                 <w:b/>
@@ -15478,6 +16219,7 @@
               </w:rPr>
               <w:t>模块</w:t>
             </w:r>
+            <w:proofErr w:type="spellEnd"/>
           </w:p>
         </w:tc>
         <w:tc>
@@ -15488,6 +16230,7 @@
             <w:pPr>
               <w:jc w:val="center"/>
             </w:pPr>
+            <w:proofErr w:type="spellStart"/>
             <w:r>
               <w:rPr>
                 <w:b/>
@@ -15495,6 +16238,7 @@
               </w:rPr>
               <w:t>测试文件</w:t>
             </w:r>
+            <w:proofErr w:type="spellEnd"/>
           </w:p>
         </w:tc>
         <w:tc>
@@ -15505,6 +16249,7 @@
             <w:pPr>
               <w:jc w:val="center"/>
             </w:pPr>
+            <w:proofErr w:type="spellStart"/>
             <w:r>
               <w:rPr>
                 <w:b/>
@@ -15512,6 +16257,7 @@
               </w:rPr>
               <w:t>用例数</w:t>
             </w:r>
+            <w:proofErr w:type="spellEnd"/>
           </w:p>
         </w:tc>
       </w:tr>
@@ -15524,6 +16270,7 @@
             <w:pPr>
               <w:jc w:val="center"/>
             </w:pPr>
+            <w:proofErr w:type="spellStart"/>
             <w:r>
               <w:rPr>
                 <w:sz w:val="21"/>
@@ -15536,6 +16283,7 @@
               </w:rPr>
               <w:t>引擎</w:t>
             </w:r>
+            <w:proofErr w:type="spellEnd"/>
           </w:p>
         </w:tc>
         <w:tc>
@@ -15586,12 +16334,14 @@
             <w:pPr>
               <w:jc w:val="center"/>
             </w:pPr>
+            <w:proofErr w:type="spellStart"/>
             <w:r>
               <w:rPr>
                 <w:sz w:val="21"/>
               </w:rPr>
               <w:t>调度器</w:t>
             </w:r>
+            <w:proofErr w:type="spellEnd"/>
           </w:p>
         </w:tc>
         <w:tc>
@@ -15642,6 +16392,7 @@
             <w:pPr>
               <w:jc w:val="center"/>
             </w:pPr>
+            <w:proofErr w:type="spellStart"/>
             <w:r>
               <w:rPr>
                 <w:sz w:val="21"/>
@@ -15654,6 +16405,7 @@
               </w:rPr>
               <w:t>解析器</w:t>
             </w:r>
+            <w:proofErr w:type="spellEnd"/>
           </w:p>
         </w:tc>
         <w:tc>
@@ -15704,12 +16456,14 @@
             <w:pPr>
               <w:jc w:val="center"/>
             </w:pPr>
+            <w:proofErr w:type="spellStart"/>
             <w:r>
               <w:rPr>
                 <w:sz w:val="21"/>
               </w:rPr>
               <w:t>工具系统</w:t>
             </w:r>
+            <w:proofErr w:type="spellEnd"/>
           </w:p>
         </w:tc>
         <w:tc>
@@ -15760,6 +16514,7 @@
             <w:pPr>
               <w:jc w:val="center"/>
             </w:pPr>
+            <w:proofErr w:type="spellStart"/>
             <w:r>
               <w:rPr>
                 <w:sz w:val="21"/>
@@ -15772,6 +16527,7 @@
               </w:rPr>
               <w:t>组件</w:t>
             </w:r>
+            <w:proofErr w:type="spellEnd"/>
           </w:p>
         </w:tc>
         <w:tc>
@@ -15822,6 +16578,7 @@
             <w:pPr>
               <w:jc w:val="center"/>
             </w:pPr>
+            <w:proofErr w:type="spellStart"/>
             <w:r>
               <w:rPr>
                 <w:sz w:val="21"/>
@@ -15834,6 +16591,7 @@
               </w:rPr>
               <w:t>终端</w:t>
             </w:r>
+            <w:proofErr w:type="spellEnd"/>
           </w:p>
         </w:tc>
         <w:tc>
@@ -15884,12 +16642,14 @@
             <w:pPr>
               <w:jc w:val="center"/>
             </w:pPr>
+            <w:proofErr w:type="spellStart"/>
             <w:r>
               <w:rPr>
                 <w:sz w:val="21"/>
               </w:rPr>
               <w:t>其他模块</w:t>
             </w:r>
+            <w:proofErr w:type="spellEnd"/>
           </w:p>
         </w:tc>
         <w:tc>
@@ -15900,12 +16660,14 @@
             <w:pPr>
               <w:jc w:val="center"/>
             </w:pPr>
+            <w:proofErr w:type="spellStart"/>
             <w:r>
               <w:rPr>
                 <w:sz w:val="21"/>
               </w:rPr>
               <w:t>多个测试文件</w:t>
             </w:r>
+            <w:proofErr w:type="spellEnd"/>
           </w:p>
         </w:tc>
         <w:tc>
@@ -15956,11 +16718,13 @@
       <w:r>
         <w:t xml:space="preserve"> </w:t>
       </w:r>
+      <w:proofErr w:type="spellStart"/>
       <w:r>
         <w:t>总结与展望</w:t>
       </w:r>
       <w:bookmarkEnd w:id="69"/>
       <w:bookmarkEnd w:id="70"/>
+      <w:proofErr w:type="spellEnd"/>
     </w:p>
     <w:p>
       <w:pPr>
@@ -15971,11 +16735,13 @@
       <w:r>
         <w:t xml:space="preserve">5.1 </w:t>
       </w:r>
+      <w:proofErr w:type="spellStart"/>
       <w:r>
         <w:t>总结</w:t>
       </w:r>
       <w:bookmarkEnd w:id="71"/>
       <w:bookmarkEnd w:id="72"/>
+      <w:proofErr w:type="spellEnd"/>
     </w:p>
     <w:p>
       <w:pPr>
@@ -15991,12 +16757,14 @@
         </w:rPr>
         <w:t>本文设计并实现了一个名为</w:t>
       </w:r>
+      <w:proofErr w:type="spellStart"/>
       <w:r>
         <w:rPr>
           <w:lang w:eastAsia="zh-CN"/>
         </w:rPr>
         <w:t>GrassFlow</w:t>
       </w:r>
+      <w:proofErr w:type="spellEnd"/>
       <w:r>
         <w:rPr>
           <w:lang w:eastAsia="zh-CN"/>
@@ -16090,12 +16858,14 @@
         </w:rPr>
         <w:t>。调度器基于</w:t>
       </w:r>
+      <w:proofErr w:type="spellStart"/>
       <w:r>
         <w:rPr>
           <w:lang w:eastAsia="zh-CN"/>
         </w:rPr>
         <w:t>asyncio</w:t>
       </w:r>
+      <w:proofErr w:type="spellEnd"/>
       <w:r>
         <w:rPr>
           <w:lang w:eastAsia="zh-CN"/>
@@ -16546,12 +17316,14 @@
         </w:rPr>
         <w:t>第三，引入上下文压缩机制。当前系统已实现</w:t>
       </w:r>
+      <w:proofErr w:type="spellStart"/>
       <w:r>
         <w:rPr>
           <w:lang w:eastAsia="zh-CN"/>
         </w:rPr>
         <w:t>ContextCompressor</w:t>
       </w:r>
+      <w:proofErr w:type="spellEnd"/>
       <w:r>
         <w:rPr>
           <w:lang w:eastAsia="zh-CN"/>
@@ -16633,6 +17405,7 @@
       <w:r>
         <w:t>A2A(Agent-to-Agent)</w:t>
       </w:r>
+      <w:proofErr w:type="spellStart"/>
       <w:r>
         <w:t>协议支持，使不同平台的</w:t>
       </w:r>
@@ -16640,7 +17413,11 @@
         <w:t>Agent</w:t>
       </w:r>
       <w:r>
-        <w:t>能够相互发现和调用。</w:t>
+        <w:t>能够相互发现和调用</w:t>
+      </w:r>
+      <w:proofErr w:type="spellEnd"/>
+      <w:r>
+        <w:t>。</w:t>
       </w:r>
     </w:p>
     <w:p>
@@ -16679,13 +17456,6 @@
           <w:lang w:eastAsia="zh-CN"/>
         </w:rPr>
       </w:pPr>
-      <w:r>
-        <w:rPr>
-          <w:lang w:eastAsia="zh-CN"/>
-        </w:rPr>
-        <w:lastRenderedPageBreak/>
-        <w:br w:type="page"/>
-      </w:r>
     </w:p>
     <w:p>
       <w:pPr>
@@ -16693,12 +17463,13 @@
       </w:pPr>
       <w:bookmarkStart w:id="75" w:name="_Toc233630927"/>
       <w:bookmarkStart w:id="76" w:name="_Toc233639380"/>
-      <w:r>
-        <w:lastRenderedPageBreak/>
+      <w:proofErr w:type="spellStart"/>
+      <w:r>
         <w:t>参考文献</w:t>
       </w:r>
       <w:bookmarkEnd w:id="75"/>
       <w:bookmarkEnd w:id="76"/>
+      <w:proofErr w:type="spellEnd"/>
     </w:p>
     <w:p>
       <w:pPr>
@@ -16708,7 +17479,21 @@
         <w:rPr>
           <w:sz w:val="21"/>
         </w:rPr>
-        <w:t>[1] Vaswani A, Shazeer N, Parmar N, et al. Attention is all you need[C]//Advances in Neural Information Processing Systems. 2017: 5998-6008.</w:t>
+        <w:t xml:space="preserve">[1] Vaswani A, </w:t>
+      </w:r>
+      <w:proofErr w:type="spellStart"/>
+      <w:r>
+        <w:rPr>
+          <w:sz w:val="21"/>
+        </w:rPr>
+        <w:t>Shazeer</w:t>
+      </w:r>
+      <w:proofErr w:type="spellEnd"/>
+      <w:r>
+        <w:rPr>
+          <w:sz w:val="21"/>
+        </w:rPr>
+        <w:t xml:space="preserve"> N, Parmar N, et al. Attention is all you need[C]//Advances in Neural Information Processing Systems. 2017: 5998-6008.</w:t>
       </w:r>
     </w:p>
     <w:p>
@@ -16719,35 +17504,7 @@
         <w:rPr>
           <w:sz w:val="21"/>
         </w:rPr>
-        <w:t xml:space="preserve">[2] OpenAI. GPT-4 technical </w:t>
-      </w:r>
-      <w:proofErr w:type="gramStart"/>
-      <w:r>
-        <w:rPr>
-          <w:sz w:val="21"/>
-        </w:rPr>
-        <w:t>report[</w:t>
-      </w:r>
-      <w:proofErr w:type="gramEnd"/>
-      <w:r>
-        <w:rPr>
-          <w:sz w:val="21"/>
-        </w:rPr>
-        <w:t>EB/OL]. (2023-03-</w:t>
-      </w:r>
-      <w:proofErr w:type="gramStart"/>
-      <w:r>
-        <w:rPr>
-          <w:sz w:val="21"/>
-        </w:rPr>
-        <w:t>27)[</w:t>
-      </w:r>
-      <w:proofErr w:type="gramEnd"/>
-      <w:r>
-        <w:rPr>
-          <w:sz w:val="21"/>
-        </w:rPr>
-        <w:t>2024-01-15]. https://arxiv.org/abs/2303.08774.</w:t>
+        <w:t>[2] OpenAI. GPT-4 technical report[EB/OL]. (2023-03-27)[2024-01-15]. https://arxiv.org/abs/2303.08774.</w:t>
       </w:r>
     </w:p>
     <w:p>
@@ -16758,35 +17515,7 @@
         <w:rPr>
           <w:sz w:val="21"/>
         </w:rPr>
-        <w:t xml:space="preserve">[3] Anthropic. Claude 3.5 sonnet model </w:t>
-      </w:r>
-      <w:proofErr w:type="gramStart"/>
-      <w:r>
-        <w:rPr>
-          <w:sz w:val="21"/>
-        </w:rPr>
-        <w:t>card[</w:t>
-      </w:r>
-      <w:proofErr w:type="gramEnd"/>
-      <w:r>
-        <w:rPr>
-          <w:sz w:val="21"/>
-        </w:rPr>
-        <w:t>EB/OL]. (2024-06-</w:t>
-      </w:r>
-      <w:proofErr w:type="gramStart"/>
-      <w:r>
-        <w:rPr>
-          <w:sz w:val="21"/>
-        </w:rPr>
-        <w:t>20)[</w:t>
-      </w:r>
-      <w:proofErr w:type="gramEnd"/>
-      <w:r>
-        <w:rPr>
-          <w:sz w:val="21"/>
-        </w:rPr>
-        <w:t>2024-07-01]. https://docs.anthropic.com/en/docs/about-claude/model-card.</w:t>
+        <w:t>[3] Anthropic. Claude 3.5 sonnet model card[EB/OL]. (2024-06-20)[2024-07-01]. https://docs.anthropic.com/en/docs/about-claude/model-card.</w:t>
       </w:r>
     </w:p>
     <w:p>
@@ -16797,35 +17526,7 @@
         <w:rPr>
           <w:sz w:val="21"/>
         </w:rPr>
-        <w:t xml:space="preserve">[4] DeepSeek-AI. DeepSeek-V3 technical </w:t>
-      </w:r>
-      <w:proofErr w:type="gramStart"/>
-      <w:r>
-        <w:rPr>
-          <w:sz w:val="21"/>
-        </w:rPr>
-        <w:t>report[</w:t>
-      </w:r>
-      <w:proofErr w:type="gramEnd"/>
-      <w:r>
-        <w:rPr>
-          <w:sz w:val="21"/>
-        </w:rPr>
-        <w:t>EB/OL]. (2024-12-</w:t>
-      </w:r>
-      <w:proofErr w:type="gramStart"/>
-      <w:r>
-        <w:rPr>
-          <w:sz w:val="21"/>
-        </w:rPr>
-        <w:t>27)[</w:t>
-      </w:r>
-      <w:proofErr w:type="gramEnd"/>
-      <w:r>
-        <w:rPr>
-          <w:sz w:val="21"/>
-        </w:rPr>
-        <w:t>2025-01-10]. https://arxiv.org/abs/2412.19437.</w:t>
+        <w:t>[4] DeepSeek-AI. DeepSeek-V3 technical report[EB/OL]. (2024-12-27)[2025-01-10]. https://arxiv.org/abs/2412.19437.</w:t>
       </w:r>
     </w:p>
     <w:p>
@@ -16836,7 +17537,21 @@
         <w:rPr>
           <w:sz w:val="21"/>
         </w:rPr>
-        <w:t>[5] Yao S, Zhao J, Yu D, et al. ReAct: synergizing reasoning and acting in language models[C]//International Conference on Learning Representations. 2023.</w:t>
+        <w:t xml:space="preserve">[5] Yao S, Zhao J, Yu D, et al. </w:t>
+      </w:r>
+      <w:proofErr w:type="spellStart"/>
+      <w:r>
+        <w:rPr>
+          <w:sz w:val="21"/>
+        </w:rPr>
+        <w:t>ReAct</w:t>
+      </w:r>
+      <w:proofErr w:type="spellEnd"/>
+      <w:r>
+        <w:rPr>
+          <w:sz w:val="21"/>
+        </w:rPr>
+        <w:t>: synergizing reasoning and acting in language models[C]//International Conference on Learning Representations. 2023.</w:t>
       </w:r>
     </w:p>
     <w:p>
@@ -16847,49 +17562,7 @@
         <w:rPr>
           <w:sz w:val="21"/>
         </w:rPr>
-        <w:t xml:space="preserve">[6] Xi Z, Chen W, Guo X, et al. The rise and potential of large language </w:t>
-      </w:r>
-      <w:proofErr w:type="gramStart"/>
-      <w:r>
-        <w:rPr>
-          <w:sz w:val="21"/>
-        </w:rPr>
-        <w:t>model based</w:t>
-      </w:r>
-      <w:proofErr w:type="gramEnd"/>
-      <w:r>
-        <w:rPr>
-          <w:sz w:val="21"/>
-        </w:rPr>
-        <w:t xml:space="preserve"> agents: a </w:t>
-      </w:r>
-      <w:proofErr w:type="gramStart"/>
-      <w:r>
-        <w:rPr>
-          <w:sz w:val="21"/>
-        </w:rPr>
-        <w:t>survey[</w:t>
-      </w:r>
-      <w:proofErr w:type="gramEnd"/>
-      <w:r>
-        <w:rPr>
-          <w:sz w:val="21"/>
-        </w:rPr>
-        <w:t>EB/OL]. (2023-09-</w:t>
-      </w:r>
-      <w:proofErr w:type="gramStart"/>
-      <w:r>
-        <w:rPr>
-          <w:sz w:val="21"/>
-        </w:rPr>
-        <w:t>14)[</w:t>
-      </w:r>
-      <w:proofErr w:type="gramEnd"/>
-      <w:r>
-        <w:rPr>
-          <w:sz w:val="21"/>
-        </w:rPr>
-        <w:t>2024-03-20]. https://arxiv.org/abs/2309.07864.</w:t>
+        <w:t>[6] Xi Z, Chen W, Guo X, et al. The rise and potential of large language model based agents: a survey[EB/OL]. (2023-09-14)[2024-03-20]. https://arxiv.org/abs/2309.07864.</w:t>
       </w:r>
     </w:p>
     <w:p>
@@ -16922,35 +17595,21 @@
         <w:rPr>
           <w:sz w:val="21"/>
         </w:rPr>
-        <w:t xml:space="preserve">[9] MongoDB Inc. LiteLLM: a lightweight library to call 100+ LLM </w:t>
-      </w:r>
-      <w:proofErr w:type="gramStart"/>
+        <w:t xml:space="preserve">[9] MongoDB Inc. </w:t>
+      </w:r>
+      <w:proofErr w:type="spellStart"/>
       <w:r>
         <w:rPr>
           <w:sz w:val="21"/>
         </w:rPr>
-        <w:t>APIs[</w:t>
-      </w:r>
-      <w:proofErr w:type="gramEnd"/>
+        <w:t>LiteLLM</w:t>
+      </w:r>
+      <w:proofErr w:type="spellEnd"/>
       <w:r>
         <w:rPr>
           <w:sz w:val="21"/>
         </w:rPr>
-        <w:t>EB/OL]. (2023-10-</w:t>
-      </w:r>
-      <w:proofErr w:type="gramStart"/>
-      <w:r>
-        <w:rPr>
-          <w:sz w:val="21"/>
-        </w:rPr>
-        <w:t>01)[</w:t>
-      </w:r>
-      <w:proofErr w:type="gramEnd"/>
-      <w:r>
-        <w:rPr>
-          <w:sz w:val="21"/>
-        </w:rPr>
-        <w:t>2025-03-15]. https://github.com/BerriAI/litellm.</w:t>
+        <w:t>: a lightweight library to call 100+ LLM APIs[EB/OL]. (2023-10-01)[2025-03-15]. https://github.com/BerriAI/litellm.</w:t>
       </w:r>
     </w:p>
     <w:p>
@@ -16961,49 +17620,7 @@
         <w:rPr>
           <w:sz w:val="21"/>
         </w:rPr>
-        <w:t xml:space="preserve">[10] Montgomerie A. Rich: </w:t>
-      </w:r>
-      <w:proofErr w:type="gramStart"/>
-      <w:r>
-        <w:rPr>
-          <w:sz w:val="21"/>
-        </w:rPr>
-        <w:t>a</w:t>
-      </w:r>
-      <w:proofErr w:type="gramEnd"/>
-      <w:r>
-        <w:rPr>
-          <w:sz w:val="21"/>
-        </w:rPr>
-        <w:t xml:space="preserve"> Python library for rich text and beautiful </w:t>
-      </w:r>
-      <w:proofErr w:type="gramStart"/>
-      <w:r>
-        <w:rPr>
-          <w:sz w:val="21"/>
-        </w:rPr>
-        <w:t>formatting[</w:t>
-      </w:r>
-      <w:proofErr w:type="gramEnd"/>
-      <w:r>
-        <w:rPr>
-          <w:sz w:val="21"/>
-        </w:rPr>
-        <w:t>EB/OL]. (2020-05-</w:t>
-      </w:r>
-      <w:proofErr w:type="gramStart"/>
-      <w:r>
-        <w:rPr>
-          <w:sz w:val="21"/>
-        </w:rPr>
-        <w:t>01)[</w:t>
-      </w:r>
-      <w:proofErr w:type="gramEnd"/>
-      <w:r>
-        <w:rPr>
-          <w:sz w:val="21"/>
-        </w:rPr>
-        <w:t>2025-03-15]. https://github.com/Textualize/rich.</w:t>
+        <w:t>[10] Montgomerie A. Rich: a Python library for rich text and beautiful formatting[EB/OL]. (2020-05-01)[2025-03-15]. https://github.com/Textualize/rich.</w:t>
       </w:r>
     </w:p>
     <w:p>
@@ -17014,35 +17631,21 @@
         <w:rPr>
           <w:sz w:val="21"/>
         </w:rPr>
-        <w:t xml:space="preserve">[11] Slavin R, Hosseini R. prompt_toolkit: a library for building powerful interactive command lines in </w:t>
-      </w:r>
-      <w:proofErr w:type="gramStart"/>
+        <w:t xml:space="preserve">[11] Slavin R, Hosseini R. </w:t>
+      </w:r>
+      <w:proofErr w:type="spellStart"/>
       <w:r>
         <w:rPr>
           <w:sz w:val="21"/>
         </w:rPr>
-        <w:t>Python[</w:t>
-      </w:r>
-      <w:proofErr w:type="gramEnd"/>
+        <w:t>prompt_toolkit</w:t>
+      </w:r>
+      <w:proofErr w:type="spellEnd"/>
       <w:r>
         <w:rPr>
           <w:sz w:val="21"/>
         </w:rPr>
-        <w:t>EB/OL]. (2014-01-</w:t>
-      </w:r>
-      <w:proofErr w:type="gramStart"/>
-      <w:r>
-        <w:rPr>
-          <w:sz w:val="21"/>
-        </w:rPr>
-        <w:t>01)[</w:t>
-      </w:r>
-      <w:proofErr w:type="gramEnd"/>
-      <w:r>
-        <w:rPr>
-          <w:sz w:val="21"/>
-        </w:rPr>
-        <w:t>2025-03-15]. https://github.com/prompt-toolkit/python-prompt-toolkit.</w:t>
+        <w:t>: a library for building powerful interactive command lines in Python[EB/OL]. (2014-01-01)[2025-03-15]. https://github.com/prompt-toolkit/python-prompt-toolkit.</w:t>
       </w:r>
     </w:p>
     <w:p>
@@ -17064,21 +17667,21 @@
         <w:rPr>
           <w:sz w:val="21"/>
         </w:rPr>
-        <w:t>[13] Python Software Foundation. asyncio — Asynchronous I/O[EB/OL]. (2024-01-</w:t>
-      </w:r>
-      <w:proofErr w:type="gramStart"/>
+        <w:t xml:space="preserve">[13] Python Software Foundation. </w:t>
+      </w:r>
+      <w:proofErr w:type="spellStart"/>
       <w:r>
         <w:rPr>
           <w:sz w:val="21"/>
         </w:rPr>
-        <w:t>01)[</w:t>
-      </w:r>
-      <w:proofErr w:type="gramEnd"/>
+        <w:t>asyncio</w:t>
+      </w:r>
+      <w:proofErr w:type="spellEnd"/>
       <w:r>
         <w:rPr>
           <w:sz w:val="21"/>
         </w:rPr>
-        <w:t>2025-03-15]. https://docs.python.org/3/library/asyncio.html.</w:t>
+        <w:t xml:space="preserve"> — Asynchronous I/O[EB/OL]. (2024-01-01)[2025-03-15]. https://docs.python.org/3/library/asyncio.html.</w:t>
       </w:r>
     </w:p>
     <w:p>
@@ -17089,35 +17692,35 @@
         <w:rPr>
           <w:sz w:val="21"/>
         </w:rPr>
-        <w:t xml:space="preserve">[14] FastAPI. FastAPI framework, high performance, easy to learn, fast to code, ready for </w:t>
-      </w:r>
-      <w:proofErr w:type="gramStart"/>
+        <w:t xml:space="preserve">[14] </w:t>
+      </w:r>
+      <w:proofErr w:type="spellStart"/>
       <w:r>
         <w:rPr>
           <w:sz w:val="21"/>
         </w:rPr>
-        <w:t>production[</w:t>
-      </w:r>
-      <w:proofErr w:type="gramEnd"/>
+        <w:t>FastAPI</w:t>
+      </w:r>
+      <w:proofErr w:type="spellEnd"/>
       <w:r>
         <w:rPr>
           <w:sz w:val="21"/>
         </w:rPr>
-        <w:t>EB/OL]. (2024-01-</w:t>
-      </w:r>
-      <w:proofErr w:type="gramStart"/>
+        <w:t xml:space="preserve">. </w:t>
+      </w:r>
+      <w:proofErr w:type="spellStart"/>
       <w:r>
         <w:rPr>
           <w:sz w:val="21"/>
         </w:rPr>
-        <w:t>01)[</w:t>
-      </w:r>
-      <w:proofErr w:type="gramEnd"/>
+        <w:t>FastAPI</w:t>
+      </w:r>
+      <w:proofErr w:type="spellEnd"/>
       <w:r>
         <w:rPr>
           <w:sz w:val="21"/>
         </w:rPr>
-        <w:t>2025-03-15]. https://fastapi.tiangolo.com/.</w:t>
+        <w:t xml:space="preserve"> framework, high performance, easy to learn, fast to code, ready for production[EB/OL]. (2024-01-01)[2025-03-15]. https://fastapi.tiangolo.com/.</w:t>
       </w:r>
     </w:p>
     <w:p>
@@ -17131,35 +17734,21 @@
         <w:rPr>
           <w:sz w:val="21"/>
         </w:rPr>
-        <w:t xml:space="preserve">[15] SchemaOrg. JSON Schema: a vocabulary that allows you to annotate and validate JSON </w:t>
-      </w:r>
-      <w:proofErr w:type="gramStart"/>
+        <w:t xml:space="preserve">[15] </w:t>
+      </w:r>
+      <w:proofErr w:type="spellStart"/>
       <w:r>
         <w:rPr>
           <w:sz w:val="21"/>
         </w:rPr>
-        <w:t>documents[</w:t>
-      </w:r>
-      <w:proofErr w:type="gramEnd"/>
+        <w:t>SchemaOrg</w:t>
+      </w:r>
+      <w:proofErr w:type="spellEnd"/>
       <w:r>
         <w:rPr>
           <w:sz w:val="21"/>
         </w:rPr>
-        <w:t>EB/OL]. (2024-01-</w:t>
-      </w:r>
-      <w:proofErr w:type="gramStart"/>
-      <w:r>
-        <w:rPr>
-          <w:sz w:val="21"/>
-        </w:rPr>
-        <w:t>01)[</w:t>
-      </w:r>
-      <w:proofErr w:type="gramEnd"/>
-      <w:r>
-        <w:rPr>
-          <w:sz w:val="21"/>
-        </w:rPr>
-        <w:t>2025-03-15]. https://json-schema.org/.</w:t>
+        <w:t>. JSON Schema: a vocabulary that allows you to annotate and validate JSON documents[EB/OL]. (2024-01-01)[2025-03-15]. https://json-schema.org/.</w:t>
       </w:r>
     </w:p>
     <w:p>
@@ -17173,21 +17762,8 @@
         <w:rPr>
           <w:sz w:val="21"/>
         </w:rPr>
-        <w:t>[16] OpenAI. Introducing GPT-5[EB/OL]. (2025-08-</w:t>
-      </w:r>
-      <w:proofErr w:type="gramStart"/>
-      <w:r>
-        <w:rPr>
-          <w:sz w:val="21"/>
-        </w:rPr>
-        <w:t>07)[</w:t>
-      </w:r>
-      <w:proofErr w:type="gramEnd"/>
-      <w:r>
-        <w:rPr>
-          <w:sz w:val="21"/>
-        </w:rPr>
-        <w:t>2025-10-01]. https://openai.com/index/introducing-gpt-5.</w:t>
+        <w:lastRenderedPageBreak/>
+        <w:t>[16] OpenAI. Introducing GPT-5[EB/OL]. (2025-08-07)[2025-10-01]. https://openai.com/index/introducing-gpt-5.</w:t>
       </w:r>
     </w:p>
     <w:p>
@@ -17201,22 +17777,7 @@
         <w:rPr>
           <w:sz w:val="21"/>
         </w:rPr>
-        <w:lastRenderedPageBreak/>
-        <w:t>[17] Anthropic. Introducing Claude Opus 4 and Claude Sonnet 4[EB/OL]. (2025-05-</w:t>
-      </w:r>
-      <w:proofErr w:type="gramStart"/>
-      <w:r>
-        <w:rPr>
-          <w:sz w:val="21"/>
-        </w:rPr>
-        <w:t>22)[</w:t>
-      </w:r>
-      <w:proofErr w:type="gramEnd"/>
-      <w:r>
-        <w:rPr>
-          <w:sz w:val="21"/>
-        </w:rPr>
-        <w:t>2025-06-01]. https://www.anthropic.com/news/claude-4.</w:t>
+        <w:t>[17] Anthropic. Introducing Claude Opus 4 and Claude Sonnet 4[EB/OL]. (2025-05-22)[2025-06-01]. https://www.anthropic.com/news/claude-4.</w:t>
       </w:r>
     </w:p>
     <w:p>
@@ -17230,35 +17791,7 @@
         <w:rPr>
           <w:sz w:val="21"/>
         </w:rPr>
-        <w:t xml:space="preserve">[18] DeepSeek-AI. DeepSeek-V4 technical </w:t>
-      </w:r>
-      <w:proofErr w:type="gramStart"/>
-      <w:r>
-        <w:rPr>
-          <w:sz w:val="21"/>
-        </w:rPr>
-        <w:t>report[</w:t>
-      </w:r>
-      <w:proofErr w:type="gramEnd"/>
-      <w:r>
-        <w:rPr>
-          <w:sz w:val="21"/>
-        </w:rPr>
-        <w:t>EB/OL]. (2026-04-</w:t>
-      </w:r>
-      <w:proofErr w:type="gramStart"/>
-      <w:r>
-        <w:rPr>
-          <w:sz w:val="21"/>
-        </w:rPr>
-        <w:t>24)[</w:t>
-      </w:r>
-      <w:proofErr w:type="gramEnd"/>
-      <w:r>
-        <w:rPr>
-          <w:sz w:val="21"/>
-        </w:rPr>
-        <w:t>2026-05-01]. https://api-docs.deepseek.com/updates.</w:t>
+        <w:t>[18] DeepSeek-AI. DeepSeek-V4 technical report[EB/OL]. (2026-04-24)[2026-05-01]. https://api-docs.deepseek.com/updates.</w:t>
       </w:r>
     </w:p>
     <w:p>
@@ -17272,35 +17805,7 @@
         <w:rPr>
           <w:sz w:val="21"/>
         </w:rPr>
-        <w:t xml:space="preserve">[19] DeepSeek-AI. DeepSeek-R1: incentivizing reasoning capability in LLMs via reinforcement </w:t>
-      </w:r>
-      <w:proofErr w:type="gramStart"/>
-      <w:r>
-        <w:rPr>
-          <w:sz w:val="21"/>
-        </w:rPr>
-        <w:t>learning[</w:t>
-      </w:r>
-      <w:proofErr w:type="gramEnd"/>
-      <w:r>
-        <w:rPr>
-          <w:sz w:val="21"/>
-        </w:rPr>
-        <w:t>EB/OL]. (2025-01-</w:t>
-      </w:r>
-      <w:proofErr w:type="gramStart"/>
-      <w:r>
-        <w:rPr>
-          <w:sz w:val="21"/>
-        </w:rPr>
-        <w:t>20)[</w:t>
-      </w:r>
-      <w:proofErr w:type="gramEnd"/>
-      <w:r>
-        <w:rPr>
-          <w:sz w:val="21"/>
-        </w:rPr>
-        <w:t>2025-03-01]. https://arxiv.org/abs/2501.12948.</w:t>
+        <w:t>[19] DeepSeek-AI. DeepSeek-R1: incentivizing reasoning capability in LLMs via reinforcement learning[EB/OL]. (2025-01-20)[2025-03-01]. https://arxiv.org/abs/2501.12948.</w:t>
       </w:r>
     </w:p>
     <w:p>
@@ -17311,35 +17816,7 @@
         <w:rPr>
           <w:sz w:val="21"/>
         </w:rPr>
-        <w:t>[20] OpenAI. Introducing OpenAI o3 and o4-</w:t>
-      </w:r>
-      <w:proofErr w:type="gramStart"/>
-      <w:r>
-        <w:rPr>
-          <w:sz w:val="21"/>
-        </w:rPr>
-        <w:t>mini[</w:t>
-      </w:r>
-      <w:proofErr w:type="gramEnd"/>
-      <w:r>
-        <w:rPr>
-          <w:sz w:val="21"/>
-        </w:rPr>
-        <w:t>EB/OL]. (2025-04-</w:t>
-      </w:r>
-      <w:proofErr w:type="gramStart"/>
-      <w:r>
-        <w:rPr>
-          <w:sz w:val="21"/>
-        </w:rPr>
-        <w:t>16)[</w:t>
-      </w:r>
-      <w:proofErr w:type="gramEnd"/>
-      <w:r>
-        <w:rPr>
-          <w:sz w:val="21"/>
-        </w:rPr>
-        <w:t>2025-05-01]. https://openai.com/index/introducing-o3-and-o4-mini.</w:t>
+        <w:t>[20] OpenAI. Introducing OpenAI o3 and o4-mini[EB/OL]. (2025-04-16)[2025-05-01]. https://openai.com/index/introducing-o3-and-o4-mini.</w:t>
       </w:r>
     </w:p>
     <w:p/>
@@ -17779,6 +18256,7 @@
         <w:sz w:val="21"/>
       </w:rPr>
     </w:pPr>
+    <w:proofErr w:type="spellStart"/>
     <w:r>
       <w:rPr>
         <w:rFonts w:ascii="宋体" w:hAnsi="宋体"/>
@@ -17786,6 +18264,7 @@
       </w:rPr>
       <w:t>创新实践设计报告</w:t>
     </w:r>
+    <w:proofErr w:type="spellEnd"/>
   </w:p>
 </w:hdr>
 </file>
